--- a/site/downloads/handbook-D3.docx
+++ b/site/downloads/handbook-D3.docx
@@ -227,7 +227,17 @@
           <w:p>
             <w:pPr>
               <w:spacing w:before="0" w:after="0" w:line="240" w:lineRule="auto"/>
+              <w:ind w:left="567" w:hanging="567"/>
             </w:pPr>
+            <w:r>
+              <w:rPr>
+                <w:rFonts w:ascii="Consolas" w:hAnsi="Consolas" w:eastAsia="Consolas"/>
+                <w:b w:val="0"/>
+                <w:color w:val="5B6875"/>
+                <w:sz w:val="16"/>
+              </w:rPr>
+              <w:t xml:space="preserve">   1  </w:t>
+            </w:r>
             <w:r>
               <w:rPr>
                 <w:rFonts w:ascii="Consolas" w:hAnsi="Consolas" w:eastAsia="Consolas"/>
@@ -240,7 +250,17 @@
           <w:p>
             <w:pPr>
               <w:spacing w:before="0" w:after="0" w:line="240" w:lineRule="auto"/>
+              <w:ind w:left="567" w:hanging="567"/>
             </w:pPr>
+            <w:r>
+              <w:rPr>
+                <w:rFonts w:ascii="Consolas" w:hAnsi="Consolas" w:eastAsia="Consolas"/>
+                <w:b w:val="0"/>
+                <w:color w:val="5B6875"/>
+                <w:sz w:val="16"/>
+              </w:rPr>
+              <w:t xml:space="preserve">   2  </w:t>
+            </w:r>
             <w:r>
               <w:rPr>
                 <w:rFonts w:ascii="Consolas" w:hAnsi="Consolas" w:eastAsia="Consolas"/>
@@ -253,7 +273,17 @@
           <w:p>
             <w:pPr>
               <w:spacing w:before="0" w:after="0" w:line="240" w:lineRule="auto"/>
+              <w:ind w:left="567" w:hanging="567"/>
             </w:pPr>
+            <w:r>
+              <w:rPr>
+                <w:rFonts w:ascii="Consolas" w:hAnsi="Consolas" w:eastAsia="Consolas"/>
+                <w:b w:val="0"/>
+                <w:color w:val="5B6875"/>
+                <w:sz w:val="16"/>
+              </w:rPr>
+              <w:t xml:space="preserve">   3  </w:t>
+            </w:r>
             <w:r>
               <w:rPr>
                 <w:rFonts w:ascii="Consolas" w:hAnsi="Consolas" w:eastAsia="Consolas"/>
@@ -266,7 +296,17 @@
           <w:p>
             <w:pPr>
               <w:spacing w:before="0" w:after="0" w:line="240" w:lineRule="auto"/>
+              <w:ind w:left="567" w:hanging="567"/>
             </w:pPr>
+            <w:r>
+              <w:rPr>
+                <w:rFonts w:ascii="Consolas" w:hAnsi="Consolas" w:eastAsia="Consolas"/>
+                <w:b w:val="0"/>
+                <w:color w:val="5B6875"/>
+                <w:sz w:val="16"/>
+              </w:rPr>
+              <w:t xml:space="preserve">   4  </w:t>
+            </w:r>
             <w:r>
               <w:rPr>
                 <w:rFonts w:ascii="Consolas" w:hAnsi="Consolas" w:eastAsia="Consolas"/>
@@ -422,7 +462,17 @@
           <w:p>
             <w:pPr>
               <w:spacing w:before="0" w:after="0" w:line="240" w:lineRule="auto"/>
+              <w:ind w:left="567" w:hanging="567"/>
             </w:pPr>
+            <w:r>
+              <w:rPr>
+                <w:rFonts w:ascii="Consolas" w:hAnsi="Consolas" w:eastAsia="Consolas"/>
+                <w:b w:val="0"/>
+                <w:color w:val="5B6875"/>
+                <w:sz w:val="16"/>
+              </w:rPr>
+              <w:t xml:space="preserve">   1  </w:t>
+            </w:r>
             <w:r>
               <w:rPr>
                 <w:rFonts w:ascii="Consolas" w:hAnsi="Consolas" w:eastAsia="Consolas"/>
@@ -502,7 +552,17 @@
           <w:p>
             <w:pPr>
               <w:spacing w:before="0" w:after="0" w:line="240" w:lineRule="auto"/>
+              <w:ind w:left="567" w:hanging="567"/>
             </w:pPr>
+            <w:r>
+              <w:rPr>
+                <w:rFonts w:ascii="Consolas" w:hAnsi="Consolas" w:eastAsia="Consolas"/>
+                <w:b w:val="0"/>
+                <w:color w:val="5B6875"/>
+                <w:sz w:val="16"/>
+              </w:rPr>
+              <w:t xml:space="preserve">   1  </w:t>
+            </w:r>
             <w:r>
               <w:rPr>
                 <w:rFonts w:ascii="Consolas" w:hAnsi="Consolas" w:eastAsia="Consolas"/>
@@ -2556,9 +2616,6 @@
       </w:r>
     </w:p>
     <w:p>
-      <w:pPr>
-        <w:pStyle w:val="ListBullet"/>
-      </w:pPr>
       <w:r>
         <w:rPr>
           <w:b w:val="0"/>
@@ -2568,9 +2625,6 @@
       </w:r>
     </w:p>
     <w:p>
-      <w:pPr>
-        <w:pStyle w:val="ListBullet"/>
-      </w:pPr>
       <w:r>
         <w:rPr>
           <w:b w:val="0"/>
@@ -2580,9 +2634,6 @@
       </w:r>
     </w:p>
     <w:p>
-      <w:pPr>
-        <w:pStyle w:val="ListBullet"/>
-      </w:pPr>
       <w:r>
         <w:rPr>
           <w:b w:val="0"/>
@@ -2592,9 +2643,6 @@
       </w:r>
     </w:p>
     <w:p>
-      <w:pPr>
-        <w:pStyle w:val="ListBullet"/>
-      </w:pPr>
       <w:r>
         <w:rPr>
           <w:b w:val="0"/>
@@ -2619,9 +2667,6 @@
       </w:r>
     </w:p>
     <w:p>
-      <w:pPr>
-        <w:pStyle w:val="ListBullet"/>
-      </w:pPr>
       <w:r>
         <w:rPr>
           <w:b w:val="0"/>
@@ -2631,9 +2676,6 @@
       </w:r>
     </w:p>
     <w:p>
-      <w:pPr>
-        <w:pStyle w:val="ListBullet"/>
-      </w:pPr>
       <w:r>
         <w:rPr>
           <w:b w:val="0"/>
@@ -2643,9 +2685,6 @@
       </w:r>
     </w:p>
     <w:p>
-      <w:pPr>
-        <w:pStyle w:val="ListBullet"/>
-      </w:pPr>
       <w:r>
         <w:rPr>
           <w:b w:val="0"/>
@@ -2655,9 +2694,6 @@
       </w:r>
     </w:p>
     <w:p>
-      <w:pPr>
-        <w:pStyle w:val="ListBullet"/>
-      </w:pPr>
       <w:r>
         <w:rPr>
           <w:b w:val="0"/>
@@ -2667,9 +2703,6 @@
       </w:r>
     </w:p>
     <w:p>
-      <w:pPr>
-        <w:pStyle w:val="ListBullet"/>
-      </w:pPr>
       <w:r>
         <w:rPr>
           <w:b w:val="0"/>
@@ -2679,9 +2712,6 @@
       </w:r>
     </w:p>
     <w:p>
-      <w:pPr>
-        <w:pStyle w:val="ListBullet"/>
-      </w:pPr>
       <w:r>
         <w:rPr>
           <w:b w:val="0"/>

--- a/site/downloads/handbook-D3.docx
+++ b/site/downloads/handbook-D3.docx
@@ -1753,7 +1753,52 @@
           <w:b w:val="0"/>
           <w:i w:val="0"/>
         </w:rPr>
-        <w:t>Starter code:</w:t>
+        <w:t>Your code must pass these checks:</w:t>
+      </w:r>
+    </w:p>
+    <w:p>
+      <w:pPr>
+        <w:pStyle w:val="ListBullet"/>
+      </w:pPr>
+      <w:r>
+        <w:rPr>
+          <w:b w:val="0"/>
+          <w:i w:val="0"/>
+        </w:rPr>
+        <w:t>Raise ValueError listing duplicated keys in sorted order, like ['N', 'W'].</w:t>
+      </w:r>
+    </w:p>
+    <w:p>
+      <w:pPr>
+        <w:pStyle w:val="ListBullet"/>
+      </w:pPr>
+      <w:r>
+        <w:rPr>
+          <w:b w:val="0"/>
+          <w:i w:val="0"/>
+        </w:rPr>
+        <w:t>pandas matches null keys to each other. Drop null keys from the lookup so a null fact key gets no name.</w:t>
+      </w:r>
+    </w:p>
+    <w:p>
+      <w:pPr>
+        <w:pStyle w:val="ListBullet"/>
+      </w:pPr>
+      <w:r>
+        <w:rPr>
+          <w:b w:val="0"/>
+          <w:i w:val="0"/>
+        </w:rPr>
+        <w:t>Return one row per fact row, in the original order.</w:t>
+      </w:r>
+    </w:p>
+    <w:p>
+      <w:r>
+        <w:rPr>
+          <w:b w:val="0"/>
+          <w:i w:val="0"/>
+        </w:rPr>
+        <w:t>Shape of the answer. The reference solution defines these names. Write the bodies yourself.</w:t>
       </w:r>
     </w:p>
     <w:tbl>
@@ -1791,7 +1836,7 @@
                 <w:b w:val="0"/>
                 <w:sz w:val="16"/>
               </w:rPr>
-              <w:t>import pandas as pd</w:t>
+              <w:t># Left join that keeps the grain of facts.</w:t>
             </w:r>
           </w:p>
           <w:p>
@@ -1814,7 +1859,7 @@
                 <w:b w:val="0"/>
                 <w:sz w:val="16"/>
               </w:rPr>
-              <w:t xml:space="preserve"> </w:t>
+              <w:t>def safe_left_join(</w:t>
             </w:r>
           </w:p>
           <w:p>
@@ -1837,7 +1882,7 @@
                 <w:b w:val="0"/>
                 <w:sz w:val="16"/>
               </w:rPr>
-              <w:t xml:space="preserve"> </w:t>
+              <w:t xml:space="preserve">    facts: pd.DataFrame,</w:t>
             </w:r>
           </w:p>
           <w:p>
@@ -1860,7 +1905,7 @@
                 <w:b w:val="0"/>
                 <w:sz w:val="16"/>
               </w:rPr>
-              <w:t>def safe_left_join(facts, lookup, key):</w:t>
+              <w:t xml:space="preserve">    lookup: pd.DataFrame,</w:t>
             </w:r>
           </w:p>
           <w:p>
@@ -1883,7 +1928,30 @@
                 <w:b w:val="0"/>
                 <w:sz w:val="16"/>
               </w:rPr>
-              <w:t xml:space="preserve">    return facts.merge(lookup, on=key, how="left")</w:t>
+              <w:t xml:space="preserve">    key: str,</w:t>
+            </w:r>
+          </w:p>
+          <w:p>
+            <w:pPr>
+              <w:spacing w:before="0" w:after="0" w:line="240" w:lineRule="auto"/>
+              <w:ind w:left="567" w:hanging="567"/>
+            </w:pPr>
+            <w:r>
+              <w:rPr>
+                <w:rFonts w:ascii="Consolas" w:hAnsi="Consolas" w:eastAsia="Consolas"/>
+                <w:b w:val="0"/>
+                <w:color w:val="5B6875"/>
+                <w:sz w:val="16"/>
+              </w:rPr>
+              <w:t xml:space="preserve">   6  </w:t>
+            </w:r>
+            <w:r>
+              <w:rPr>
+                <w:rFonts w:ascii="Consolas" w:hAnsi="Consolas" w:eastAsia="Consolas"/>
+                <w:b w:val="0"/>
+                <w:sz w:val="16"/>
+              </w:rPr>
+              <w:t>) -&gt; pd.DataFrame: ...</w:t>
             </w:r>
           </w:p>
         </w:tc>
@@ -1891,35 +1959,12 @@
     </w:tbl>
     <w:p/>
     <w:p>
-      <w:pPr>
-        <w:pStyle w:val="Heading5"/>
-      </w:pPr>
-      <w:r>
-        <w:t>Exercise 5. Spot the bug (level 3)</w:t>
-      </w:r>
-    </w:p>
-    <w:p>
-      <w:r>
-        <w:rPr>
-          <w:b w:val="0"/>
-          <w:i w:val="0"/>
-        </w:rPr>
-        <w:t>This step should remove test respondents (</w:t>
-      </w:r>
-      <w:r>
-        <w:rPr>
-          <w:rFonts w:ascii="Consolas" w:hAnsi="Consolas" w:eastAsia="Consolas"/>
-          <w:b w:val="0"/>
-          <w:sz w:val="19"/>
-        </w:rPr>
-        <w:t>panel == "test"</w:t>
-      </w:r>
-      <w:r>
-        <w:rPr>
-          <w:b w:val="0"/>
-          <w:i w:val="0"/>
-        </w:rPr>
-        <w:t>) and keep everyone else, including respondents with no panel recorded. 4% of real respondents vanish. Tap the line, then fix it.</w:t>
+      <w:r>
+        <w:rPr>
+          <w:b w:val="0"/>
+          <w:i w:val="0"/>
+        </w:rPr>
+        <w:t>Starter code:</w:t>
       </w:r>
     </w:p>
     <w:tbl>
@@ -1957,7 +2002,7 @@
                 <w:b w:val="0"/>
                 <w:sz w:val="16"/>
               </w:rPr>
-              <w:t>from pyspark.sql import functions as F</w:t>
+              <w:t>import pandas as pd</w:t>
             </w:r>
           </w:p>
           <w:p>
@@ -2003,7 +2048,7 @@
                 <w:b w:val="0"/>
                 <w:sz w:val="16"/>
               </w:rPr>
-              <w:t>live = respondents.filter(F.col("panel") != "test")</w:t>
+              <w:t xml:space="preserve"> </w:t>
             </w:r>
           </w:p>
           <w:p>
@@ -2026,7 +2071,30 @@
                 <w:b w:val="0"/>
                 <w:sz w:val="16"/>
               </w:rPr>
-              <w:t>live.write.mode("overwrite").saveAsTable("research_silver.nat_live")</w:t>
+              <w:t>def safe_left_join(facts, lookup, key):</w:t>
+            </w:r>
+          </w:p>
+          <w:p>
+            <w:pPr>
+              <w:spacing w:before="0" w:after="0" w:line="240" w:lineRule="auto"/>
+              <w:ind w:left="567" w:hanging="567"/>
+            </w:pPr>
+            <w:r>
+              <w:rPr>
+                <w:rFonts w:ascii="Consolas" w:hAnsi="Consolas" w:eastAsia="Consolas"/>
+                <w:b w:val="0"/>
+                <w:color w:val="5B6875"/>
+                <w:sz w:val="16"/>
+              </w:rPr>
+              <w:t xml:space="preserve">   5  </w:t>
+            </w:r>
+            <w:r>
+              <w:rPr>
+                <w:rFonts w:ascii="Consolas" w:hAnsi="Consolas" w:eastAsia="Consolas"/>
+                <w:b w:val="0"/>
+                <w:sz w:val="16"/>
+              </w:rPr>
+              <w:t xml:space="preserve">    return facts.merge(lookup, on=key, how="left")</w:t>
             </w:r>
           </w:p>
         </w:tc>
@@ -2034,705 +2102,35 @@
     </w:tbl>
     <w:p/>
     <w:p>
-      <w:r>
-        <w:rPr>
-          <w:b w:val="0"/>
-          <w:i/>
-        </w:rPr>
-        <w:t>Write down the line number of the bug. Then write the fix.</w:t>
+      <w:pPr>
+        <w:pStyle w:val="Heading5"/>
+      </w:pPr>
+      <w:r>
+        <w:t>Exercise 5. Spot the bug (level 3)</w:t>
       </w:r>
     </w:p>
     <w:p>
-      <w:pPr>
-        <w:pStyle w:val="Heading4"/>
-      </w:pPr>
-      <w:r>
-        <w:t>Sources</w:t>
-      </w:r>
-    </w:p>
-    <w:p>
-      <w:pPr>
-        <w:pStyle w:val="ListBullet"/>
-      </w:pPr>
-      <w:r>
-        <w:rPr>
-          <w:b w:val="0"/>
-          <w:i w:val="0"/>
-        </w:rPr>
-        <w:t>pandas 3.0.2: validate='many_to_one' raises MergeError 'Merge keys are not unique in right dataset; not a many-to-one merge'; != keeps missing values; merge matches null keys. (verified: Local run on pandas 3.0.2 (Pyodide pin), September 2026.)</w:t>
-      </w:r>
-    </w:p>
-    <w:p>
-      <w:pPr>
-        <w:pStyle w:val="ListBullet"/>
-      </w:pPr>
-      <w:r>
-        <w:rPr>
-          <w:b w:val="0"/>
-          <w:i w:val="0"/>
-        </w:rPr>
-        <w:t>PySpark 4.0.4: != filter drops nulls; eqNullSafe keeps them when negated; null join keys do not match; NOT IN with a null in the subquery returns no rows; NOT EXISTS and left_anti do not. (verified: Local run on PySpark 4.0.4, September 2026.)</w:t>
-      </w:r>
-    </w:p>
-    <w:p>
-      <w:pPr>
-        <w:pStyle w:val="Heading3"/>
-      </w:pPr>
-      <w:r>
-        <w:t>D3-L2 Type coercion and timezone drift</w:t>
-      </w:r>
-    </w:p>
-    <w:p>
-      <w:pPr>
-        <w:pStyle w:val="Heading4"/>
-      </w:pPr>
-      <w:r>
-        <w:t>Concept</w:t>
-      </w:r>
-    </w:p>
-    <w:p>
-      <w:r>
-        <w:rPr>
-          <w:b w:val="0"/>
-          <w:i w:val="0"/>
-        </w:rPr>
-        <w:t>Two more silent errors: values that change type, and times that change meaning with the zone.</w:t>
-      </w:r>
-    </w:p>
-    <w:p>
-      <w:r>
-        <w:rPr>
-          <w:b/>
-          <w:i w:val="0"/>
-        </w:rPr>
-        <w:t>Type coercion.</w:t>
-      </w:r>
-      <w:r>
-        <w:rPr>
-          <w:b w:val="0"/>
-          <w:i w:val="0"/>
-        </w:rPr>
-        <w:t xml:space="preserve"> Checked on pandas 3.0.2, PySpark 4.0.4 and Python 3.13:</w:t>
-      </w:r>
-    </w:p>
-    <w:p>
-      <w:pPr>
-        <w:pStyle w:val="ListBullet"/>
-      </w:pPr>
+      <w:r>
+        <w:rPr>
+          <w:b w:val="0"/>
+          <w:i w:val="0"/>
+        </w:rPr>
+        <w:t>This step should remove test respondents (</w:t>
+      </w:r>
       <w:r>
         <w:rPr>
           <w:rFonts w:ascii="Consolas" w:hAnsi="Consolas" w:eastAsia="Consolas"/>
           <w:b w:val="0"/>
           <w:sz w:val="19"/>
         </w:rPr>
-        <w:t>pd.read_csv</w:t>
-      </w:r>
-      <w:r>
-        <w:rPr>
-          <w:b w:val="0"/>
-          <w:i w:val="0"/>
-        </w:rPr>
-        <w:t xml:space="preserve"> turns </w:t>
-      </w:r>
-      <w:r>
-        <w:rPr>
-          <w:rFonts w:ascii="Consolas" w:hAnsi="Consolas" w:eastAsia="Consolas"/>
-          <w:b w:val="0"/>
-          <w:sz w:val="19"/>
-        </w:rPr>
-        <w:t>respondent_id</w:t>
-      </w:r>
-      <w:r>
-        <w:rPr>
-          <w:b w:val="0"/>
-          <w:i w:val="0"/>
-        </w:rPr>
-        <w:t xml:space="preserve"> </w:t>
-      </w:r>
-      <w:r>
-        <w:rPr>
-          <w:rFonts w:ascii="Consolas" w:hAnsi="Consolas" w:eastAsia="Consolas"/>
-          <w:b w:val="0"/>
-          <w:sz w:val="19"/>
-        </w:rPr>
-        <w:t>0123</w:t>
-      </w:r>
-      <w:r>
-        <w:rPr>
-          <w:b w:val="0"/>
-          <w:i w:val="0"/>
-        </w:rPr>
-        <w:t xml:space="preserve"> into the integer </w:t>
-      </w:r>
-      <w:r>
-        <w:rPr>
-          <w:rFonts w:ascii="Consolas" w:hAnsi="Consolas" w:eastAsia="Consolas"/>
-          <w:b w:val="0"/>
-          <w:sz w:val="19"/>
-        </w:rPr>
-        <w:t>123</w:t>
-      </w:r>
-      <w:r>
-        <w:rPr>
-          <w:b w:val="0"/>
-          <w:i w:val="0"/>
-        </w:rPr>
-        <w:t xml:space="preserve">. The leading zero is gone, and joins to the panel file fail. Pass </w:t>
-      </w:r>
-      <w:r>
-        <w:rPr>
-          <w:rFonts w:ascii="Consolas" w:hAnsi="Consolas" w:eastAsia="Consolas"/>
-          <w:b w:val="0"/>
-          <w:sz w:val="19"/>
-        </w:rPr>
-        <w:t>dtype={"respondent_id": "string"}</w:t>
-      </w:r>
-      <w:r>
-        <w:rPr>
-          <w:b w:val="0"/>
-          <w:i w:val="0"/>
-        </w:rPr>
-        <w:t xml:space="preserve"> for identifiers.</w:t>
-      </w:r>
-    </w:p>
-    <w:p>
-      <w:pPr>
-        <w:pStyle w:val="ListBullet"/>
-      </w:pPr>
-      <w:r>
-        <w:rPr>
-          <w:b w:val="0"/>
-          <w:i w:val="0"/>
-        </w:rPr>
-        <w:t xml:space="preserve">An integer column with one missing value becomes </w:t>
-      </w:r>
-      <w:r>
-        <w:rPr>
-          <w:rFonts w:ascii="Consolas" w:hAnsi="Consolas" w:eastAsia="Consolas"/>
-          <w:b w:val="0"/>
-          <w:sz w:val="19"/>
-        </w:rPr>
-        <w:t>float64</w:t>
-      </w:r>
-      <w:r>
-        <w:rPr>
-          <w:b w:val="0"/>
-          <w:i w:val="0"/>
-        </w:rPr>
-        <w:t xml:space="preserve"> in pandas. </w:t>
-      </w:r>
-      <w:r>
-        <w:rPr>
-          <w:rFonts w:ascii="Consolas" w:hAnsi="Consolas" w:eastAsia="Consolas"/>
-          <w:b w:val="0"/>
-          <w:sz w:val="19"/>
-        </w:rPr>
-        <w:t>1</w:t>
-      </w:r>
-      <w:r>
-        <w:rPr>
-          <w:b w:val="0"/>
-          <w:i w:val="0"/>
-        </w:rPr>
-        <w:t xml:space="preserve"> becomes </w:t>
-      </w:r>
-      <w:r>
-        <w:rPr>
-          <w:rFonts w:ascii="Consolas" w:hAnsi="Consolas" w:eastAsia="Consolas"/>
-          <w:b w:val="0"/>
-          <w:sz w:val="19"/>
-        </w:rPr>
-        <w:t>1.0</w:t>
-      </w:r>
-      <w:r>
-        <w:rPr>
-          <w:b w:val="0"/>
-          <w:i w:val="0"/>
-        </w:rPr>
-        <w:t xml:space="preserve">, and string keys built from it read </w:t>
-      </w:r>
-      <w:r>
-        <w:rPr>
-          <w:rFonts w:ascii="Consolas" w:hAnsi="Consolas" w:eastAsia="Consolas"/>
-          <w:b w:val="0"/>
-          <w:sz w:val="19"/>
-        </w:rPr>
-        <w:t>"1.0"</w:t>
-      </w:r>
-      <w:r>
-        <w:rPr>
-          <w:b w:val="0"/>
-          <w:i w:val="0"/>
-        </w:rPr>
-        <w:t>.</w:t>
-      </w:r>
-    </w:p>
-    <w:p>
-      <w:pPr>
-        <w:pStyle w:val="ListBullet"/>
-      </w:pPr>
-      <w:r>
-        <w:rPr>
-          <w:b w:val="0"/>
-          <w:i w:val="0"/>
-        </w:rPr>
-        <w:t xml:space="preserve">Strings sort as text: </w:t>
-      </w:r>
-      <w:r>
-        <w:rPr>
-          <w:rFonts w:ascii="Consolas" w:hAnsi="Consolas" w:eastAsia="Consolas"/>
-          <w:b w:val="0"/>
-          <w:sz w:val="19"/>
-        </w:rPr>
-        <w:t>sorted(["10", "9", "2"])</w:t>
-      </w:r>
-      <w:r>
-        <w:rPr>
-          <w:b w:val="0"/>
-          <w:i w:val="0"/>
-        </w:rPr>
-        <w:t xml:space="preserve"> gives </w:t>
-      </w:r>
-      <w:r>
-        <w:rPr>
-          <w:rFonts w:ascii="Consolas" w:hAnsi="Consolas" w:eastAsia="Consolas"/>
-          <w:b w:val="0"/>
-          <w:sz w:val="19"/>
-        </w:rPr>
-        <w:t>['10', '2', '9']</w:t>
-      </w:r>
-      <w:r>
-        <w:rPr>
-          <w:b w:val="0"/>
-          <w:i w:val="0"/>
-        </w:rPr>
-        <w:t>. Wave "W10" sorts before "W2". Pad your ids, or sort on a number.</w:t>
-      </w:r>
-    </w:p>
-    <w:p>
-      <w:pPr>
-        <w:pStyle w:val="ListBullet"/>
-      </w:pPr>
-      <w:r>
-        <w:rPr>
-          <w:b w:val="0"/>
-          <w:i w:val="0"/>
-        </w:rPr>
-        <w:t xml:space="preserve">Spark's </w:t>
-      </w:r>
-      <w:r>
-        <w:rPr>
-          <w:rFonts w:ascii="Consolas" w:hAnsi="Consolas" w:eastAsia="Consolas"/>
-          <w:b w:val="0"/>
-          <w:sz w:val="19"/>
-        </w:rPr>
-        <w:t>df.union(other)</w:t>
-      </w:r>
-      <w:r>
-        <w:rPr>
-          <w:b w:val="0"/>
-          <w:i w:val="0"/>
-        </w:rPr>
-        <w:t xml:space="preserve"> matches columns </w:t>
-      </w:r>
-      <w:r>
-        <w:rPr>
-          <w:b/>
-          <w:i w:val="0"/>
-        </w:rPr>
-        <w:t>by position</w:t>
-      </w:r>
-      <w:r>
-        <w:rPr>
-          <w:b w:val="0"/>
-          <w:i w:val="0"/>
-        </w:rPr>
-        <w:t xml:space="preserve">, not by name. A delivery with </w:t>
-      </w:r>
-      <w:r>
-        <w:rPr>
-          <w:rFonts w:ascii="Consolas" w:hAnsi="Consolas" w:eastAsia="Consolas"/>
-          <w:b w:val="0"/>
-          <w:sz w:val="19"/>
-        </w:rPr>
-        <w:t>wave_id</w:t>
-      </w:r>
-      <w:r>
-        <w:rPr>
-          <w:b w:val="0"/>
-          <w:i w:val="0"/>
-        </w:rPr>
-        <w:t xml:space="preserve"> and </w:t>
-      </w:r>
-      <w:r>
-        <w:rPr>
-          <w:rFonts w:ascii="Consolas" w:hAnsi="Consolas" w:eastAsia="Consolas"/>
-          <w:b w:val="0"/>
-          <w:sz w:val="19"/>
-        </w:rPr>
-        <w:t>respondent_id</w:t>
-      </w:r>
-      <w:r>
-        <w:rPr>
-          <w:b w:val="0"/>
-          <w:i w:val="0"/>
-        </w:rPr>
-        <w:t xml:space="preserve"> swapped unions without error, with the values in the wrong columns. Use </w:t>
-      </w:r>
-      <w:r>
-        <w:rPr>
-          <w:rFonts w:ascii="Consolas" w:hAnsi="Consolas" w:eastAsia="Consolas"/>
-          <w:b w:val="0"/>
-          <w:sz w:val="19"/>
-        </w:rPr>
-        <w:t>unionByName</w:t>
-      </w:r>
-      <w:r>
-        <w:rPr>
-          <w:b w:val="0"/>
-          <w:i w:val="0"/>
-        </w:rPr>
-        <w:t>.</w:t>
-      </w:r>
-    </w:p>
-    <w:p>
-      <w:pPr>
-        <w:pStyle w:val="ListBullet"/>
-      </w:pPr>
-      <w:r>
-        <w:rPr>
-          <w:b w:val="0"/>
-          <w:i w:val="0"/>
-        </w:rPr>
-        <w:t xml:space="preserve">Under ANSI mode, Spark casts a string column compared with a number: </w:t>
-      </w:r>
-      <w:r>
-        <w:rPr>
-          <w:rFonts w:ascii="Consolas" w:hAnsi="Consolas" w:eastAsia="Consolas"/>
-          <w:b w:val="0"/>
-          <w:sz w:val="19"/>
-        </w:rPr>
-        <w:t>F.col("age") &gt; 9</w:t>
-      </w:r>
-      <w:r>
-        <w:rPr>
-          <w:b w:val="0"/>
-          <w:i w:val="0"/>
-        </w:rPr>
-        <w:t xml:space="preserve"> raises </w:t>
-      </w:r>
-      <w:r>
-        <w:rPr>
-          <w:rFonts w:ascii="Consolas" w:hAnsi="Consolas" w:eastAsia="Consolas"/>
-          <w:b w:val="0"/>
-          <w:sz w:val="19"/>
-        </w:rPr>
-        <w:t>CAST_INVALID_INPUT</w:t>
-      </w:r>
-      <w:r>
-        <w:rPr>
-          <w:b w:val="0"/>
-          <w:i w:val="0"/>
-        </w:rPr>
-        <w:t xml:space="preserve"> on the value </w:t>
-      </w:r>
-      <w:r>
-        <w:rPr>
-          <w:rFonts w:ascii="Consolas" w:hAnsi="Consolas" w:eastAsia="Consolas"/>
-          <w:b w:val="0"/>
-          <w:sz w:val="19"/>
-        </w:rPr>
-        <w:t>'x'</w:t>
-      </w:r>
-      <w:r>
-        <w:rPr>
-          <w:b w:val="0"/>
-          <w:i w:val="0"/>
-        </w:rPr>
-        <w:t xml:space="preserve">. Cast explicitly with </w:t>
-      </w:r>
-      <w:r>
-        <w:rPr>
-          <w:rFonts w:ascii="Consolas" w:hAnsi="Consolas" w:eastAsia="Consolas"/>
-          <w:b w:val="0"/>
-          <w:sz w:val="19"/>
-        </w:rPr>
-        <w:t>try_cast</w:t>
-      </w:r>
-      <w:r>
-        <w:rPr>
-          <w:b w:val="0"/>
-          <w:i w:val="0"/>
-        </w:rPr>
-        <w:t xml:space="preserve"> first.</w:t>
-      </w:r>
-    </w:p>
-    <w:p>
-      <w:r>
-        <w:rPr>
-          <w:b/>
-          <w:i w:val="0"/>
-        </w:rPr>
-        <w:t>Timezone drift.</w:t>
-      </w:r>
-      <w:r>
-        <w:rPr>
-          <w:b w:val="0"/>
-          <w:i w:val="0"/>
-        </w:rPr>
-        <w:t xml:space="preserve"> A timestamp without a zone is a guess.</w:t>
-      </w:r>
-    </w:p>
-    <w:p>
-      <w:pPr>
-        <w:pStyle w:val="ListBullet"/>
-      </w:pPr>
-      <w:r>
-        <w:rPr>
-          <w:rFonts w:ascii="Consolas" w:hAnsi="Consolas" w:eastAsia="Consolas"/>
-          <w:b w:val="0"/>
-          <w:sz w:val="19"/>
-        </w:rPr>
-        <w:t>datetime.utcnow()</w:t>
-      </w:r>
-      <w:r>
-        <w:rPr>
-          <w:b w:val="0"/>
-          <w:i w:val="0"/>
-        </w:rPr>
-        <w:t xml:space="preserve"> returns a </w:t>
-      </w:r>
-      <w:r>
-        <w:rPr>
-          <w:b/>
-          <w:i w:val="0"/>
-        </w:rPr>
-        <w:t>naive</w:t>
-      </w:r>
-      <w:r>
-        <w:rPr>
-          <w:b w:val="0"/>
-          <w:i w:val="0"/>
-        </w:rPr>
-        <w:t xml:space="preserve"> datetime and is deprecated from Python 3.12. Comparing naive with aware raises </w:t>
-      </w:r>
-      <w:r>
-        <w:rPr>
-          <w:rFonts w:ascii="Consolas" w:hAnsi="Consolas" w:eastAsia="Consolas"/>
-          <w:b w:val="0"/>
-          <w:sz w:val="19"/>
-        </w:rPr>
-        <w:t>TypeError: can't compare offset-naive and offset-aware datetimes</w:t>
-      </w:r>
-      <w:r>
-        <w:rPr>
-          <w:b w:val="0"/>
-          <w:i w:val="0"/>
-        </w:rPr>
-        <w:t xml:space="preserve">. Use </w:t>
-      </w:r>
-      <w:r>
-        <w:rPr>
-          <w:rFonts w:ascii="Consolas" w:hAnsi="Consolas" w:eastAsia="Consolas"/>
-          <w:b w:val="0"/>
-          <w:sz w:val="19"/>
-        </w:rPr>
-        <w:t>datetime.now(timezone.utc)</w:t>
-      </w:r>
-      <w:r>
-        <w:rPr>
-          <w:b w:val="0"/>
-          <w:i w:val="0"/>
-        </w:rPr>
-        <w:t>.</w:t>
-      </w:r>
-    </w:p>
-    <w:p>
-      <w:pPr>
-        <w:pStyle w:val="ListBullet"/>
-      </w:pPr>
-      <w:r>
-        <w:rPr>
-          <w:b w:val="0"/>
-          <w:i w:val="0"/>
-        </w:rPr>
-        <w:t xml:space="preserve">Spark's </w:t>
-      </w:r>
-      <w:r>
-        <w:rPr>
-          <w:rFonts w:ascii="Consolas" w:hAnsi="Consolas" w:eastAsia="Consolas"/>
-          <w:b w:val="0"/>
-          <w:sz w:val="19"/>
-        </w:rPr>
-        <w:t>TIMESTAMP</w:t>
-      </w:r>
-      <w:r>
-        <w:rPr>
-          <w:b w:val="0"/>
-          <w:i w:val="0"/>
-        </w:rPr>
-        <w:t xml:space="preserve"> type is an instant, displayed in the </w:t>
-      </w:r>
-      <w:r>
-        <w:rPr>
-          <w:b/>
-          <w:i w:val="0"/>
-        </w:rPr>
-        <w:t>session time zone</w:t>
-      </w:r>
-      <w:r>
-        <w:rPr>
-          <w:b w:val="0"/>
-          <w:i w:val="0"/>
-        </w:rPr>
-        <w:t xml:space="preserve"> (</w:t>
-      </w:r>
-      <w:r>
-        <w:rPr>
-          <w:rFonts w:ascii="Consolas" w:hAnsi="Consolas" w:eastAsia="Consolas"/>
-          <w:b w:val="0"/>
-          <w:sz w:val="19"/>
-        </w:rPr>
-        <w:t>spark.sql.session.timeZone</w:t>
-      </w:r>
-      <w:r>
-        <w:rPr>
-          <w:b w:val="0"/>
-          <w:i w:val="0"/>
-        </w:rPr>
-        <w:t xml:space="preserve">). </w:t>
-      </w:r>
-      <w:r>
-        <w:rPr>
-          <w:rFonts w:ascii="Consolas" w:hAnsi="Consolas" w:eastAsia="Consolas"/>
-          <w:b w:val="0"/>
-          <w:sz w:val="19"/>
-        </w:rPr>
-        <w:t>F.to_date</w:t>
-      </w:r>
-      <w:r>
-        <w:rPr>
-          <w:b w:val="0"/>
-          <w:i w:val="0"/>
-        </w:rPr>
-        <w:t xml:space="preserve"> on </w:t>
-      </w:r>
-      <w:r>
-        <w:rPr>
-          <w:rFonts w:ascii="Consolas" w:hAnsi="Consolas" w:eastAsia="Consolas"/>
-          <w:b w:val="0"/>
-          <w:sz w:val="19"/>
-        </w:rPr>
-        <w:t>2026-06-30T23:30:00Z</w:t>
-      </w:r>
-      <w:r>
-        <w:rPr>
-          <w:b w:val="0"/>
-          <w:i w:val="0"/>
-        </w:rPr>
-        <w:t xml:space="preserve"> gives 30 June in UTC and </w:t>
-      </w:r>
-      <w:r>
-        <w:rPr>
-          <w:b/>
-          <w:i w:val="0"/>
-        </w:rPr>
-        <w:t>1 July</w:t>
-      </w:r>
-      <w:r>
-        <w:rPr>
-          <w:b w:val="0"/>
-          <w:i w:val="0"/>
-        </w:rPr>
-        <w:t xml:space="preserve"> in Europe/London. A wave cut-off at midnight moves respondents between waves.</w:t>
-      </w:r>
-    </w:p>
-    <w:p>
-      <w:pPr>
-        <w:pStyle w:val="ListBullet"/>
-      </w:pPr>
-      <w:r>
-        <w:rPr>
-          <w:b w:val="0"/>
-          <w:i w:val="0"/>
-        </w:rPr>
-        <w:t xml:space="preserve">The same text without an offset, </w:t>
-      </w:r>
-      <w:r>
-        <w:rPr>
-          <w:rFonts w:ascii="Consolas" w:hAnsi="Consolas" w:eastAsia="Consolas"/>
-          <w:b w:val="0"/>
-          <w:sz w:val="19"/>
-        </w:rPr>
-        <w:t>'2026-06-30 23:30:00'</w:t>
-      </w:r>
-      <w:r>
-        <w:rPr>
-          <w:b w:val="0"/>
-          <w:i w:val="0"/>
-        </w:rPr>
-        <w:t>, parses to instants 4 hours apart in UTC and America/New_York sessions.</w:t>
-      </w:r>
-    </w:p>
-    <w:p>
-      <w:pPr>
-        <w:pStyle w:val="ListBullet"/>
-      </w:pPr>
-      <w:r>
-        <w:rPr>
-          <w:b w:val="0"/>
-          <w:i w:val="0"/>
-        </w:rPr>
-        <w:t xml:space="preserve">Some local times do not exist. pandas refuses to localise </w:t>
-      </w:r>
-      <w:r>
-        <w:rPr>
-          <w:rFonts w:ascii="Consolas" w:hAnsi="Consolas" w:eastAsia="Consolas"/>
-          <w:b w:val="0"/>
-          <w:sz w:val="19"/>
-        </w:rPr>
-        <w:t>2026-03-29 01:30</w:t>
-      </w:r>
-      <w:r>
-        <w:rPr>
-          <w:b w:val="0"/>
-          <w:i w:val="0"/>
-        </w:rPr>
-        <w:t xml:space="preserve"> to Europe/London: the clocks skipped that hour.</w:t>
-      </w:r>
-    </w:p>
-    <w:p>
-      <w:r>
-        <w:rPr>
-          <w:b w:val="0"/>
-          <w:i w:val="0"/>
-        </w:rPr>
-        <w:t>Store instants in UTC. Convert to local time only for display, or for a business rule that names its zone, such as "fieldwork closes at midnight UK time".</w:t>
-      </w:r>
-    </w:p>
-    <w:p>
-      <w:pPr>
-        <w:pStyle w:val="Heading4"/>
-      </w:pPr>
-      <w:r>
-        <w:t>Why it matters</w:t>
-      </w:r>
-    </w:p>
-    <w:p>
-      <w:r>
-        <w:rPr>
-          <w:b w:val="0"/>
-          <w:i w:val="0"/>
-        </w:rPr>
-        <w:t>A wave closed at midnight UK time on 30 June. The pipeline ran with the session time zone set to UTC and assigned every interview completed between 23:00 and 00:00 UTC on 30 June to wave W14. In British Summer Time those interviews happened after midnight, in W15. 340 respondents moved wave. Both waves' reach figures shifted by up to 1.5 points.</w:t>
-      </w:r>
-    </w:p>
-    <w:p>
-      <w:pPr>
-        <w:pStyle w:val="Heading4"/>
-      </w:pPr>
-      <w:r>
-        <w:t>Worked example: weak code</w:t>
+        <w:t>panel == "test"</w:t>
+      </w:r>
+      <w:r>
+        <w:rPr>
+          <w:b w:val="0"/>
+          <w:i w:val="0"/>
+        </w:rPr>
+        <w:t>) and keep everyone else, including respondents with no panel recorded. 4% of real respondents vanish. Tap the line, then fix it.</w:t>
       </w:r>
     </w:p>
     <w:tbl>
@@ -2770,7 +2168,7 @@
                 <w:b w:val="0"/>
                 <w:sz w:val="16"/>
               </w:rPr>
-              <w:t>from datetime import datetime</w:t>
+              <w:t>from pyspark.sql import functions as F</w:t>
             </w:r>
           </w:p>
           <w:p>
@@ -2816,7 +2214,7 @@
                 <w:b w:val="0"/>
                 <w:sz w:val="16"/>
               </w:rPr>
-              <w:t>def in_wave(completed_at: datetime, close_at: datetime) -&gt; bool:</w:t>
+              <w:t>live = respondents.filter(F.col("panel") != "test")</w:t>
             </w:r>
           </w:p>
           <w:p>
@@ -2839,138 +2237,20 @@
                 <w:b w:val="0"/>
                 <w:sz w:val="16"/>
               </w:rPr>
-              <w:t xml:space="preserve">    """Was the interview completed before the wave closed?"""</w:t>
-            </w:r>
-          </w:p>
-          <w:p>
-            <w:pPr>
-              <w:spacing w:before="0" w:after="0" w:line="240" w:lineRule="auto"/>
-              <w:ind w:left="567" w:hanging="567"/>
-            </w:pPr>
-            <w:r>
-              <w:rPr>
-                <w:rFonts w:ascii="Consolas" w:hAnsi="Consolas" w:eastAsia="Consolas"/>
-                <w:b w:val="0"/>
-                <w:color w:val="5B6875"/>
-                <w:sz w:val="16"/>
-              </w:rPr>
-              <w:t xml:space="preserve">   5  </w:t>
-            </w:r>
-            <w:r>
-              <w:rPr>
-                <w:rFonts w:ascii="Consolas" w:hAnsi="Consolas" w:eastAsia="Consolas"/>
-                <w:b w:val="0"/>
-                <w:sz w:val="16"/>
-              </w:rPr>
-              <w:t xml:space="preserve">    return completed_at &lt; close_at</w:t>
-            </w:r>
-          </w:p>
-          <w:p>
-            <w:pPr>
-              <w:spacing w:before="0" w:after="0" w:line="240" w:lineRule="auto"/>
-              <w:ind w:left="567" w:hanging="567"/>
-            </w:pPr>
-            <w:r>
-              <w:rPr>
-                <w:rFonts w:ascii="Consolas" w:hAnsi="Consolas" w:eastAsia="Consolas"/>
-                <w:b w:val="0"/>
-                <w:color w:val="5B6875"/>
-                <w:sz w:val="16"/>
-              </w:rPr>
-              <w:t xml:space="preserve">   6  </w:t>
-            </w:r>
-            <w:r>
-              <w:rPr>
-                <w:rFonts w:ascii="Consolas" w:hAnsi="Consolas" w:eastAsia="Consolas"/>
-                <w:b w:val="0"/>
-                <w:sz w:val="16"/>
-              </w:rPr>
-              <w:t xml:space="preserve"> </w:t>
-            </w:r>
-          </w:p>
-          <w:p>
-            <w:pPr>
-              <w:spacing w:before="0" w:after="0" w:line="240" w:lineRule="auto"/>
-              <w:ind w:left="567" w:hanging="567"/>
-            </w:pPr>
-            <w:r>
-              <w:rPr>
-                <w:rFonts w:ascii="Consolas" w:hAnsi="Consolas" w:eastAsia="Consolas"/>
-                <w:b/>
-                <w:color w:val="5B6875"/>
-                <w:sz w:val="16"/>
-              </w:rPr>
-              <w:t xml:space="preserve"> [1]  </w:t>
-            </w:r>
-            <w:r>
-              <w:rPr>
-                <w:rFonts w:ascii="Consolas" w:hAnsi="Consolas" w:eastAsia="Consolas"/>
-                <w:b w:val="0"/>
-                <w:sz w:val="16"/>
-              </w:rPr>
-              <w:t>close = datetime(2026, 6, 30, 23, 59, 59)</w:t>
-            </w:r>
-          </w:p>
-          <w:p>
-            <w:pPr>
-              <w:spacing w:before="0" w:after="0" w:line="240" w:lineRule="auto"/>
-              <w:ind w:left="567" w:hanging="567"/>
-            </w:pPr>
-            <w:r>
-              <w:rPr>
-                <w:rFonts w:ascii="Consolas" w:hAnsi="Consolas" w:eastAsia="Consolas"/>
-                <w:b/>
-                <w:color w:val="5B6875"/>
-                <w:sz w:val="16"/>
-              </w:rPr>
-              <w:t xml:space="preserve"> [2]  </w:t>
-            </w:r>
-            <w:r>
-              <w:rPr>
-                <w:rFonts w:ascii="Consolas" w:hAnsi="Consolas" w:eastAsia="Consolas"/>
-                <w:b w:val="0"/>
-                <w:sz w:val="16"/>
-              </w:rPr>
-              <w:t>in_wave(datetime.utcnow(), close)</w:t>
+              <w:t>live.write.mode("overwrite").saveAsTable("research_silver.nat_live")</w:t>
             </w:r>
           </w:p>
         </w:tc>
       </w:tr>
     </w:tbl>
+    <w:p/>
     <w:p>
-      <w:pPr>
-        <w:pStyle w:val="ListNumber"/>
-      </w:pPr>
-      <w:r>
-        <w:rPr>
-          <w:b/>
-        </w:rPr>
-        <w:t xml:space="preserve">Line 7. </w:t>
-      </w:r>
-      <w:r>
-        <w:rPr>
-          <w:b w:val="0"/>
-          <w:i w:val="0"/>
-        </w:rPr>
-        <w:t>Naive: is this UK time or UTC? The code cannot tell, and nor can a reader.</w:t>
-      </w:r>
-    </w:p>
-    <w:p>
-      <w:pPr>
-        <w:pStyle w:val="ListNumber"/>
-      </w:pPr>
-      <w:r>
-        <w:rPr>
-          <w:b/>
-        </w:rPr>
-        <w:t xml:space="preserve">Line 8. </w:t>
-      </w:r>
-      <w:r>
-        <w:rPr>
-          <w:b w:val="0"/>
-          <w:i w:val="0"/>
-        </w:rPr>
-        <w:t>Deprecated since Python 3.12, and naive too.</w:t>
+      <w:r>
+        <w:rPr>
+          <w:b w:val="0"/>
+          <w:i/>
+        </w:rPr>
+        <w:t>Write down the line number of the bug. Then write the fix.</w:t>
       </w:r>
     </w:p>
     <w:p>
@@ -2978,7 +2258,692 @@
         <w:pStyle w:val="Heading4"/>
       </w:pPr>
       <w:r>
-        <w:t>Worked example: strong code</w:t>
+        <w:t>Sources</w:t>
+      </w:r>
+    </w:p>
+    <w:p>
+      <w:pPr>
+        <w:pStyle w:val="ListBullet"/>
+      </w:pPr>
+      <w:r>
+        <w:rPr>
+          <w:b w:val="0"/>
+          <w:i w:val="0"/>
+        </w:rPr>
+        <w:t>pandas 3.0.2: validate='many_to_one' raises MergeError 'Merge keys are not unique in right dataset; not a many-to-one merge'; != keeps missing values; merge matches null keys. (verified: Local run on pandas 3.0.2 (Pyodide pin), September 2026.)</w:t>
+      </w:r>
+    </w:p>
+    <w:p>
+      <w:pPr>
+        <w:pStyle w:val="ListBullet"/>
+      </w:pPr>
+      <w:r>
+        <w:rPr>
+          <w:b w:val="0"/>
+          <w:i w:val="0"/>
+        </w:rPr>
+        <w:t>PySpark 4.0.4: != filter drops nulls; eqNullSafe keeps them when negated; null join keys do not match; NOT IN with a null in the subquery returns no rows; NOT EXISTS and left_anti do not. (verified: Local run on PySpark 4.0.4, September 2026.)</w:t>
+      </w:r>
+    </w:p>
+    <w:p>
+      <w:pPr>
+        <w:pStyle w:val="Heading3"/>
+      </w:pPr>
+      <w:r>
+        <w:t>D3-L2 Type coercion and timezone drift</w:t>
+      </w:r>
+    </w:p>
+    <w:p>
+      <w:pPr>
+        <w:pStyle w:val="Heading4"/>
+      </w:pPr>
+      <w:r>
+        <w:t>Concept</w:t>
+      </w:r>
+    </w:p>
+    <w:p>
+      <w:r>
+        <w:rPr>
+          <w:b w:val="0"/>
+          <w:i w:val="0"/>
+        </w:rPr>
+        <w:t>Two more silent errors: values that change type, and times that change meaning with the zone.</w:t>
+      </w:r>
+    </w:p>
+    <w:p>
+      <w:r>
+        <w:rPr>
+          <w:b/>
+          <w:i w:val="0"/>
+        </w:rPr>
+        <w:t>Type coercion.</w:t>
+      </w:r>
+      <w:r>
+        <w:rPr>
+          <w:b w:val="0"/>
+          <w:i w:val="0"/>
+        </w:rPr>
+        <w:t xml:space="preserve"> Checked on pandas 3.0.2, PySpark 4.0.4 and Python 3.13:</w:t>
+      </w:r>
+    </w:p>
+    <w:p>
+      <w:pPr>
+        <w:pStyle w:val="ListBullet"/>
+      </w:pPr>
+      <w:r>
+        <w:rPr>
+          <w:rFonts w:ascii="Consolas" w:hAnsi="Consolas" w:eastAsia="Consolas"/>
+          <w:b w:val="0"/>
+          <w:sz w:val="19"/>
+        </w:rPr>
+        <w:t>pd.read_csv</w:t>
+      </w:r>
+      <w:r>
+        <w:rPr>
+          <w:b w:val="0"/>
+          <w:i w:val="0"/>
+        </w:rPr>
+        <w:t xml:space="preserve"> turns </w:t>
+      </w:r>
+      <w:r>
+        <w:rPr>
+          <w:rFonts w:ascii="Consolas" w:hAnsi="Consolas" w:eastAsia="Consolas"/>
+          <w:b w:val="0"/>
+          <w:sz w:val="19"/>
+        </w:rPr>
+        <w:t>respondent_id</w:t>
+      </w:r>
+      <w:r>
+        <w:rPr>
+          <w:b w:val="0"/>
+          <w:i w:val="0"/>
+        </w:rPr>
+        <w:t xml:space="preserve"> </w:t>
+      </w:r>
+      <w:r>
+        <w:rPr>
+          <w:rFonts w:ascii="Consolas" w:hAnsi="Consolas" w:eastAsia="Consolas"/>
+          <w:b w:val="0"/>
+          <w:sz w:val="19"/>
+        </w:rPr>
+        <w:t>0123</w:t>
+      </w:r>
+      <w:r>
+        <w:rPr>
+          <w:b w:val="0"/>
+          <w:i w:val="0"/>
+        </w:rPr>
+        <w:t xml:space="preserve"> into the integer </w:t>
+      </w:r>
+      <w:r>
+        <w:rPr>
+          <w:rFonts w:ascii="Consolas" w:hAnsi="Consolas" w:eastAsia="Consolas"/>
+          <w:b w:val="0"/>
+          <w:sz w:val="19"/>
+        </w:rPr>
+        <w:t>123</w:t>
+      </w:r>
+      <w:r>
+        <w:rPr>
+          <w:b w:val="0"/>
+          <w:i w:val="0"/>
+        </w:rPr>
+        <w:t xml:space="preserve">. The leading zero is gone, and joins to the panel file fail. Pass </w:t>
+      </w:r>
+      <w:r>
+        <w:rPr>
+          <w:rFonts w:ascii="Consolas" w:hAnsi="Consolas" w:eastAsia="Consolas"/>
+          <w:b w:val="0"/>
+          <w:sz w:val="19"/>
+        </w:rPr>
+        <w:t>dtype={"respondent_id": "string"}</w:t>
+      </w:r>
+      <w:r>
+        <w:rPr>
+          <w:b w:val="0"/>
+          <w:i w:val="0"/>
+        </w:rPr>
+        <w:t xml:space="preserve"> for identifiers.</w:t>
+      </w:r>
+    </w:p>
+    <w:p>
+      <w:pPr>
+        <w:pStyle w:val="ListBullet"/>
+      </w:pPr>
+      <w:r>
+        <w:rPr>
+          <w:b w:val="0"/>
+          <w:i w:val="0"/>
+        </w:rPr>
+        <w:t xml:space="preserve">An integer column with one missing value becomes </w:t>
+      </w:r>
+      <w:r>
+        <w:rPr>
+          <w:rFonts w:ascii="Consolas" w:hAnsi="Consolas" w:eastAsia="Consolas"/>
+          <w:b w:val="0"/>
+          <w:sz w:val="19"/>
+        </w:rPr>
+        <w:t>float64</w:t>
+      </w:r>
+      <w:r>
+        <w:rPr>
+          <w:b w:val="0"/>
+          <w:i w:val="0"/>
+        </w:rPr>
+        <w:t xml:space="preserve"> in pandas. </w:t>
+      </w:r>
+      <w:r>
+        <w:rPr>
+          <w:rFonts w:ascii="Consolas" w:hAnsi="Consolas" w:eastAsia="Consolas"/>
+          <w:b w:val="0"/>
+          <w:sz w:val="19"/>
+        </w:rPr>
+        <w:t>1</w:t>
+      </w:r>
+      <w:r>
+        <w:rPr>
+          <w:b w:val="0"/>
+          <w:i w:val="0"/>
+        </w:rPr>
+        <w:t xml:space="preserve"> becomes </w:t>
+      </w:r>
+      <w:r>
+        <w:rPr>
+          <w:rFonts w:ascii="Consolas" w:hAnsi="Consolas" w:eastAsia="Consolas"/>
+          <w:b w:val="0"/>
+          <w:sz w:val="19"/>
+        </w:rPr>
+        <w:t>1.0</w:t>
+      </w:r>
+      <w:r>
+        <w:rPr>
+          <w:b w:val="0"/>
+          <w:i w:val="0"/>
+        </w:rPr>
+        <w:t xml:space="preserve">, and string keys built from it read </w:t>
+      </w:r>
+      <w:r>
+        <w:rPr>
+          <w:rFonts w:ascii="Consolas" w:hAnsi="Consolas" w:eastAsia="Consolas"/>
+          <w:b w:val="0"/>
+          <w:sz w:val="19"/>
+        </w:rPr>
+        <w:t>"1.0"</w:t>
+      </w:r>
+      <w:r>
+        <w:rPr>
+          <w:b w:val="0"/>
+          <w:i w:val="0"/>
+        </w:rPr>
+        <w:t>.</w:t>
+      </w:r>
+    </w:p>
+    <w:p>
+      <w:pPr>
+        <w:pStyle w:val="ListBullet"/>
+      </w:pPr>
+      <w:r>
+        <w:rPr>
+          <w:b w:val="0"/>
+          <w:i w:val="0"/>
+        </w:rPr>
+        <w:t xml:space="preserve">Strings sort as text: </w:t>
+      </w:r>
+      <w:r>
+        <w:rPr>
+          <w:rFonts w:ascii="Consolas" w:hAnsi="Consolas" w:eastAsia="Consolas"/>
+          <w:b w:val="0"/>
+          <w:sz w:val="19"/>
+        </w:rPr>
+        <w:t>sorted(["10", "9", "2"])</w:t>
+      </w:r>
+      <w:r>
+        <w:rPr>
+          <w:b w:val="0"/>
+          <w:i w:val="0"/>
+        </w:rPr>
+        <w:t xml:space="preserve"> gives </w:t>
+      </w:r>
+      <w:r>
+        <w:rPr>
+          <w:rFonts w:ascii="Consolas" w:hAnsi="Consolas" w:eastAsia="Consolas"/>
+          <w:b w:val="0"/>
+          <w:sz w:val="19"/>
+        </w:rPr>
+        <w:t>['10', '2', '9']</w:t>
+      </w:r>
+      <w:r>
+        <w:rPr>
+          <w:b w:val="0"/>
+          <w:i w:val="0"/>
+        </w:rPr>
+        <w:t>. Wave "W10" sorts before "W2". Pad your ids, or sort on a number.</w:t>
+      </w:r>
+    </w:p>
+    <w:p>
+      <w:pPr>
+        <w:pStyle w:val="ListBullet"/>
+      </w:pPr>
+      <w:r>
+        <w:rPr>
+          <w:b w:val="0"/>
+          <w:i w:val="0"/>
+        </w:rPr>
+        <w:t xml:space="preserve">Spark's </w:t>
+      </w:r>
+      <w:r>
+        <w:rPr>
+          <w:rFonts w:ascii="Consolas" w:hAnsi="Consolas" w:eastAsia="Consolas"/>
+          <w:b w:val="0"/>
+          <w:sz w:val="19"/>
+        </w:rPr>
+        <w:t>df.union(other)</w:t>
+      </w:r>
+      <w:r>
+        <w:rPr>
+          <w:b w:val="0"/>
+          <w:i w:val="0"/>
+        </w:rPr>
+        <w:t xml:space="preserve"> matches columns </w:t>
+      </w:r>
+      <w:r>
+        <w:rPr>
+          <w:b/>
+          <w:i w:val="0"/>
+        </w:rPr>
+        <w:t>by position</w:t>
+      </w:r>
+      <w:r>
+        <w:rPr>
+          <w:b w:val="0"/>
+          <w:i w:val="0"/>
+        </w:rPr>
+        <w:t xml:space="preserve">, not by name. A delivery with </w:t>
+      </w:r>
+      <w:r>
+        <w:rPr>
+          <w:rFonts w:ascii="Consolas" w:hAnsi="Consolas" w:eastAsia="Consolas"/>
+          <w:b w:val="0"/>
+          <w:sz w:val="19"/>
+        </w:rPr>
+        <w:t>wave_id</w:t>
+      </w:r>
+      <w:r>
+        <w:rPr>
+          <w:b w:val="0"/>
+          <w:i w:val="0"/>
+        </w:rPr>
+        <w:t xml:space="preserve"> and </w:t>
+      </w:r>
+      <w:r>
+        <w:rPr>
+          <w:rFonts w:ascii="Consolas" w:hAnsi="Consolas" w:eastAsia="Consolas"/>
+          <w:b w:val="0"/>
+          <w:sz w:val="19"/>
+        </w:rPr>
+        <w:t>respondent_id</w:t>
+      </w:r>
+      <w:r>
+        <w:rPr>
+          <w:b w:val="0"/>
+          <w:i w:val="0"/>
+        </w:rPr>
+        <w:t xml:space="preserve"> swapped unions without error, with the values in the wrong columns. Use </w:t>
+      </w:r>
+      <w:r>
+        <w:rPr>
+          <w:rFonts w:ascii="Consolas" w:hAnsi="Consolas" w:eastAsia="Consolas"/>
+          <w:b w:val="0"/>
+          <w:sz w:val="19"/>
+        </w:rPr>
+        <w:t>unionByName</w:t>
+      </w:r>
+      <w:r>
+        <w:rPr>
+          <w:b w:val="0"/>
+          <w:i w:val="0"/>
+        </w:rPr>
+        <w:t>.</w:t>
+      </w:r>
+    </w:p>
+    <w:p>
+      <w:pPr>
+        <w:pStyle w:val="ListBullet"/>
+      </w:pPr>
+      <w:r>
+        <w:rPr>
+          <w:b w:val="0"/>
+          <w:i w:val="0"/>
+        </w:rPr>
+        <w:t xml:space="preserve">Under ANSI mode, Spark casts a string column compared with a number: </w:t>
+      </w:r>
+      <w:r>
+        <w:rPr>
+          <w:rFonts w:ascii="Consolas" w:hAnsi="Consolas" w:eastAsia="Consolas"/>
+          <w:b w:val="0"/>
+          <w:sz w:val="19"/>
+        </w:rPr>
+        <w:t>F.col("age") &gt; 9</w:t>
+      </w:r>
+      <w:r>
+        <w:rPr>
+          <w:b w:val="0"/>
+          <w:i w:val="0"/>
+        </w:rPr>
+        <w:t xml:space="preserve"> raises </w:t>
+      </w:r>
+      <w:r>
+        <w:rPr>
+          <w:rFonts w:ascii="Consolas" w:hAnsi="Consolas" w:eastAsia="Consolas"/>
+          <w:b w:val="0"/>
+          <w:sz w:val="19"/>
+        </w:rPr>
+        <w:t>CAST_INVALID_INPUT</w:t>
+      </w:r>
+      <w:r>
+        <w:rPr>
+          <w:b w:val="0"/>
+          <w:i w:val="0"/>
+        </w:rPr>
+        <w:t xml:space="preserve"> on the value </w:t>
+      </w:r>
+      <w:r>
+        <w:rPr>
+          <w:rFonts w:ascii="Consolas" w:hAnsi="Consolas" w:eastAsia="Consolas"/>
+          <w:b w:val="0"/>
+          <w:sz w:val="19"/>
+        </w:rPr>
+        <w:t>'x'</w:t>
+      </w:r>
+      <w:r>
+        <w:rPr>
+          <w:b w:val="0"/>
+          <w:i w:val="0"/>
+        </w:rPr>
+        <w:t xml:space="preserve">. Cast explicitly with </w:t>
+      </w:r>
+      <w:r>
+        <w:rPr>
+          <w:rFonts w:ascii="Consolas" w:hAnsi="Consolas" w:eastAsia="Consolas"/>
+          <w:b w:val="0"/>
+          <w:sz w:val="19"/>
+        </w:rPr>
+        <w:t>try_cast</w:t>
+      </w:r>
+      <w:r>
+        <w:rPr>
+          <w:b w:val="0"/>
+          <w:i w:val="0"/>
+        </w:rPr>
+        <w:t xml:space="preserve"> first.</w:t>
+      </w:r>
+    </w:p>
+    <w:p>
+      <w:r>
+        <w:rPr>
+          <w:b/>
+          <w:i w:val="0"/>
+        </w:rPr>
+        <w:t>Timezone drift.</w:t>
+      </w:r>
+      <w:r>
+        <w:rPr>
+          <w:b w:val="0"/>
+          <w:i w:val="0"/>
+        </w:rPr>
+        <w:t xml:space="preserve"> A timestamp without a zone is a guess.</w:t>
+      </w:r>
+    </w:p>
+    <w:p>
+      <w:pPr>
+        <w:pStyle w:val="ListBullet"/>
+      </w:pPr>
+      <w:r>
+        <w:rPr>
+          <w:rFonts w:ascii="Consolas" w:hAnsi="Consolas" w:eastAsia="Consolas"/>
+          <w:b w:val="0"/>
+          <w:sz w:val="19"/>
+        </w:rPr>
+        <w:t>datetime.utcnow()</w:t>
+      </w:r>
+      <w:r>
+        <w:rPr>
+          <w:b w:val="0"/>
+          <w:i w:val="0"/>
+        </w:rPr>
+        <w:t xml:space="preserve"> returns a </w:t>
+      </w:r>
+      <w:r>
+        <w:rPr>
+          <w:b/>
+          <w:i w:val="0"/>
+        </w:rPr>
+        <w:t>naive</w:t>
+      </w:r>
+      <w:r>
+        <w:rPr>
+          <w:b w:val="0"/>
+          <w:i w:val="0"/>
+        </w:rPr>
+        <w:t xml:space="preserve"> datetime and is deprecated from Python 3.12. Comparing naive with aware raises </w:t>
+      </w:r>
+      <w:r>
+        <w:rPr>
+          <w:rFonts w:ascii="Consolas" w:hAnsi="Consolas" w:eastAsia="Consolas"/>
+          <w:b w:val="0"/>
+          <w:sz w:val="19"/>
+        </w:rPr>
+        <w:t>TypeError: can't compare offset-naive and offset-aware datetimes</w:t>
+      </w:r>
+      <w:r>
+        <w:rPr>
+          <w:b w:val="0"/>
+          <w:i w:val="0"/>
+        </w:rPr>
+        <w:t xml:space="preserve">. Use </w:t>
+      </w:r>
+      <w:r>
+        <w:rPr>
+          <w:rFonts w:ascii="Consolas" w:hAnsi="Consolas" w:eastAsia="Consolas"/>
+          <w:b w:val="0"/>
+          <w:sz w:val="19"/>
+        </w:rPr>
+        <w:t>datetime.now(timezone.utc)</w:t>
+      </w:r>
+      <w:r>
+        <w:rPr>
+          <w:b w:val="0"/>
+          <w:i w:val="0"/>
+        </w:rPr>
+        <w:t>.</w:t>
+      </w:r>
+    </w:p>
+    <w:p>
+      <w:pPr>
+        <w:pStyle w:val="ListBullet"/>
+      </w:pPr>
+      <w:r>
+        <w:rPr>
+          <w:b w:val="0"/>
+          <w:i w:val="0"/>
+        </w:rPr>
+        <w:t xml:space="preserve">Spark's </w:t>
+      </w:r>
+      <w:r>
+        <w:rPr>
+          <w:rFonts w:ascii="Consolas" w:hAnsi="Consolas" w:eastAsia="Consolas"/>
+          <w:b w:val="0"/>
+          <w:sz w:val="19"/>
+        </w:rPr>
+        <w:t>TIMESTAMP</w:t>
+      </w:r>
+      <w:r>
+        <w:rPr>
+          <w:b w:val="0"/>
+          <w:i w:val="0"/>
+        </w:rPr>
+        <w:t xml:space="preserve"> type is an instant, displayed in the </w:t>
+      </w:r>
+      <w:r>
+        <w:rPr>
+          <w:b/>
+          <w:i w:val="0"/>
+        </w:rPr>
+        <w:t>session time zone</w:t>
+      </w:r>
+      <w:r>
+        <w:rPr>
+          <w:b w:val="0"/>
+          <w:i w:val="0"/>
+        </w:rPr>
+        <w:t xml:space="preserve"> (</w:t>
+      </w:r>
+      <w:r>
+        <w:rPr>
+          <w:rFonts w:ascii="Consolas" w:hAnsi="Consolas" w:eastAsia="Consolas"/>
+          <w:b w:val="0"/>
+          <w:sz w:val="19"/>
+        </w:rPr>
+        <w:t>spark.sql.session.timeZone</w:t>
+      </w:r>
+      <w:r>
+        <w:rPr>
+          <w:b w:val="0"/>
+          <w:i w:val="0"/>
+        </w:rPr>
+        <w:t xml:space="preserve">). </w:t>
+      </w:r>
+      <w:r>
+        <w:rPr>
+          <w:rFonts w:ascii="Consolas" w:hAnsi="Consolas" w:eastAsia="Consolas"/>
+          <w:b w:val="0"/>
+          <w:sz w:val="19"/>
+        </w:rPr>
+        <w:t>F.to_date</w:t>
+      </w:r>
+      <w:r>
+        <w:rPr>
+          <w:b w:val="0"/>
+          <w:i w:val="0"/>
+        </w:rPr>
+        <w:t xml:space="preserve"> on </w:t>
+      </w:r>
+      <w:r>
+        <w:rPr>
+          <w:rFonts w:ascii="Consolas" w:hAnsi="Consolas" w:eastAsia="Consolas"/>
+          <w:b w:val="0"/>
+          <w:sz w:val="19"/>
+        </w:rPr>
+        <w:t>2026-06-30T23:30:00Z</w:t>
+      </w:r>
+      <w:r>
+        <w:rPr>
+          <w:b w:val="0"/>
+          <w:i w:val="0"/>
+        </w:rPr>
+        <w:t xml:space="preserve"> gives 30 June in UTC and </w:t>
+      </w:r>
+      <w:r>
+        <w:rPr>
+          <w:b/>
+          <w:i w:val="0"/>
+        </w:rPr>
+        <w:t>1 July</w:t>
+      </w:r>
+      <w:r>
+        <w:rPr>
+          <w:b w:val="0"/>
+          <w:i w:val="0"/>
+        </w:rPr>
+        <w:t xml:space="preserve"> in Europe/London. A wave cut-off at midnight moves respondents between waves.</w:t>
+      </w:r>
+    </w:p>
+    <w:p>
+      <w:pPr>
+        <w:pStyle w:val="ListBullet"/>
+      </w:pPr>
+      <w:r>
+        <w:rPr>
+          <w:b w:val="0"/>
+          <w:i w:val="0"/>
+        </w:rPr>
+        <w:t xml:space="preserve">The same text without an offset, </w:t>
+      </w:r>
+      <w:r>
+        <w:rPr>
+          <w:rFonts w:ascii="Consolas" w:hAnsi="Consolas" w:eastAsia="Consolas"/>
+          <w:b w:val="0"/>
+          <w:sz w:val="19"/>
+        </w:rPr>
+        <w:t>'2026-06-30 23:30:00'</w:t>
+      </w:r>
+      <w:r>
+        <w:rPr>
+          <w:b w:val="0"/>
+          <w:i w:val="0"/>
+        </w:rPr>
+        <w:t>, parses to instants 4 hours apart in UTC and America/New_York sessions.</w:t>
+      </w:r>
+    </w:p>
+    <w:p>
+      <w:pPr>
+        <w:pStyle w:val="ListBullet"/>
+      </w:pPr>
+      <w:r>
+        <w:rPr>
+          <w:b w:val="0"/>
+          <w:i w:val="0"/>
+        </w:rPr>
+        <w:t xml:space="preserve">Some local times do not exist. pandas refuses to localise </w:t>
+      </w:r>
+      <w:r>
+        <w:rPr>
+          <w:rFonts w:ascii="Consolas" w:hAnsi="Consolas" w:eastAsia="Consolas"/>
+          <w:b w:val="0"/>
+          <w:sz w:val="19"/>
+        </w:rPr>
+        <w:t>2026-03-29 01:30</w:t>
+      </w:r>
+      <w:r>
+        <w:rPr>
+          <w:b w:val="0"/>
+          <w:i w:val="0"/>
+        </w:rPr>
+        <w:t xml:space="preserve"> to Europe/London: the clocks skipped that hour.</w:t>
+      </w:r>
+    </w:p>
+    <w:p>
+      <w:r>
+        <w:rPr>
+          <w:b w:val="0"/>
+          <w:i w:val="0"/>
+        </w:rPr>
+        <w:t>Store instants in UTC. Convert to local time only for display, or for a business rule that names its zone, such as "fieldwork closes at midnight UK time".</w:t>
+      </w:r>
+    </w:p>
+    <w:p>
+      <w:pPr>
+        <w:pStyle w:val="Heading4"/>
+      </w:pPr>
+      <w:r>
+        <w:t>Why it matters</w:t>
+      </w:r>
+    </w:p>
+    <w:p>
+      <w:r>
+        <w:rPr>
+          <w:b w:val="0"/>
+          <w:i w:val="0"/>
+        </w:rPr>
+        <w:t>A wave closed at midnight UK time on 30 June. The pipeline ran with the session time zone set to UTC and assigned every interview completed between 23:00 and 00:00 UTC on 30 June to wave W14. In British Summer Time those interviews happened after midnight, in W15. 340 respondents moved wave. Both waves' reach figures shifted by up to 1.5 points.</w:t>
+      </w:r>
+    </w:p>
+    <w:p>
+      <w:pPr>
+        <w:pStyle w:val="Heading4"/>
+      </w:pPr>
+      <w:r>
+        <w:t>Worked example: weak code</w:t>
       </w:r>
     </w:p>
     <w:tbl>
@@ -3016,7 +2981,7 @@
                 <w:b w:val="0"/>
                 <w:sz w:val="16"/>
               </w:rPr>
-              <w:t>from datetime import datetime, timedelta, timezone</w:t>
+              <w:t>from datetime import datetime</w:t>
             </w:r>
           </w:p>
           <w:p>
@@ -3050,19 +3015,19 @@
             <w:r>
               <w:rPr>
                 <w:rFonts w:ascii="Consolas" w:hAnsi="Consolas" w:eastAsia="Consolas"/>
-                <w:b/>
+                <w:b w:val="0"/>
                 <w:color w:val="5B6875"/>
                 <w:sz w:val="16"/>
               </w:rPr>
-              <w:t xml:space="preserve"> [1]  </w:t>
-            </w:r>
-            <w:r>
-              <w:rPr>
-                <w:rFonts w:ascii="Consolas" w:hAnsi="Consolas" w:eastAsia="Consolas"/>
-                <w:b w:val="0"/>
-                <w:sz w:val="16"/>
-              </w:rPr>
-              <w:t>BST = timezone(timedelta(hours=1), "BST")</w:t>
+              <w:t xml:space="preserve">   3  </w:t>
+            </w:r>
+            <w:r>
+              <w:rPr>
+                <w:rFonts w:ascii="Consolas" w:hAnsi="Consolas" w:eastAsia="Consolas"/>
+                <w:b w:val="0"/>
+                <w:sz w:val="16"/>
+              </w:rPr>
+              <w:t>def in_wave(completed_at: datetime, close_at: datetime) -&gt; bool:</w:t>
             </w:r>
           </w:p>
           <w:p>
@@ -3085,7 +3050,7 @@
                 <w:b w:val="0"/>
                 <w:sz w:val="16"/>
               </w:rPr>
-              <w:t xml:space="preserve"> </w:t>
+              <w:t xml:space="preserve">    """Was the interview completed before the wave closed?"""</w:t>
             </w:r>
           </w:p>
           <w:p>
@@ -3108,7 +3073,7 @@
                 <w:b w:val="0"/>
                 <w:sz w:val="16"/>
               </w:rPr>
-              <w:t>def in_wave(completed_at: datetime, close_at: datetime) -&gt; bool:</w:t>
+              <w:t xml:space="preserve">    return completed_at &lt; close_at</w:t>
             </w:r>
           </w:p>
           <w:p>
@@ -3131,7 +3096,7 @@
                 <w:b w:val="0"/>
                 <w:sz w:val="16"/>
               </w:rPr>
-              <w:t xml:space="preserve">    """Was the interview completed before the wave closed?</w:t>
+              <w:t xml:space="preserve"> </w:t>
             </w:r>
           </w:p>
           <w:p>
@@ -3142,19 +3107,19 @@
             <w:r>
               <w:rPr>
                 <w:rFonts w:ascii="Consolas" w:hAnsi="Consolas" w:eastAsia="Consolas"/>
-                <w:b w:val="0"/>
+                <w:b/>
                 <w:color w:val="5B6875"/>
                 <w:sz w:val="16"/>
               </w:rPr>
-              <w:t xml:space="preserve">   7  </w:t>
-            </w:r>
-            <w:r>
-              <w:rPr>
-                <w:rFonts w:ascii="Consolas" w:hAnsi="Consolas" w:eastAsia="Consolas"/>
-                <w:b w:val="0"/>
-                <w:sz w:val="16"/>
-              </w:rPr>
-              <w:t xml:space="preserve"> </w:t>
+              <w:t xml:space="preserve"> [1]  </w:t>
+            </w:r>
+            <w:r>
+              <w:rPr>
+                <w:rFonts w:ascii="Consolas" w:hAnsi="Consolas" w:eastAsia="Consolas"/>
+                <w:b w:val="0"/>
+                <w:sz w:val="16"/>
+              </w:rPr>
+              <w:t>close = datetime(2026, 6, 30, 23, 59, 59)</w:t>
             </w:r>
           </w:p>
           <w:p>
@@ -3165,75 +3130,6 @@
             <w:r>
               <w:rPr>
                 <w:rFonts w:ascii="Consolas" w:hAnsi="Consolas" w:eastAsia="Consolas"/>
-                <w:b w:val="0"/>
-                <w:color w:val="5B6875"/>
-                <w:sz w:val="16"/>
-              </w:rPr>
-              <w:t xml:space="preserve">   8  </w:t>
-            </w:r>
-            <w:r>
-              <w:rPr>
-                <w:rFonts w:ascii="Consolas" w:hAnsi="Consolas" w:eastAsia="Consolas"/>
-                <w:b w:val="0"/>
-                <w:sz w:val="16"/>
-              </w:rPr>
-              <w:t xml:space="preserve">    Raises:</w:t>
-            </w:r>
-          </w:p>
-          <w:p>
-            <w:pPr>
-              <w:spacing w:before="0" w:after="0" w:line="240" w:lineRule="auto"/>
-              <w:ind w:left="567" w:hanging="567"/>
-            </w:pPr>
-            <w:r>
-              <w:rPr>
-                <w:rFonts w:ascii="Consolas" w:hAnsi="Consolas" w:eastAsia="Consolas"/>
-                <w:b w:val="0"/>
-                <w:color w:val="5B6875"/>
-                <w:sz w:val="16"/>
-              </w:rPr>
-              <w:t xml:space="preserve">   9  </w:t>
-            </w:r>
-            <w:r>
-              <w:rPr>
-                <w:rFonts w:ascii="Consolas" w:hAnsi="Consolas" w:eastAsia="Consolas"/>
-                <w:b w:val="0"/>
-                <w:sz w:val="16"/>
-              </w:rPr>
-              <w:t xml:space="preserve">        ValueError: If either datetime is naive.</w:t>
-            </w:r>
-          </w:p>
-          <w:p>
-            <w:pPr>
-              <w:spacing w:before="0" w:after="0" w:line="240" w:lineRule="auto"/>
-              <w:ind w:left="567" w:hanging="567"/>
-            </w:pPr>
-            <w:r>
-              <w:rPr>
-                <w:rFonts w:ascii="Consolas" w:hAnsi="Consolas" w:eastAsia="Consolas"/>
-                <w:b w:val="0"/>
-                <w:color w:val="5B6875"/>
-                <w:sz w:val="16"/>
-              </w:rPr>
-              <w:t xml:space="preserve">  10  </w:t>
-            </w:r>
-            <w:r>
-              <w:rPr>
-                <w:rFonts w:ascii="Consolas" w:hAnsi="Consolas" w:eastAsia="Consolas"/>
-                <w:b w:val="0"/>
-                <w:sz w:val="16"/>
-              </w:rPr>
-              <w:t xml:space="preserve">    """</w:t>
-            </w:r>
-          </w:p>
-          <w:p>
-            <w:pPr>
-              <w:spacing w:before="0" w:after="0" w:line="240" w:lineRule="auto"/>
-              <w:ind w:left="567" w:hanging="567"/>
-            </w:pPr>
-            <w:r>
-              <w:rPr>
-                <w:rFonts w:ascii="Consolas" w:hAnsi="Consolas" w:eastAsia="Consolas"/>
                 <w:b/>
                 <w:color w:val="5B6875"/>
                 <w:sz w:val="16"/>
@@ -3246,122 +3142,7 @@
                 <w:b w:val="0"/>
                 <w:sz w:val="16"/>
               </w:rPr>
-              <w:t xml:space="preserve">    if completed_at.tzinfo is None or close_at.tzinfo is None:</w:t>
-            </w:r>
-          </w:p>
-          <w:p>
-            <w:pPr>
-              <w:spacing w:before="0" w:after="0" w:line="240" w:lineRule="auto"/>
-              <w:ind w:left="567" w:hanging="567"/>
-            </w:pPr>
-            <w:r>
-              <w:rPr>
-                <w:rFonts w:ascii="Consolas" w:hAnsi="Consolas" w:eastAsia="Consolas"/>
-                <w:b w:val="0"/>
-                <w:color w:val="5B6875"/>
-                <w:sz w:val="16"/>
-              </w:rPr>
-              <w:t xml:space="preserve">  12  </w:t>
-            </w:r>
-            <w:r>
-              <w:rPr>
-                <w:rFonts w:ascii="Consolas" w:hAnsi="Consolas" w:eastAsia="Consolas"/>
-                <w:b w:val="0"/>
-                <w:sz w:val="16"/>
-              </w:rPr>
-              <w:t xml:space="preserve">        raise ValueError("datetimes must carry a time zone")</w:t>
-            </w:r>
-          </w:p>
-          <w:p>
-            <w:pPr>
-              <w:spacing w:before="0" w:after="0" w:line="240" w:lineRule="auto"/>
-              <w:ind w:left="567" w:hanging="567"/>
-            </w:pPr>
-            <w:r>
-              <w:rPr>
-                <w:rFonts w:ascii="Consolas" w:hAnsi="Consolas" w:eastAsia="Consolas"/>
-                <w:b w:val="0"/>
-                <w:color w:val="5B6875"/>
-                <w:sz w:val="16"/>
-              </w:rPr>
-              <w:t xml:space="preserve">  13  </w:t>
-            </w:r>
-            <w:r>
-              <w:rPr>
-                <w:rFonts w:ascii="Consolas" w:hAnsi="Consolas" w:eastAsia="Consolas"/>
-                <w:b w:val="0"/>
-                <w:sz w:val="16"/>
-              </w:rPr>
-              <w:t xml:space="preserve">    return completed_at &lt; close_at</w:t>
-            </w:r>
-          </w:p>
-          <w:p>
-            <w:pPr>
-              <w:spacing w:before="0" w:after="0" w:line="240" w:lineRule="auto"/>
-              <w:ind w:left="567" w:hanging="567"/>
-            </w:pPr>
-            <w:r>
-              <w:rPr>
-                <w:rFonts w:ascii="Consolas" w:hAnsi="Consolas" w:eastAsia="Consolas"/>
-                <w:b w:val="0"/>
-                <w:color w:val="5B6875"/>
-                <w:sz w:val="16"/>
-              </w:rPr>
-              <w:t xml:space="preserve">  14  </w:t>
-            </w:r>
-            <w:r>
-              <w:rPr>
-                <w:rFonts w:ascii="Consolas" w:hAnsi="Consolas" w:eastAsia="Consolas"/>
-                <w:b w:val="0"/>
-                <w:sz w:val="16"/>
-              </w:rPr>
-              <w:t xml:space="preserve"> </w:t>
-            </w:r>
-          </w:p>
-          <w:p>
-            <w:pPr>
-              <w:spacing w:before="0" w:after="0" w:line="240" w:lineRule="auto"/>
-              <w:ind w:left="567" w:hanging="567"/>
-            </w:pPr>
-            <w:r>
-              <w:rPr>
-                <w:rFonts w:ascii="Consolas" w:hAnsi="Consolas" w:eastAsia="Consolas"/>
-                <w:b w:val="0"/>
-                <w:color w:val="5B6875"/>
-                <w:sz w:val="16"/>
-              </w:rPr>
-              <w:t xml:space="preserve">  15  </w:t>
-            </w:r>
-            <w:r>
-              <w:rPr>
-                <w:rFonts w:ascii="Consolas" w:hAnsi="Consolas" w:eastAsia="Consolas"/>
-                <w:b w:val="0"/>
-                <w:sz w:val="16"/>
-              </w:rPr>
-              <w:t>close = datetime(2026, 7, 1, 0, 0, tzinfo=BST)</w:t>
-            </w:r>
-          </w:p>
-          <w:p>
-            <w:pPr>
-              <w:spacing w:before="0" w:after="0" w:line="240" w:lineRule="auto"/>
-              <w:ind w:left="567" w:hanging="567"/>
-            </w:pPr>
-            <w:r>
-              <w:rPr>
-                <w:rFonts w:ascii="Consolas" w:hAnsi="Consolas" w:eastAsia="Consolas"/>
-                <w:b/>
-                <w:color w:val="5B6875"/>
-                <w:sz w:val="16"/>
-              </w:rPr>
-              <w:t xml:space="preserve"> [3]  </w:t>
-            </w:r>
-            <w:r>
-              <w:rPr>
-                <w:rFonts w:ascii="Consolas" w:hAnsi="Consolas" w:eastAsia="Consolas"/>
-                <w:b w:val="0"/>
-                <w:sz w:val="16"/>
-              </w:rPr>
-              <w:t>in_wave(datetime.now(timezone.utc), close)</w:t>
+              <w:t>in_wave(datetime.utcnow(), close)</w:t>
             </w:r>
           </w:p>
         </w:tc>
@@ -3375,14 +3156,14 @@
         <w:rPr>
           <w:b/>
         </w:rPr>
-        <w:t xml:space="preserve">Line 3. </w:t>
-      </w:r>
-      <w:r>
-        <w:rPr>
-          <w:b w:val="0"/>
-          <w:i w:val="0"/>
-        </w:rPr>
-        <w:t>The business rule names its zone. In production, use zoneinfo.ZoneInfo("Europe/London") to handle the clock change.</w:t>
+        <w:t xml:space="preserve">Line 7. </w:t>
+      </w:r>
+      <w:r>
+        <w:rPr>
+          <w:b w:val="0"/>
+          <w:i w:val="0"/>
+        </w:rPr>
+        <w:t>Naive: is this UK time or UTC? The code cannot tell, and nor can a reader.</w:t>
       </w:r>
     </w:p>
     <w:p>
@@ -3393,41 +3174,14 @@
         <w:rPr>
           <w:b/>
         </w:rPr>
-        <w:t xml:space="preserve">Line 11. </w:t>
-      </w:r>
-      <w:r>
-        <w:rPr>
-          <w:b w:val="0"/>
-          <w:i w:val="0"/>
-        </w:rPr>
-        <w:t>Refuse naive values instead of guessing.</w:t>
-      </w:r>
-    </w:p>
-    <w:p>
-      <w:pPr>
-        <w:pStyle w:val="ListNumber"/>
-      </w:pPr>
-      <w:r>
-        <w:rPr>
-          <w:b/>
-        </w:rPr>
-        <w:t xml:space="preserve">Line 16. </w:t>
-      </w:r>
-      <w:r>
-        <w:rPr>
-          <w:b w:val="0"/>
-          <w:i w:val="0"/>
-        </w:rPr>
-        <w:t>Aware UTC now. Aware datetimes compare correctly across zones.</w:t>
-      </w:r>
-    </w:p>
-    <w:p>
-      <w:r>
-        <w:rPr>
-          <w:b w:val="0"/>
-          <w:i w:val="0"/>
-        </w:rPr>
-        <w:t>Read identifiers as strings, union by name, and keep every timestamp aware and stored in UTC.</w:t>
+        <w:t xml:space="preserve">Line 8. </w:t>
+      </w:r>
+      <w:r>
+        <w:rPr>
+          <w:b w:val="0"/>
+          <w:i w:val="0"/>
+        </w:rPr>
+        <w:t>Deprecated since Python 3.12, and naive too.</w:t>
       </w:r>
     </w:p>
     <w:p>
@@ -3435,108 +3189,7 @@
         <w:pStyle w:val="Heading4"/>
       </w:pPr>
       <w:r>
-        <w:t>Recap card</w:t>
-      </w:r>
-    </w:p>
-    <w:p>
-      <w:pPr>
-        <w:pStyle w:val="ListBullet"/>
-      </w:pPr>
-      <w:r>
-        <w:rPr>
-          <w:b/>
-          <w:i w:val="0"/>
-        </w:rPr>
-        <w:t>pd.read_csv and leading zeros</w:t>
-      </w:r>
-      <w:r>
-        <w:rPr>
-          <w:b w:val="0"/>
-          <w:i w:val="0"/>
-        </w:rPr>
-        <w:t xml:space="preserve"> Default parsing makes 0123 into 123. Pass dtype='string' for identifiers.</w:t>
-      </w:r>
-    </w:p>
-    <w:p>
-      <w:pPr>
-        <w:pStyle w:val="ListBullet"/>
-      </w:pPr>
-      <w:r>
-        <w:rPr>
-          <w:b/>
-          <w:i w:val="0"/>
-        </w:rPr>
-        <w:t>Spark union vs unionByName</w:t>
-      </w:r>
-      <w:r>
-        <w:rPr>
-          <w:b w:val="0"/>
-          <w:i w:val="0"/>
-        </w:rPr>
-        <w:t xml:space="preserve"> union matches columns by position, silently. unionByName matches by name.</w:t>
-      </w:r>
-    </w:p>
-    <w:p>
-      <w:pPr>
-        <w:pStyle w:val="ListBullet"/>
-      </w:pPr>
-      <w:r>
-        <w:rPr>
-          <w:b/>
-          <w:i w:val="0"/>
-        </w:rPr>
-        <w:t>datetime.utcnow()</w:t>
-      </w:r>
-      <w:r>
-        <w:rPr>
-          <w:b w:val="0"/>
-          <w:i w:val="0"/>
-        </w:rPr>
-        <w:t xml:space="preserve"> Deprecated from Python 3.12 and naive. Use datetime.now(timezone.utc).</w:t>
-      </w:r>
-    </w:p>
-    <w:p>
-      <w:pPr>
-        <w:pStyle w:val="ListBullet"/>
-      </w:pPr>
-      <w:r>
-        <w:rPr>
-          <w:b/>
-          <w:i w:val="0"/>
-        </w:rPr>
-        <w:t>Spark TIMESTAMP and the session time zone</w:t>
-      </w:r>
-      <w:r>
-        <w:rPr>
-          <w:b w:val="0"/>
-          <w:i w:val="0"/>
-        </w:rPr>
-        <w:t xml:space="preserve"> An instant, shown and converted in spark.sql.session.timeZone. to_date can move a row to another day.</w:t>
-      </w:r>
-    </w:p>
-    <w:p>
-      <w:pPr>
-        <w:pStyle w:val="Heading4"/>
-      </w:pPr>
-      <w:r>
-        <w:t>Practice</w:t>
-      </w:r>
-    </w:p>
-    <w:p>
-      <w:pPr>
-        <w:pStyle w:val="Heading5"/>
-      </w:pPr>
-      <w:r>
-        <w:t>Exercise 1. Predict the output (level 1)</w:t>
-      </w:r>
-    </w:p>
-    <w:p>
-      <w:r>
-        <w:rPr>
-          <w:b w:val="0"/>
-          <w:i w:val="0"/>
-        </w:rPr>
-        <w:t>What does this print?</w:t>
+        <w:t>Worked example: strong code</w:t>
       </w:r>
     </w:p>
     <w:tbl>
@@ -3574,7 +3227,7 @@
                 <w:b w:val="0"/>
                 <w:sz w:val="16"/>
               </w:rPr>
-              <w:t>waves = ["W10", "W9", "W2"]</w:t>
+              <w:t>from datetime import datetime, timedelta, timezone</w:t>
             </w:r>
           </w:p>
           <w:p>
@@ -3597,103 +3250,403 @@
                 <w:b w:val="0"/>
                 <w:sz w:val="16"/>
               </w:rPr>
-              <w:t>print(sorted(waves))</w:t>
+              <w:t xml:space="preserve"> </w:t>
+            </w:r>
+          </w:p>
+          <w:p>
+            <w:pPr>
+              <w:spacing w:before="0" w:after="0" w:line="240" w:lineRule="auto"/>
+              <w:ind w:left="567" w:hanging="567"/>
+            </w:pPr>
+            <w:r>
+              <w:rPr>
+                <w:rFonts w:ascii="Consolas" w:hAnsi="Consolas" w:eastAsia="Consolas"/>
+                <w:b/>
+                <w:color w:val="5B6875"/>
+                <w:sz w:val="16"/>
+              </w:rPr>
+              <w:t xml:space="preserve"> [1]  </w:t>
+            </w:r>
+            <w:r>
+              <w:rPr>
+                <w:rFonts w:ascii="Consolas" w:hAnsi="Consolas" w:eastAsia="Consolas"/>
+                <w:b w:val="0"/>
+                <w:sz w:val="16"/>
+              </w:rPr>
+              <w:t>BST = timezone(timedelta(hours=1), "BST")</w:t>
+            </w:r>
+          </w:p>
+          <w:p>
+            <w:pPr>
+              <w:spacing w:before="0" w:after="0" w:line="240" w:lineRule="auto"/>
+              <w:ind w:left="567" w:hanging="567"/>
+            </w:pPr>
+            <w:r>
+              <w:rPr>
+                <w:rFonts w:ascii="Consolas" w:hAnsi="Consolas" w:eastAsia="Consolas"/>
+                <w:b w:val="0"/>
+                <w:color w:val="5B6875"/>
+                <w:sz w:val="16"/>
+              </w:rPr>
+              <w:t xml:space="preserve">   4  </w:t>
+            </w:r>
+            <w:r>
+              <w:rPr>
+                <w:rFonts w:ascii="Consolas" w:hAnsi="Consolas" w:eastAsia="Consolas"/>
+                <w:b w:val="0"/>
+                <w:sz w:val="16"/>
+              </w:rPr>
+              <w:t xml:space="preserve"> </w:t>
+            </w:r>
+          </w:p>
+          <w:p>
+            <w:pPr>
+              <w:spacing w:before="0" w:after="0" w:line="240" w:lineRule="auto"/>
+              <w:ind w:left="567" w:hanging="567"/>
+            </w:pPr>
+            <w:r>
+              <w:rPr>
+                <w:rFonts w:ascii="Consolas" w:hAnsi="Consolas" w:eastAsia="Consolas"/>
+                <w:b w:val="0"/>
+                <w:color w:val="5B6875"/>
+                <w:sz w:val="16"/>
+              </w:rPr>
+              <w:t xml:space="preserve">   5  </w:t>
+            </w:r>
+            <w:r>
+              <w:rPr>
+                <w:rFonts w:ascii="Consolas" w:hAnsi="Consolas" w:eastAsia="Consolas"/>
+                <w:b w:val="0"/>
+                <w:sz w:val="16"/>
+              </w:rPr>
+              <w:t>def in_wave(completed_at: datetime, close_at: datetime) -&gt; bool:</w:t>
+            </w:r>
+          </w:p>
+          <w:p>
+            <w:pPr>
+              <w:spacing w:before="0" w:after="0" w:line="240" w:lineRule="auto"/>
+              <w:ind w:left="567" w:hanging="567"/>
+            </w:pPr>
+            <w:r>
+              <w:rPr>
+                <w:rFonts w:ascii="Consolas" w:hAnsi="Consolas" w:eastAsia="Consolas"/>
+                <w:b w:val="0"/>
+                <w:color w:val="5B6875"/>
+                <w:sz w:val="16"/>
+              </w:rPr>
+              <w:t xml:space="preserve">   6  </w:t>
+            </w:r>
+            <w:r>
+              <w:rPr>
+                <w:rFonts w:ascii="Consolas" w:hAnsi="Consolas" w:eastAsia="Consolas"/>
+                <w:b w:val="0"/>
+                <w:sz w:val="16"/>
+              </w:rPr>
+              <w:t xml:space="preserve">    """Was the interview completed before the wave closed?</w:t>
+            </w:r>
+          </w:p>
+          <w:p>
+            <w:pPr>
+              <w:spacing w:before="0" w:after="0" w:line="240" w:lineRule="auto"/>
+              <w:ind w:left="567" w:hanging="567"/>
+            </w:pPr>
+            <w:r>
+              <w:rPr>
+                <w:rFonts w:ascii="Consolas" w:hAnsi="Consolas" w:eastAsia="Consolas"/>
+                <w:b w:val="0"/>
+                <w:color w:val="5B6875"/>
+                <w:sz w:val="16"/>
+              </w:rPr>
+              <w:t xml:space="preserve">   7  </w:t>
+            </w:r>
+            <w:r>
+              <w:rPr>
+                <w:rFonts w:ascii="Consolas" w:hAnsi="Consolas" w:eastAsia="Consolas"/>
+                <w:b w:val="0"/>
+                <w:sz w:val="16"/>
+              </w:rPr>
+              <w:t xml:space="preserve"> </w:t>
+            </w:r>
+          </w:p>
+          <w:p>
+            <w:pPr>
+              <w:spacing w:before="0" w:after="0" w:line="240" w:lineRule="auto"/>
+              <w:ind w:left="567" w:hanging="567"/>
+            </w:pPr>
+            <w:r>
+              <w:rPr>
+                <w:rFonts w:ascii="Consolas" w:hAnsi="Consolas" w:eastAsia="Consolas"/>
+                <w:b w:val="0"/>
+                <w:color w:val="5B6875"/>
+                <w:sz w:val="16"/>
+              </w:rPr>
+              <w:t xml:space="preserve">   8  </w:t>
+            </w:r>
+            <w:r>
+              <w:rPr>
+                <w:rFonts w:ascii="Consolas" w:hAnsi="Consolas" w:eastAsia="Consolas"/>
+                <w:b w:val="0"/>
+                <w:sz w:val="16"/>
+              </w:rPr>
+              <w:t xml:space="preserve">    Raises:</w:t>
+            </w:r>
+          </w:p>
+          <w:p>
+            <w:pPr>
+              <w:spacing w:before="0" w:after="0" w:line="240" w:lineRule="auto"/>
+              <w:ind w:left="567" w:hanging="567"/>
+            </w:pPr>
+            <w:r>
+              <w:rPr>
+                <w:rFonts w:ascii="Consolas" w:hAnsi="Consolas" w:eastAsia="Consolas"/>
+                <w:b w:val="0"/>
+                <w:color w:val="5B6875"/>
+                <w:sz w:val="16"/>
+              </w:rPr>
+              <w:t xml:space="preserve">   9  </w:t>
+            </w:r>
+            <w:r>
+              <w:rPr>
+                <w:rFonts w:ascii="Consolas" w:hAnsi="Consolas" w:eastAsia="Consolas"/>
+                <w:b w:val="0"/>
+                <w:sz w:val="16"/>
+              </w:rPr>
+              <w:t xml:space="preserve">        ValueError: If either datetime is naive.</w:t>
+            </w:r>
+          </w:p>
+          <w:p>
+            <w:pPr>
+              <w:spacing w:before="0" w:after="0" w:line="240" w:lineRule="auto"/>
+              <w:ind w:left="567" w:hanging="567"/>
+            </w:pPr>
+            <w:r>
+              <w:rPr>
+                <w:rFonts w:ascii="Consolas" w:hAnsi="Consolas" w:eastAsia="Consolas"/>
+                <w:b w:val="0"/>
+                <w:color w:val="5B6875"/>
+                <w:sz w:val="16"/>
+              </w:rPr>
+              <w:t xml:space="preserve">  10  </w:t>
+            </w:r>
+            <w:r>
+              <w:rPr>
+                <w:rFonts w:ascii="Consolas" w:hAnsi="Consolas" w:eastAsia="Consolas"/>
+                <w:b w:val="0"/>
+                <w:sz w:val="16"/>
+              </w:rPr>
+              <w:t xml:space="preserve">    """</w:t>
+            </w:r>
+          </w:p>
+          <w:p>
+            <w:pPr>
+              <w:spacing w:before="0" w:after="0" w:line="240" w:lineRule="auto"/>
+              <w:ind w:left="567" w:hanging="567"/>
+            </w:pPr>
+            <w:r>
+              <w:rPr>
+                <w:rFonts w:ascii="Consolas" w:hAnsi="Consolas" w:eastAsia="Consolas"/>
+                <w:b/>
+                <w:color w:val="5B6875"/>
+                <w:sz w:val="16"/>
+              </w:rPr>
+              <w:t xml:space="preserve"> [2]  </w:t>
+            </w:r>
+            <w:r>
+              <w:rPr>
+                <w:rFonts w:ascii="Consolas" w:hAnsi="Consolas" w:eastAsia="Consolas"/>
+                <w:b w:val="0"/>
+                <w:sz w:val="16"/>
+              </w:rPr>
+              <w:t xml:space="preserve">    if completed_at.tzinfo is None or close_at.tzinfo is None:</w:t>
+            </w:r>
+          </w:p>
+          <w:p>
+            <w:pPr>
+              <w:spacing w:before="0" w:after="0" w:line="240" w:lineRule="auto"/>
+              <w:ind w:left="567" w:hanging="567"/>
+            </w:pPr>
+            <w:r>
+              <w:rPr>
+                <w:rFonts w:ascii="Consolas" w:hAnsi="Consolas" w:eastAsia="Consolas"/>
+                <w:b w:val="0"/>
+                <w:color w:val="5B6875"/>
+                <w:sz w:val="16"/>
+              </w:rPr>
+              <w:t xml:space="preserve">  12  </w:t>
+            </w:r>
+            <w:r>
+              <w:rPr>
+                <w:rFonts w:ascii="Consolas" w:hAnsi="Consolas" w:eastAsia="Consolas"/>
+                <w:b w:val="0"/>
+                <w:sz w:val="16"/>
+              </w:rPr>
+              <w:t xml:space="preserve">        raise ValueError("datetimes must carry a time zone")</w:t>
+            </w:r>
+          </w:p>
+          <w:p>
+            <w:pPr>
+              <w:spacing w:before="0" w:after="0" w:line="240" w:lineRule="auto"/>
+              <w:ind w:left="567" w:hanging="567"/>
+            </w:pPr>
+            <w:r>
+              <w:rPr>
+                <w:rFonts w:ascii="Consolas" w:hAnsi="Consolas" w:eastAsia="Consolas"/>
+                <w:b w:val="0"/>
+                <w:color w:val="5B6875"/>
+                <w:sz w:val="16"/>
+              </w:rPr>
+              <w:t xml:space="preserve">  13  </w:t>
+            </w:r>
+            <w:r>
+              <w:rPr>
+                <w:rFonts w:ascii="Consolas" w:hAnsi="Consolas" w:eastAsia="Consolas"/>
+                <w:b w:val="0"/>
+                <w:sz w:val="16"/>
+              </w:rPr>
+              <w:t xml:space="preserve">    return completed_at &lt; close_at</w:t>
+            </w:r>
+          </w:p>
+          <w:p>
+            <w:pPr>
+              <w:spacing w:before="0" w:after="0" w:line="240" w:lineRule="auto"/>
+              <w:ind w:left="567" w:hanging="567"/>
+            </w:pPr>
+            <w:r>
+              <w:rPr>
+                <w:rFonts w:ascii="Consolas" w:hAnsi="Consolas" w:eastAsia="Consolas"/>
+                <w:b w:val="0"/>
+                <w:color w:val="5B6875"/>
+                <w:sz w:val="16"/>
+              </w:rPr>
+              <w:t xml:space="preserve">  14  </w:t>
+            </w:r>
+            <w:r>
+              <w:rPr>
+                <w:rFonts w:ascii="Consolas" w:hAnsi="Consolas" w:eastAsia="Consolas"/>
+                <w:b w:val="0"/>
+                <w:sz w:val="16"/>
+              </w:rPr>
+              <w:t xml:space="preserve"> </w:t>
+            </w:r>
+          </w:p>
+          <w:p>
+            <w:pPr>
+              <w:spacing w:before="0" w:after="0" w:line="240" w:lineRule="auto"/>
+              <w:ind w:left="567" w:hanging="567"/>
+            </w:pPr>
+            <w:r>
+              <w:rPr>
+                <w:rFonts w:ascii="Consolas" w:hAnsi="Consolas" w:eastAsia="Consolas"/>
+                <w:b w:val="0"/>
+                <w:color w:val="5B6875"/>
+                <w:sz w:val="16"/>
+              </w:rPr>
+              <w:t xml:space="preserve">  15  </w:t>
+            </w:r>
+            <w:r>
+              <w:rPr>
+                <w:rFonts w:ascii="Consolas" w:hAnsi="Consolas" w:eastAsia="Consolas"/>
+                <w:b w:val="0"/>
+                <w:sz w:val="16"/>
+              </w:rPr>
+              <w:t>close = datetime(2026, 7, 1, 0, 0, tzinfo=BST)</w:t>
+            </w:r>
+          </w:p>
+          <w:p>
+            <w:pPr>
+              <w:spacing w:before="0" w:after="0" w:line="240" w:lineRule="auto"/>
+              <w:ind w:left="567" w:hanging="567"/>
+            </w:pPr>
+            <w:r>
+              <w:rPr>
+                <w:rFonts w:ascii="Consolas" w:hAnsi="Consolas" w:eastAsia="Consolas"/>
+                <w:b/>
+                <w:color w:val="5B6875"/>
+                <w:sz w:val="16"/>
+              </w:rPr>
+              <w:t xml:space="preserve"> [3]  </w:t>
+            </w:r>
+            <w:r>
+              <w:rPr>
+                <w:rFonts w:ascii="Consolas" w:hAnsi="Consolas" w:eastAsia="Consolas"/>
+                <w:b w:val="0"/>
+                <w:sz w:val="16"/>
+              </w:rPr>
+              <w:t>in_wave(datetime.now(timezone.utc), close)</w:t>
             </w:r>
           </w:p>
         </w:tc>
       </w:tr>
     </w:tbl>
-    <w:p/>
     <w:p>
       <w:pPr>
-        <w:pStyle w:val="Heading5"/>
+        <w:pStyle w:val="ListNumber"/>
       </w:pPr>
       <w:r>
-        <w:t>Exercise 2. Multiple choice (level 2)</w:t>
+        <w:rPr>
+          <w:b/>
+        </w:rPr>
+        <w:t xml:space="preserve">Line 3. </w:t>
+      </w:r>
+      <w:r>
+        <w:rPr>
+          <w:b w:val="0"/>
+          <w:i w:val="0"/>
+        </w:rPr>
+        <w:t>The business rule names its zone. In production, use zoneinfo.ZoneInfo("Europe/London") to handle the clock change.</w:t>
       </w:r>
     </w:p>
     <w:p>
-      <w:r>
-        <w:rPr>
-          <w:b w:val="0"/>
-          <w:i w:val="0"/>
-        </w:rPr>
-        <w:t xml:space="preserve">A Spark session has </w:t>
-      </w:r>
-      <w:r>
-        <w:rPr>
-          <w:rFonts w:ascii="Consolas" w:hAnsi="Consolas" w:eastAsia="Consolas"/>
-          <w:b w:val="0"/>
-          <w:sz w:val="19"/>
-        </w:rPr>
-        <w:t>spark.sql.session.timeZone</w:t>
-      </w:r>
-      <w:r>
-        <w:rPr>
-          <w:b w:val="0"/>
-          <w:i w:val="0"/>
-        </w:rPr>
-        <w:t xml:space="preserve"> set to </w:t>
-      </w:r>
-      <w:r>
-        <w:rPr>
-          <w:rFonts w:ascii="Consolas" w:hAnsi="Consolas" w:eastAsia="Consolas"/>
-          <w:b w:val="0"/>
-          <w:sz w:val="19"/>
-        </w:rPr>
-        <w:t>Europe/London</w:t>
-      </w:r>
-      <w:r>
-        <w:rPr>
-          <w:b w:val="0"/>
-          <w:i w:val="0"/>
-        </w:rPr>
-        <w:t xml:space="preserve">. An interview's </w:t>
-      </w:r>
-      <w:r>
-        <w:rPr>
-          <w:rFonts w:ascii="Consolas" w:hAnsi="Consolas" w:eastAsia="Consolas"/>
-          <w:b w:val="0"/>
-          <w:sz w:val="19"/>
-        </w:rPr>
-        <w:t>completed_at</w:t>
-      </w:r>
-      <w:r>
-        <w:rPr>
-          <w:b w:val="0"/>
-          <w:i w:val="0"/>
-        </w:rPr>
-        <w:t xml:space="preserve"> is the instant </w:t>
-      </w:r>
-      <w:r>
-        <w:rPr>
-          <w:rFonts w:ascii="Consolas" w:hAnsi="Consolas" w:eastAsia="Consolas"/>
-          <w:b w:val="0"/>
-          <w:sz w:val="19"/>
-        </w:rPr>
-        <w:t>2026-06-30T23:30:00Z</w:t>
-      </w:r>
-      <w:r>
-        <w:rPr>
-          <w:b w:val="0"/>
-          <w:i w:val="0"/>
-        </w:rPr>
-        <w:t xml:space="preserve">. What does </w:t>
-      </w:r>
-      <w:r>
-        <w:rPr>
-          <w:rFonts w:ascii="Consolas" w:hAnsi="Consolas" w:eastAsia="Consolas"/>
-          <w:b w:val="0"/>
-          <w:sz w:val="19"/>
-        </w:rPr>
-        <w:t>F.to_date("completed_at")</w:t>
-      </w:r>
-      <w:r>
-        <w:rPr>
-          <w:b w:val="0"/>
-          <w:i w:val="0"/>
-        </w:rPr>
-        <w:t xml:space="preserve"> return?</w:t>
+      <w:pPr>
+        <w:pStyle w:val="ListNumber"/>
+      </w:pPr>
+      <w:r>
+        <w:rPr>
+          <w:b/>
+        </w:rPr>
+        <w:t xml:space="preserve">Line 11. </w:t>
+      </w:r>
+      <w:r>
+        <w:rPr>
+          <w:b w:val="0"/>
+          <w:i w:val="0"/>
+        </w:rPr>
+        <w:t>Refuse naive values instead of guessing.</w:t>
+      </w:r>
+    </w:p>
+    <w:p>
+      <w:pPr>
+        <w:pStyle w:val="ListNumber"/>
+      </w:pPr>
+      <w:r>
+        <w:rPr>
+          <w:b/>
+        </w:rPr>
+        <w:t xml:space="preserve">Line 16. </w:t>
+      </w:r>
+      <w:r>
+        <w:rPr>
+          <w:b w:val="0"/>
+          <w:i w:val="0"/>
+        </w:rPr>
+        <w:t>Aware UTC now. Aware datetimes compare correctly across zones.</w:t>
+      </w:r>
+    </w:p>
+    <w:p>
+      <w:r>
+        <w:rPr>
+          <w:b w:val="0"/>
+          <w:i w:val="0"/>
+        </w:rPr>
+        <w:t>Read identifiers as strings, union by name, and keep every timestamp aware and stored in UTC.</w:t>
+      </w:r>
+    </w:p>
+    <w:p>
+      <w:pPr>
+        <w:pStyle w:val="Heading4"/>
+      </w:pPr>
+      <w:r>
+        <w:t>Recap card</w:t>
       </w:r>
     </w:p>
     <w:p>
@@ -3702,10 +3655,17 @@
       </w:pPr>
       <w:r>
         <w:rPr>
-          <w:b w:val="0"/>
-          <w:i w:val="0"/>
-        </w:rPr>
-        <w:t>a) 2026-07-01</w:t>
+          <w:b/>
+          <w:i w:val="0"/>
+        </w:rPr>
+        <w:t>pd.read_csv and leading zeros</w:t>
+      </w:r>
+      <w:r>
+        <w:rPr>
+          <w:b w:val="0"/>
+          <w:i w:val="0"/>
+        </w:rPr>
+        <w:t xml:space="preserve"> Default parsing makes 0123 into 123. Pass dtype='string' for identifiers.</w:t>
       </w:r>
     </w:p>
     <w:p>
@@ -3714,10 +3674,17 @@
       </w:pPr>
       <w:r>
         <w:rPr>
-          <w:b w:val="0"/>
-          <w:i w:val="0"/>
-        </w:rPr>
-        <w:t>b) 2026-06-30</w:t>
+          <w:b/>
+          <w:i w:val="0"/>
+        </w:rPr>
+        <w:t>Spark union vs unionByName</w:t>
+      </w:r>
+      <w:r>
+        <w:rPr>
+          <w:b w:val="0"/>
+          <w:i w:val="0"/>
+        </w:rPr>
+        <w:t xml:space="preserve"> union matches columns by position, silently. unionByName matches by name.</w:t>
       </w:r>
     </w:p>
     <w:p>
@@ -3726,10 +3693,17 @@
       </w:pPr>
       <w:r>
         <w:rPr>
-          <w:b w:val="0"/>
-          <w:i w:val="0"/>
-        </w:rPr>
-        <w:t>c) It depends on the cluster's operating system clock</w:t>
+          <w:b/>
+          <w:i w:val="0"/>
+        </w:rPr>
+        <w:t>datetime.utcnow()</w:t>
+      </w:r>
+      <w:r>
+        <w:rPr>
+          <w:b w:val="0"/>
+          <w:i w:val="0"/>
+        </w:rPr>
+        <w:t xml:space="preserve"> Deprecated from Python 3.12 and naive. Use datetime.now(timezone.utc).</w:t>
       </w:r>
     </w:p>
     <w:p>
@@ -3738,43 +3712,25 @@
       </w:pPr>
       <w:r>
         <w:rPr>
-          <w:b w:val="0"/>
-          <w:i w:val="0"/>
-        </w:rPr>
-        <w:t>d) NULL</w:t>
-      </w:r>
-    </w:p>
-    <w:p>
-      <w:r>
-        <w:rPr>
           <w:b/>
           <w:i w:val="0"/>
         </w:rPr>
-        <w:t>Why?</w:t>
+        <w:t>Spark TIMESTAMP and the session time zone</w:t>
+      </w:r>
+      <w:r>
+        <w:rPr>
+          <w:b w:val="0"/>
+          <w:i w:val="0"/>
+        </w:rPr>
+        <w:t xml:space="preserve"> An instant, shown and converted in spark.sql.session.timeZone. to_date can move a row to another day.</w:t>
       </w:r>
     </w:p>
     <w:p>
       <w:pPr>
-        <w:pStyle w:val="ListBullet"/>
+        <w:pStyle w:val="Heading4"/>
       </w:pPr>
       <w:r>
-        <w:rPr>
-          <w:b w:val="0"/>
-          <w:i w:val="0"/>
-        </w:rPr>
-        <w:t>r1) TIMESTAMP is an instant. to_date uses the session time zone, where 23:30 UTC is 00:30 on 1 July in BST.</w:t>
-      </w:r>
-    </w:p>
-    <w:p>
-      <w:pPr>
-        <w:pStyle w:val="ListBullet"/>
-      </w:pPr>
-      <w:r>
-        <w:rPr>
-          <w:b w:val="0"/>
-          <w:i w:val="0"/>
-        </w:rPr>
-        <w:t>r2) Spark always converts to local time before storing.</w:t>
+        <w:t>Practice</w:t>
       </w:r>
     </w:p>
     <w:p>
@@ -3782,7 +3738,7 @@
         <w:pStyle w:val="Heading5"/>
       </w:pPr>
       <w:r>
-        <w:t>Exercise 3. Fill the gap (level 2)</w:t>
+        <w:t>Exercise 1. Predict the output (level 1)</w:t>
       </w:r>
     </w:p>
     <w:p>
@@ -3791,7 +3747,7 @@
           <w:b w:val="0"/>
           <w:i w:val="0"/>
         </w:rPr>
-        <w:t>Replace the deprecated call with an aware UTC timestamp.</w:t>
+        <w:t>What does this print?</w:t>
       </w:r>
     </w:p>
     <w:tbl>
@@ -3829,7 +3785,7 @@
                 <w:b w:val="0"/>
                 <w:sz w:val="16"/>
               </w:rPr>
-              <w:t>from datetime import datetime, timezone</w:t>
+              <w:t>waves = ["W10", "W9", "W2"]</w:t>
             </w:r>
           </w:p>
           <w:p>
@@ -3852,30 +3808,7 @@
                 <w:b w:val="0"/>
                 <w:sz w:val="16"/>
               </w:rPr>
-              <w:t xml:space="preserve"> </w:t>
-            </w:r>
-          </w:p>
-          <w:p>
-            <w:pPr>
-              <w:spacing w:before="0" w:after="0" w:line="240" w:lineRule="auto"/>
-              <w:ind w:left="567" w:hanging="567"/>
-            </w:pPr>
-            <w:r>
-              <w:rPr>
-                <w:rFonts w:ascii="Consolas" w:hAnsi="Consolas" w:eastAsia="Consolas"/>
-                <w:b w:val="0"/>
-                <w:color w:val="5B6875"/>
-                <w:sz w:val="16"/>
-              </w:rPr>
-              <w:t xml:space="preserve">   3  </w:t>
-            </w:r>
-            <w:r>
-              <w:rPr>
-                <w:rFonts w:ascii="Consolas" w:hAnsi="Consolas" w:eastAsia="Consolas"/>
-                <w:b w:val="0"/>
-                <w:sz w:val="16"/>
-              </w:rPr>
-              <w:t>run_timestamp = datetime._____(1)(_____(2))</w:t>
+              <w:t>print(sorted(waves))</w:t>
             </w:r>
           </w:p>
         </w:tc>
@@ -3887,7 +3820,7 @@
         <w:pStyle w:val="Heading5"/>
       </w:pPr>
       <w:r>
-        <w:t>Exercise 4. Write the function (level 3)</w:t>
+        <w:t>Exercise 2. Multiple choice (level 2)</w:t>
       </w:r>
     </w:p>
     <w:p>
@@ -3896,7 +3829,7 @@
           <w:b w:val="0"/>
           <w:i w:val="0"/>
         </w:rPr>
-        <w:t xml:space="preserve">Write </w:t>
+        <w:t xml:space="preserve">A Spark session has </w:t>
       </w:r>
       <w:r>
         <w:rPr>
@@ -3904,14 +3837,14 @@
           <w:b w:val="0"/>
           <w:sz w:val="19"/>
         </w:rPr>
-        <w:t>load_delivery(csv_text: str) -&gt; pd.DataFrame</w:t>
-      </w:r>
-      <w:r>
-        <w:rPr>
-          <w:b w:val="0"/>
-          <w:i w:val="0"/>
-        </w:rPr>
-        <w:t xml:space="preserve">. Read the CSV with </w:t>
+        <w:t>spark.sql.session.timeZone</w:t>
+      </w:r>
+      <w:r>
+        <w:rPr>
+          <w:b w:val="0"/>
+          <w:i w:val="0"/>
+        </w:rPr>
+        <w:t xml:space="preserve"> set to </w:t>
       </w:r>
       <w:r>
         <w:rPr>
@@ -3919,14 +3852,14 @@
           <w:b w:val="0"/>
           <w:sz w:val="19"/>
         </w:rPr>
-        <w:t>respondent_id</w:t>
-      </w:r>
-      <w:r>
-        <w:rPr>
-          <w:b w:val="0"/>
-          <w:i w:val="0"/>
-        </w:rPr>
-        <w:t xml:space="preserve"> and </w:t>
+        <w:t>Europe/London</w:t>
+      </w:r>
+      <w:r>
+        <w:rPr>
+          <w:b w:val="0"/>
+          <w:i w:val="0"/>
+        </w:rPr>
+        <w:t xml:space="preserve">. An interview's </w:t>
       </w:r>
       <w:r>
         <w:rPr>
@@ -3934,14 +3867,14 @@
           <w:b w:val="0"/>
           <w:sz w:val="19"/>
         </w:rPr>
-        <w:t>postcode_area</w:t>
-      </w:r>
-      <w:r>
-        <w:rPr>
-          <w:b w:val="0"/>
-          <w:i w:val="0"/>
-        </w:rPr>
-        <w:t xml:space="preserve"> as strings, keeping leading zeros. Convert </w:t>
+        <w:t>completed_at</w:t>
+      </w:r>
+      <w:r>
+        <w:rPr>
+          <w:b w:val="0"/>
+          <w:i w:val="0"/>
+        </w:rPr>
+        <w:t xml:space="preserve"> is the instant </w:t>
       </w:r>
       <w:r>
         <w:rPr>
@@ -3949,14 +3882,14 @@
           <w:b w:val="0"/>
           <w:sz w:val="19"/>
         </w:rPr>
-        <w:t>final_weight</w:t>
-      </w:r>
-      <w:r>
-        <w:rPr>
-          <w:b w:val="0"/>
-          <w:i w:val="0"/>
-        </w:rPr>
-        <w:t xml:space="preserve"> to float. If any non-empty weight fails to parse, raise </w:t>
+        <w:t>2026-06-30T23:30:00Z</w:t>
+      </w:r>
+      <w:r>
+        <w:rPr>
+          <w:b w:val="0"/>
+          <w:i w:val="0"/>
+        </w:rPr>
+        <w:t xml:space="preserve">. What does </w:t>
       </w:r>
       <w:r>
         <w:rPr>
@@ -3964,23 +3897,112 @@
           <w:b w:val="0"/>
           <w:sz w:val="19"/>
         </w:rPr>
-        <w:t>ValueError</w:t>
-      </w:r>
-      <w:r>
-        <w:rPr>
-          <w:b w:val="0"/>
-          <w:i w:val="0"/>
-        </w:rPr>
-        <w:t xml:space="preserve"> naming how many. Empty weights stay missing.</w:t>
+        <w:t>F.to_date("completed_at")</w:t>
+      </w:r>
+      <w:r>
+        <w:rPr>
+          <w:b w:val="0"/>
+          <w:i w:val="0"/>
+        </w:rPr>
+        <w:t xml:space="preserve"> return?</w:t>
       </w:r>
     </w:p>
     <w:p>
-      <w:r>
-        <w:rPr>
-          <w:b w:val="0"/>
-          <w:i w:val="0"/>
-        </w:rPr>
-        <w:t>Starter code:</w:t>
+      <w:pPr>
+        <w:pStyle w:val="ListBullet"/>
+      </w:pPr>
+      <w:r>
+        <w:rPr>
+          <w:b w:val="0"/>
+          <w:i w:val="0"/>
+        </w:rPr>
+        <w:t>a) 2026-07-01</w:t>
+      </w:r>
+    </w:p>
+    <w:p>
+      <w:pPr>
+        <w:pStyle w:val="ListBullet"/>
+      </w:pPr>
+      <w:r>
+        <w:rPr>
+          <w:b w:val="0"/>
+          <w:i w:val="0"/>
+        </w:rPr>
+        <w:t>b) 2026-06-30</w:t>
+      </w:r>
+    </w:p>
+    <w:p>
+      <w:pPr>
+        <w:pStyle w:val="ListBullet"/>
+      </w:pPr>
+      <w:r>
+        <w:rPr>
+          <w:b w:val="0"/>
+          <w:i w:val="0"/>
+        </w:rPr>
+        <w:t>c) It depends on the cluster's operating system clock</w:t>
+      </w:r>
+    </w:p>
+    <w:p>
+      <w:pPr>
+        <w:pStyle w:val="ListBullet"/>
+      </w:pPr>
+      <w:r>
+        <w:rPr>
+          <w:b w:val="0"/>
+          <w:i w:val="0"/>
+        </w:rPr>
+        <w:t>d) NULL</w:t>
+      </w:r>
+    </w:p>
+    <w:p>
+      <w:r>
+        <w:rPr>
+          <w:b/>
+          <w:i w:val="0"/>
+        </w:rPr>
+        <w:t>Why?</w:t>
+      </w:r>
+    </w:p>
+    <w:p>
+      <w:pPr>
+        <w:pStyle w:val="ListBullet"/>
+      </w:pPr>
+      <w:r>
+        <w:rPr>
+          <w:b w:val="0"/>
+          <w:i w:val="0"/>
+        </w:rPr>
+        <w:t>r1) TIMESTAMP is an instant. to_date uses the session time zone, where 23:30 UTC is 00:30 on 1 July in BST.</w:t>
+      </w:r>
+    </w:p>
+    <w:p>
+      <w:pPr>
+        <w:pStyle w:val="ListBullet"/>
+      </w:pPr>
+      <w:r>
+        <w:rPr>
+          <w:b w:val="0"/>
+          <w:i w:val="0"/>
+        </w:rPr>
+        <w:t>r2) Spark always converts to local time before storing.</w:t>
+      </w:r>
+    </w:p>
+    <w:p>
+      <w:pPr>
+        <w:pStyle w:val="Heading5"/>
+      </w:pPr>
+      <w:r>
+        <w:t>Exercise 3. Fill the gap (level 2)</w:t>
+      </w:r>
+    </w:p>
+    <w:p>
+      <w:r>
+        <w:rPr>
+          <w:b w:val="0"/>
+          <w:i w:val="0"/>
+        </w:rPr>
+        <w:t>Replace the deprecated call with an aware UTC timestamp.</w:t>
       </w:r>
     </w:p>
     <w:tbl>
@@ -4018,7 +4040,7 @@
                 <w:b w:val="0"/>
                 <w:sz w:val="16"/>
               </w:rPr>
-              <w:t>import io</w:t>
+              <w:t>from datetime import datetime, timezone</w:t>
             </w:r>
           </w:p>
           <w:p>
@@ -4064,99 +4086,7 @@
                 <w:b w:val="0"/>
                 <w:sz w:val="16"/>
               </w:rPr>
-              <w:t>import pandas as pd</w:t>
-            </w:r>
-          </w:p>
-          <w:p>
-            <w:pPr>
-              <w:spacing w:before="0" w:after="0" w:line="240" w:lineRule="auto"/>
-              <w:ind w:left="567" w:hanging="567"/>
-            </w:pPr>
-            <w:r>
-              <w:rPr>
-                <w:rFonts w:ascii="Consolas" w:hAnsi="Consolas" w:eastAsia="Consolas"/>
-                <w:b w:val="0"/>
-                <w:color w:val="5B6875"/>
-                <w:sz w:val="16"/>
-              </w:rPr>
-              <w:t xml:space="preserve">   4  </w:t>
-            </w:r>
-            <w:r>
-              <w:rPr>
-                <w:rFonts w:ascii="Consolas" w:hAnsi="Consolas" w:eastAsia="Consolas"/>
-                <w:b w:val="0"/>
-                <w:sz w:val="16"/>
-              </w:rPr>
-              <w:t xml:space="preserve"> </w:t>
-            </w:r>
-          </w:p>
-          <w:p>
-            <w:pPr>
-              <w:spacing w:before="0" w:after="0" w:line="240" w:lineRule="auto"/>
-              <w:ind w:left="567" w:hanging="567"/>
-            </w:pPr>
-            <w:r>
-              <w:rPr>
-                <w:rFonts w:ascii="Consolas" w:hAnsi="Consolas" w:eastAsia="Consolas"/>
-                <w:b w:val="0"/>
-                <w:color w:val="5B6875"/>
-                <w:sz w:val="16"/>
-              </w:rPr>
-              <w:t xml:space="preserve">   5  </w:t>
-            </w:r>
-            <w:r>
-              <w:rPr>
-                <w:rFonts w:ascii="Consolas" w:hAnsi="Consolas" w:eastAsia="Consolas"/>
-                <w:b w:val="0"/>
-                <w:sz w:val="16"/>
-              </w:rPr>
-              <w:t xml:space="preserve"> </w:t>
-            </w:r>
-          </w:p>
-          <w:p>
-            <w:pPr>
-              <w:spacing w:before="0" w:after="0" w:line="240" w:lineRule="auto"/>
-              <w:ind w:left="567" w:hanging="567"/>
-            </w:pPr>
-            <w:r>
-              <w:rPr>
-                <w:rFonts w:ascii="Consolas" w:hAnsi="Consolas" w:eastAsia="Consolas"/>
-                <w:b w:val="0"/>
-                <w:color w:val="5B6875"/>
-                <w:sz w:val="16"/>
-              </w:rPr>
-              <w:t xml:space="preserve">   6  </w:t>
-            </w:r>
-            <w:r>
-              <w:rPr>
-                <w:rFonts w:ascii="Consolas" w:hAnsi="Consolas" w:eastAsia="Consolas"/>
-                <w:b w:val="0"/>
-                <w:sz w:val="16"/>
-              </w:rPr>
-              <w:t>def load_delivery(csv_text):</w:t>
-            </w:r>
-          </w:p>
-          <w:p>
-            <w:pPr>
-              <w:spacing w:before="0" w:after="0" w:line="240" w:lineRule="auto"/>
-              <w:ind w:left="567" w:hanging="567"/>
-            </w:pPr>
-            <w:r>
-              <w:rPr>
-                <w:rFonts w:ascii="Consolas" w:hAnsi="Consolas" w:eastAsia="Consolas"/>
-                <w:b w:val="0"/>
-                <w:color w:val="5B6875"/>
-                <w:sz w:val="16"/>
-              </w:rPr>
-              <w:t xml:space="preserve">   7  </w:t>
-            </w:r>
-            <w:r>
-              <w:rPr>
-                <w:rFonts w:ascii="Consolas" w:hAnsi="Consolas" w:eastAsia="Consolas"/>
-                <w:b w:val="0"/>
-                <w:sz w:val="16"/>
-              </w:rPr>
-              <w:t xml:space="preserve">    return pd.read_csv(io.StringIO(csv_text))</w:t>
+              <w:t>run_timestamp = datetime._____(1)(_____(2))</w:t>
             </w:r>
           </w:p>
         </w:tc>
@@ -4168,7 +4098,7 @@
         <w:pStyle w:val="Heading5"/>
       </w:pPr>
       <w:r>
-        <w:t>Exercise 5. Spot the bug (level 3)</w:t>
+        <w:t>Exercise 4. Write the function (level 3)</w:t>
       </w:r>
     </w:p>
     <w:p>
@@ -4177,7 +4107,7 @@
           <w:b w:val="0"/>
           <w:i w:val="0"/>
         </w:rPr>
-        <w:t xml:space="preserve">A redelivery arrives with its columns in a different order. After this step, some respondent ids read </w:t>
+        <w:t xml:space="preserve">Write </w:t>
       </w:r>
       <w:r>
         <w:rPr>
@@ -4185,14 +4115,128 @@
           <w:b w:val="0"/>
           <w:sz w:val="19"/>
         </w:rPr>
-        <w:t>W14</w:t>
-      </w:r>
-      <w:r>
-        <w:rPr>
-          <w:b w:val="0"/>
-          <w:i w:val="0"/>
-        </w:rPr>
-        <w:t>. Tap the line, then fix it.</w:t>
+        <w:t>load_delivery(csv_text: str) -&gt; pd.DataFrame</w:t>
+      </w:r>
+      <w:r>
+        <w:rPr>
+          <w:b w:val="0"/>
+          <w:i w:val="0"/>
+        </w:rPr>
+        <w:t xml:space="preserve">. Read the CSV with </w:t>
+      </w:r>
+      <w:r>
+        <w:rPr>
+          <w:rFonts w:ascii="Consolas" w:hAnsi="Consolas" w:eastAsia="Consolas"/>
+          <w:b w:val="0"/>
+          <w:sz w:val="19"/>
+        </w:rPr>
+        <w:t>respondent_id</w:t>
+      </w:r>
+      <w:r>
+        <w:rPr>
+          <w:b w:val="0"/>
+          <w:i w:val="0"/>
+        </w:rPr>
+        <w:t xml:space="preserve"> and </w:t>
+      </w:r>
+      <w:r>
+        <w:rPr>
+          <w:rFonts w:ascii="Consolas" w:hAnsi="Consolas" w:eastAsia="Consolas"/>
+          <w:b w:val="0"/>
+          <w:sz w:val="19"/>
+        </w:rPr>
+        <w:t>postcode_area</w:t>
+      </w:r>
+      <w:r>
+        <w:rPr>
+          <w:b w:val="0"/>
+          <w:i w:val="0"/>
+        </w:rPr>
+        <w:t xml:space="preserve"> as strings, keeping leading zeros. Convert </w:t>
+      </w:r>
+      <w:r>
+        <w:rPr>
+          <w:rFonts w:ascii="Consolas" w:hAnsi="Consolas" w:eastAsia="Consolas"/>
+          <w:b w:val="0"/>
+          <w:sz w:val="19"/>
+        </w:rPr>
+        <w:t>final_weight</w:t>
+      </w:r>
+      <w:r>
+        <w:rPr>
+          <w:b w:val="0"/>
+          <w:i w:val="0"/>
+        </w:rPr>
+        <w:t xml:space="preserve"> to float. If any non-empty weight fails to parse, raise </w:t>
+      </w:r>
+      <w:r>
+        <w:rPr>
+          <w:rFonts w:ascii="Consolas" w:hAnsi="Consolas" w:eastAsia="Consolas"/>
+          <w:b w:val="0"/>
+          <w:sz w:val="19"/>
+        </w:rPr>
+        <w:t>ValueError</w:t>
+      </w:r>
+      <w:r>
+        <w:rPr>
+          <w:b w:val="0"/>
+          <w:i w:val="0"/>
+        </w:rPr>
+        <w:t xml:space="preserve"> naming how many. Empty weights stay missing.</w:t>
+      </w:r>
+    </w:p>
+    <w:p>
+      <w:r>
+        <w:rPr>
+          <w:b w:val="0"/>
+          <w:i w:val="0"/>
+        </w:rPr>
+        <w:t>Your code must pass these checks:</w:t>
+      </w:r>
+    </w:p>
+    <w:p>
+      <w:pPr>
+        <w:pStyle w:val="ListBullet"/>
+      </w:pPr>
+      <w:r>
+        <w:rPr>
+          <w:b w:val="0"/>
+          <w:i w:val="0"/>
+        </w:rPr>
+        <w:t>Keep identifiers as strings so leading zeros survive.</w:t>
+      </w:r>
+    </w:p>
+    <w:p>
+      <w:pPr>
+        <w:pStyle w:val="ListBullet"/>
+      </w:pPr>
+      <w:r>
+        <w:rPr>
+          <w:b w:val="0"/>
+          <w:i w:val="0"/>
+        </w:rPr>
+        <w:t>Weights are floats. An empty weight stays missing.</w:t>
+      </w:r>
+    </w:p>
+    <w:p>
+      <w:pPr>
+        <w:pStyle w:val="ListBullet"/>
+      </w:pPr>
+      <w:r>
+        <w:rPr>
+          <w:b w:val="0"/>
+          <w:i w:val="0"/>
+        </w:rPr>
+        <w:t>Two weights failed to parse. Raise ValueError with the count, instead of turning them into missing values.</w:t>
+      </w:r>
+    </w:p>
+    <w:p>
+      <w:r>
+        <w:rPr>
+          <w:b w:val="0"/>
+          <w:i w:val="0"/>
+        </w:rPr>
+        <w:t>Shape of the answer. The reference solution defines these names. Write the bodies yourself.</w:t>
       </w:r>
     </w:p>
     <w:tbl>
@@ -4230,7 +4274,7 @@
                 <w:b w:val="0"/>
                 <w:sz w:val="16"/>
               </w:rPr>
-              <w:t>from pyspark.sql import functions as F</w:t>
+              <w:t># Module constant.</w:t>
             </w:r>
           </w:p>
           <w:p>
@@ -4253,7 +4297,7 @@
                 <w:b w:val="0"/>
                 <w:sz w:val="16"/>
               </w:rPr>
-              <w:t xml:space="preserve"> </w:t>
+              <w:t>ID_COLUMNS = ...</w:t>
             </w:r>
           </w:p>
           <w:p>
@@ -4276,7 +4320,7 @@
                 <w:b w:val="0"/>
                 <w:sz w:val="16"/>
               </w:rPr>
-              <w:t>combined = original.union(redelivery)</w:t>
+              <w:t xml:space="preserve"> </w:t>
             </w:r>
           </w:p>
           <w:p>
@@ -4299,7 +4343,30 @@
                 <w:b w:val="0"/>
                 <w:sz w:val="16"/>
               </w:rPr>
-              <w:t>combined = combined.withColumn("loaded_at", F.current_timestamp())</w:t>
+              <w:t># Read a delivery CSV with identifiers as strings and weights as floats.</w:t>
+            </w:r>
+          </w:p>
+          <w:p>
+            <w:pPr>
+              <w:spacing w:before="0" w:after="0" w:line="240" w:lineRule="auto"/>
+              <w:ind w:left="567" w:hanging="567"/>
+            </w:pPr>
+            <w:r>
+              <w:rPr>
+                <w:rFonts w:ascii="Consolas" w:hAnsi="Consolas" w:eastAsia="Consolas"/>
+                <w:b w:val="0"/>
+                <w:color w:val="5B6875"/>
+                <w:sz w:val="16"/>
+              </w:rPr>
+              <w:t xml:space="preserve">   5  </w:t>
+            </w:r>
+            <w:r>
+              <w:rPr>
+                <w:rFonts w:ascii="Consolas" w:hAnsi="Consolas" w:eastAsia="Consolas"/>
+                <w:b w:val="0"/>
+                <w:sz w:val="16"/>
+              </w:rPr>
+              <w:t>def load_delivery(csv_text: str) -&gt; pd.DataFrame: ...</w:t>
             </w:r>
           </w:p>
         </w:tc>
@@ -4310,133 +4377,9 @@
       <w:r>
         <w:rPr>
           <w:b w:val="0"/>
-          <w:i/>
-        </w:rPr>
-        <w:t>Write down the line number of the bug. Then write the fix.</w:t>
-      </w:r>
-    </w:p>
-    <w:p>
-      <w:pPr>
-        <w:pStyle w:val="Heading4"/>
-      </w:pPr>
-      <w:r>
-        <w:t>Sources</w:t>
-      </w:r>
-    </w:p>
-    <w:p>
-      <w:pPr>
-        <w:pStyle w:val="ListBullet"/>
-      </w:pPr>
-      <w:r>
-        <w:rPr>
-          <w:b w:val="0"/>
-          <w:i w:val="0"/>
-        </w:rPr>
-        <w:t>pandas 3.0.2: read_csv drops leading zeros by default; int with None becomes float64; tz_localize rejects a nonexistent DST time. (verified: Local run on pandas 3.0.2, September 2026.)</w:t>
-      </w:r>
-    </w:p>
-    <w:p>
-      <w:pPr>
-        <w:pStyle w:val="ListBullet"/>
-      </w:pPr>
-      <w:r>
-        <w:rPr>
-          <w:b w:val="0"/>
-          <w:i w:val="0"/>
-        </w:rPr>
-        <w:t>Python 3.13: utcnow() raises a DeprecationWarning and is naive; comparing naive and aware datetimes raises TypeError. (verified: Local run on CPython 3.13.12, September 2026.)</w:t>
-      </w:r>
-    </w:p>
-    <w:p>
-      <w:pPr>
-        <w:pStyle w:val="ListBullet"/>
-      </w:pPr>
-      <w:r>
-        <w:rPr>
-          <w:b w:val="0"/>
-          <w:i w:val="0"/>
-        </w:rPr>
-        <w:t>PySpark 4.0.4: union matches by position; to_date depends on session time zone; naive strings parse relative to the session zone; ANSI casts a string compared with an int and raises CAST_INVALID_INPUT on 'x'. (verified: Local run on PySpark 4.0.4, September 2026.)</w:t>
-      </w:r>
-    </w:p>
-    <w:p>
-      <w:pPr>
-        <w:pStyle w:val="Heading3"/>
-      </w:pPr>
-      <w:r>
-        <w:t>D3-L3 Mutable defaults and the truthiness of zero</w:t>
-      </w:r>
-    </w:p>
-    <w:p>
-      <w:pPr>
-        <w:pStyle w:val="Heading4"/>
-      </w:pPr>
-      <w:r>
-        <w:t>Concept</w:t>
-      </w:r>
-    </w:p>
-    <w:p>
-      <w:r>
-        <w:rPr>
-          <w:b w:val="0"/>
-          <w:i w:val="0"/>
-        </w:rPr>
-        <w:t>Two Python habits produce wrong results with no error message. Both appear in code written by people and by AI assistants, including your reference pipeline.</w:t>
-      </w:r>
-    </w:p>
-    <w:p>
-      <w:r>
-        <w:rPr>
-          <w:b/>
-          <w:i w:val="0"/>
-        </w:rPr>
-        <w:t>Mutable default arguments.</w:t>
-      </w:r>
-      <w:r>
-        <w:rPr>
-          <w:b w:val="0"/>
-          <w:i w:val="0"/>
-        </w:rPr>
-        <w:t xml:space="preserve"> Python evaluates a default value once, when it defines the function. Every call that relies on the default shares that one object. Write </w:t>
-      </w:r>
-      <w:r>
-        <w:rPr>
-          <w:rFonts w:ascii="Consolas" w:hAnsi="Consolas" w:eastAsia="Consolas"/>
-          <w:b w:val="0"/>
-          <w:sz w:val="19"/>
-        </w:rPr>
-        <w:t>def add_check(result, results=[])</w:t>
-      </w:r>
-      <w:r>
-        <w:rPr>
-          <w:b w:val="0"/>
-          <w:i w:val="0"/>
-        </w:rPr>
-        <w:t>, and each call appends to the same list. The second validation run returns the first run's checks as well.</w:t>
-      </w:r>
-    </w:p>
-    <w:p>
-      <w:r>
-        <w:rPr>
-          <w:b w:val="0"/>
-          <w:i w:val="0"/>
-        </w:rPr>
-        <w:t xml:space="preserve">The fix is a </w:t>
-      </w:r>
-      <w:r>
-        <w:rPr>
-          <w:rFonts w:ascii="Consolas" w:hAnsi="Consolas" w:eastAsia="Consolas"/>
-          <w:b w:val="0"/>
-          <w:sz w:val="19"/>
-        </w:rPr>
-        <w:t>None</w:t>
-      </w:r>
-      <w:r>
-        <w:rPr>
-          <w:b w:val="0"/>
-          <w:i w:val="0"/>
-        </w:rPr>
-        <w:t xml:space="preserve"> sentinel:</w:t>
+          <w:i w:val="0"/>
+        </w:rPr>
+        <w:t>Starter code:</w:t>
       </w:r>
     </w:p>
     <w:tbl>
@@ -4474,7 +4417,7 @@
                 <w:b w:val="0"/>
                 <w:sz w:val="16"/>
               </w:rPr>
-              <w:t>def add_check(result: str, results: list[str] | None = None) -&gt; list[str]:</w:t>
+              <w:t>import io</w:t>
             </w:r>
           </w:p>
           <w:p>
@@ -4497,7 +4440,7 @@
                 <w:b w:val="0"/>
                 <w:sz w:val="16"/>
               </w:rPr>
-              <w:t xml:space="preserve">    results = [] if results is None else results</w:t>
+              <w:t xml:space="preserve"> </w:t>
             </w:r>
           </w:p>
           <w:p>
@@ -4520,7 +4463,7 @@
                 <w:b w:val="0"/>
                 <w:sz w:val="16"/>
               </w:rPr>
-              <w:t xml:space="preserve">    results.append(result)</w:t>
+              <w:t>import pandas as pd</w:t>
             </w:r>
           </w:p>
           <w:p>
@@ -4543,7 +4486,76 @@
                 <w:b w:val="0"/>
                 <w:sz w:val="16"/>
               </w:rPr>
-              <w:t xml:space="preserve">    return results</w:t>
+              <w:t xml:space="preserve"> </w:t>
+            </w:r>
+          </w:p>
+          <w:p>
+            <w:pPr>
+              <w:spacing w:before="0" w:after="0" w:line="240" w:lineRule="auto"/>
+              <w:ind w:left="567" w:hanging="567"/>
+            </w:pPr>
+            <w:r>
+              <w:rPr>
+                <w:rFonts w:ascii="Consolas" w:hAnsi="Consolas" w:eastAsia="Consolas"/>
+                <w:b w:val="0"/>
+                <w:color w:val="5B6875"/>
+                <w:sz w:val="16"/>
+              </w:rPr>
+              <w:t xml:space="preserve">   5  </w:t>
+            </w:r>
+            <w:r>
+              <w:rPr>
+                <w:rFonts w:ascii="Consolas" w:hAnsi="Consolas" w:eastAsia="Consolas"/>
+                <w:b w:val="0"/>
+                <w:sz w:val="16"/>
+              </w:rPr>
+              <w:t xml:space="preserve"> </w:t>
+            </w:r>
+          </w:p>
+          <w:p>
+            <w:pPr>
+              <w:spacing w:before="0" w:after="0" w:line="240" w:lineRule="auto"/>
+              <w:ind w:left="567" w:hanging="567"/>
+            </w:pPr>
+            <w:r>
+              <w:rPr>
+                <w:rFonts w:ascii="Consolas" w:hAnsi="Consolas" w:eastAsia="Consolas"/>
+                <w:b w:val="0"/>
+                <w:color w:val="5B6875"/>
+                <w:sz w:val="16"/>
+              </w:rPr>
+              <w:t xml:space="preserve">   6  </w:t>
+            </w:r>
+            <w:r>
+              <w:rPr>
+                <w:rFonts w:ascii="Consolas" w:hAnsi="Consolas" w:eastAsia="Consolas"/>
+                <w:b w:val="0"/>
+                <w:sz w:val="16"/>
+              </w:rPr>
+              <w:t>def load_delivery(csv_text):</w:t>
+            </w:r>
+          </w:p>
+          <w:p>
+            <w:pPr>
+              <w:spacing w:before="0" w:after="0" w:line="240" w:lineRule="auto"/>
+              <w:ind w:left="567" w:hanging="567"/>
+            </w:pPr>
+            <w:r>
+              <w:rPr>
+                <w:rFonts w:ascii="Consolas" w:hAnsi="Consolas" w:eastAsia="Consolas"/>
+                <w:b w:val="0"/>
+                <w:color w:val="5B6875"/>
+                <w:sz w:val="16"/>
+              </w:rPr>
+              <w:t xml:space="preserve">   7  </w:t>
+            </w:r>
+            <w:r>
+              <w:rPr>
+                <w:rFonts w:ascii="Consolas" w:hAnsi="Consolas" w:eastAsia="Consolas"/>
+                <w:b w:val="0"/>
+                <w:sz w:val="16"/>
+              </w:rPr>
+              <w:t xml:space="preserve">    return pd.read_csv(io.StringIO(csv_text))</w:t>
             </w:r>
           </w:p>
         </w:tc>
@@ -4551,28 +4563,20 @@
     </w:tbl>
     <w:p/>
     <w:p>
-      <w:r>
-        <w:rPr>
-          <w:b w:val="0"/>
-          <w:i w:val="0"/>
-        </w:rPr>
-        <w:t>ruff flags the pattern as rule B006. Treat that warning as a bug.</w:t>
+      <w:pPr>
+        <w:pStyle w:val="Heading5"/>
+      </w:pPr>
+      <w:r>
+        <w:t>Exercise 5. Spot the bug (level 3)</w:t>
       </w:r>
     </w:p>
     <w:p>
       <w:r>
         <w:rPr>
-          <w:b/>
-          <w:i w:val="0"/>
-        </w:rPr>
-        <w:t>Truthiness of numbers.</w:t>
-      </w:r>
-      <w:r>
-        <w:rPr>
-          <w:b w:val="0"/>
-          <w:i w:val="0"/>
-        </w:rPr>
-        <w:t xml:space="preserve"> </w:t>
+          <w:b w:val="0"/>
+          <w:i w:val="0"/>
+        </w:rPr>
+        <w:t xml:space="preserve">A redelivery arrives with its columns in a different order. After this step, some respondent ids read </w:t>
       </w:r>
       <w:r>
         <w:rPr>
@@ -4580,98 +4584,14 @@
           <w:b w:val="0"/>
           <w:sz w:val="19"/>
         </w:rPr>
-        <w:t>if value:</w:t>
-      </w:r>
-      <w:r>
-        <w:rPr>
-          <w:b w:val="0"/>
-          <w:i w:val="0"/>
-        </w:rPr>
-        <w:t xml:space="preserve"> is </w:t>
-      </w:r>
-      <w:r>
-        <w:rPr>
-          <w:rFonts w:ascii="Consolas" w:hAnsi="Consolas" w:eastAsia="Consolas"/>
-          <w:b w:val="0"/>
-          <w:sz w:val="19"/>
-        </w:rPr>
-        <w:t>False</w:t>
-      </w:r>
-      <w:r>
-        <w:rPr>
-          <w:b w:val="0"/>
-          <w:i w:val="0"/>
-        </w:rPr>
-        <w:t xml:space="preserve"> for </w:t>
-      </w:r>
-      <w:r>
-        <w:rPr>
-          <w:rFonts w:ascii="Consolas" w:hAnsi="Consolas" w:eastAsia="Consolas"/>
-          <w:b w:val="0"/>
-          <w:sz w:val="19"/>
-        </w:rPr>
-        <w:t>None</w:t>
-      </w:r>
-      <w:r>
-        <w:rPr>
-          <w:b w:val="0"/>
-          <w:i w:val="0"/>
-        </w:rPr>
-        <w:t xml:space="preserve">, and also for </w:t>
-      </w:r>
-      <w:r>
-        <w:rPr>
-          <w:rFonts w:ascii="Consolas" w:hAnsi="Consolas" w:eastAsia="Consolas"/>
-          <w:b w:val="0"/>
-          <w:sz w:val="19"/>
-        </w:rPr>
-        <w:t>0</w:t>
-      </w:r>
-      <w:r>
-        <w:rPr>
-          <w:b w:val="0"/>
-          <w:i w:val="0"/>
-        </w:rPr>
-        <w:t xml:space="preserve">, </w:t>
-      </w:r>
-      <w:r>
-        <w:rPr>
-          <w:rFonts w:ascii="Consolas" w:hAnsi="Consolas" w:eastAsia="Consolas"/>
-          <w:b w:val="0"/>
-          <w:sz w:val="19"/>
-        </w:rPr>
-        <w:t>0.0</w:t>
-      </w:r>
-      <w:r>
-        <w:rPr>
-          <w:b w:val="0"/>
-          <w:i w:val="0"/>
-        </w:rPr>
-        <w:t>, empty strings and empty containers. When zero is a valid measurement, such as a 0% reach, a zero weight or zero rows, a truthiness test treats it as missing.</w:t>
-      </w:r>
-    </w:p>
-    <w:p>
-      <w:r>
-        <w:rPr>
-          <w:b w:val="0"/>
-          <w:i w:val="0"/>
-        </w:rPr>
-        <w:t xml:space="preserve">Your reference </w:t>
-      </w:r>
-      <w:r>
-        <w:rPr>
-          <w:rFonts w:ascii="Consolas" w:hAnsi="Consolas" w:eastAsia="Consolas"/>
-          <w:b w:val="0"/>
-          <w:sz w:val="19"/>
-        </w:rPr>
-        <w:t>check_wave_stability</w:t>
-      </w:r>
-      <w:r>
-        <w:rPr>
-          <w:b w:val="0"/>
-          <w:i w:val="0"/>
-        </w:rPr>
-        <w:t xml:space="preserve"> does this:</w:t>
+        <w:t>W14</w:t>
+      </w:r>
+      <w:r>
+        <w:rPr>
+          <w:b w:val="0"/>
+          <w:i w:val="0"/>
+        </w:rPr>
+        <w:t>. Tap the line, then fix it.</w:t>
       </w:r>
     </w:p>
     <w:tbl>
@@ -4709,7 +4629,76 @@
                 <w:b w:val="0"/>
                 <w:sz w:val="16"/>
               </w:rPr>
-              <w:t>if current_pct and prior_pct:</w:t>
+              <w:t>from pyspark.sql import functions as F</w:t>
+            </w:r>
+          </w:p>
+          <w:p>
+            <w:pPr>
+              <w:spacing w:before="0" w:after="0" w:line="240" w:lineRule="auto"/>
+              <w:ind w:left="567" w:hanging="567"/>
+            </w:pPr>
+            <w:r>
+              <w:rPr>
+                <w:rFonts w:ascii="Consolas" w:hAnsi="Consolas" w:eastAsia="Consolas"/>
+                <w:b w:val="0"/>
+                <w:color w:val="5B6875"/>
+                <w:sz w:val="16"/>
+              </w:rPr>
+              <w:t xml:space="preserve">   2  </w:t>
+            </w:r>
+            <w:r>
+              <w:rPr>
+                <w:rFonts w:ascii="Consolas" w:hAnsi="Consolas" w:eastAsia="Consolas"/>
+                <w:b w:val="0"/>
+                <w:sz w:val="16"/>
+              </w:rPr>
+              <w:t xml:space="preserve"> </w:t>
+            </w:r>
+          </w:p>
+          <w:p>
+            <w:pPr>
+              <w:spacing w:before="0" w:after="0" w:line="240" w:lineRule="auto"/>
+              <w:ind w:left="567" w:hanging="567"/>
+            </w:pPr>
+            <w:r>
+              <w:rPr>
+                <w:rFonts w:ascii="Consolas" w:hAnsi="Consolas" w:eastAsia="Consolas"/>
+                <w:b w:val="0"/>
+                <w:color w:val="5B6875"/>
+                <w:sz w:val="16"/>
+              </w:rPr>
+              <w:t xml:space="preserve">   3  </w:t>
+            </w:r>
+            <w:r>
+              <w:rPr>
+                <w:rFonts w:ascii="Consolas" w:hAnsi="Consolas" w:eastAsia="Consolas"/>
+                <w:b w:val="0"/>
+                <w:sz w:val="16"/>
+              </w:rPr>
+              <w:t>combined = original.union(redelivery)</w:t>
+            </w:r>
+          </w:p>
+          <w:p>
+            <w:pPr>
+              <w:spacing w:before="0" w:after="0" w:line="240" w:lineRule="auto"/>
+              <w:ind w:left="567" w:hanging="567"/>
+            </w:pPr>
+            <w:r>
+              <w:rPr>
+                <w:rFonts w:ascii="Consolas" w:hAnsi="Consolas" w:eastAsia="Consolas"/>
+                <w:b w:val="0"/>
+                <w:color w:val="5B6875"/>
+                <w:sz w:val="16"/>
+              </w:rPr>
+              <w:t xml:space="preserve">   4  </w:t>
+            </w:r>
+            <w:r>
+              <w:rPr>
+                <w:rFonts w:ascii="Consolas" w:hAnsi="Consolas" w:eastAsia="Consolas"/>
+                <w:b w:val="0"/>
+                <w:sz w:val="16"/>
+              </w:rPr>
+              <w:t>combined = combined.withColumn("loaded_at", F.current_timestamp())</w:t>
             </w:r>
           </w:p>
         </w:tc>
@@ -4720,18 +4709,94 @@
       <w:r>
         <w:rPr>
           <w:b w:val="0"/>
-          <w:i w:val="0"/>
-        </w:rPr>
-        <w:t>A metric that falls from 12% to 0% skips the comparison. The largest possible drop produces no warning.</w:t>
+          <w:i/>
+        </w:rPr>
+        <w:t>Write down the line number of the bug. Then write the fix.</w:t>
       </w:r>
     </w:p>
     <w:p>
-      <w:r>
-        <w:rPr>
-          <w:b w:val="0"/>
-          <w:i w:val="0"/>
-        </w:rPr>
-        <w:t xml:space="preserve">Test for the case you mean. For missing, write </w:t>
+      <w:pPr>
+        <w:pStyle w:val="Heading4"/>
+      </w:pPr>
+      <w:r>
+        <w:t>Sources</w:t>
+      </w:r>
+    </w:p>
+    <w:p>
+      <w:pPr>
+        <w:pStyle w:val="ListBullet"/>
+      </w:pPr>
+      <w:r>
+        <w:rPr>
+          <w:b w:val="0"/>
+          <w:i w:val="0"/>
+        </w:rPr>
+        <w:t>pandas 3.0.2: read_csv drops leading zeros by default; int with None becomes float64; tz_localize rejects a nonexistent DST time. (verified: Local run on pandas 3.0.2, September 2026.)</w:t>
+      </w:r>
+    </w:p>
+    <w:p>
+      <w:pPr>
+        <w:pStyle w:val="ListBullet"/>
+      </w:pPr>
+      <w:r>
+        <w:rPr>
+          <w:b w:val="0"/>
+          <w:i w:val="0"/>
+        </w:rPr>
+        <w:t>Python 3.13: utcnow() raises a DeprecationWarning and is naive; comparing naive and aware datetimes raises TypeError. (verified: Local run on CPython 3.13.12, September 2026.)</w:t>
+      </w:r>
+    </w:p>
+    <w:p>
+      <w:pPr>
+        <w:pStyle w:val="ListBullet"/>
+      </w:pPr>
+      <w:r>
+        <w:rPr>
+          <w:b w:val="0"/>
+          <w:i w:val="0"/>
+        </w:rPr>
+        <w:t>PySpark 4.0.4: union matches by position; to_date depends on session time zone; naive strings parse relative to the session zone; ANSI casts a string compared with an int and raises CAST_INVALID_INPUT on 'x'. (verified: Local run on PySpark 4.0.4, September 2026.)</w:t>
+      </w:r>
+    </w:p>
+    <w:p>
+      <w:pPr>
+        <w:pStyle w:val="Heading3"/>
+      </w:pPr>
+      <w:r>
+        <w:t>D3-L3 Mutable defaults and the truthiness of zero</w:t>
+      </w:r>
+    </w:p>
+    <w:p>
+      <w:pPr>
+        <w:pStyle w:val="Heading4"/>
+      </w:pPr>
+      <w:r>
+        <w:t>Concept</w:t>
+      </w:r>
+    </w:p>
+    <w:p>
+      <w:r>
+        <w:rPr>
+          <w:b w:val="0"/>
+          <w:i w:val="0"/>
+        </w:rPr>
+        <w:t>Two Python habits produce wrong results with no error message. Both appear in code written by people and by AI assistants, including your reference pipeline.</w:t>
+      </w:r>
+    </w:p>
+    <w:p>
+      <w:r>
+        <w:rPr>
+          <w:b/>
+          <w:i w:val="0"/>
+        </w:rPr>
+        <w:t>Mutable default arguments.</w:t>
+      </w:r>
+      <w:r>
+        <w:rPr>
+          <w:b w:val="0"/>
+          <w:i w:val="0"/>
+        </w:rPr>
+        <w:t xml:space="preserve"> Python evaluates a default value once, when it defines the function. Every call that relies on the default shares that one object. Write </w:t>
       </w:r>
       <w:r>
         <w:rPr>
@@ -4739,14 +4804,23 @@
           <w:b w:val="0"/>
           <w:sz w:val="19"/>
         </w:rPr>
-        <w:t>is None</w:t>
-      </w:r>
-      <w:r>
-        <w:rPr>
-          <w:b w:val="0"/>
-          <w:i w:val="0"/>
-        </w:rPr>
-        <w:t xml:space="preserve">. For zero, write </w:t>
+        <w:t>def add_check(result, results=[])</w:t>
+      </w:r>
+      <w:r>
+        <w:rPr>
+          <w:b w:val="0"/>
+          <w:i w:val="0"/>
+        </w:rPr>
+        <w:t>, and each call appends to the same list. The second validation run returns the first run's checks as well.</w:t>
+      </w:r>
+    </w:p>
+    <w:p>
+      <w:r>
+        <w:rPr>
+          <w:b w:val="0"/>
+          <w:i w:val="0"/>
+        </w:rPr>
+        <w:t xml:space="preserve">The fix is a </w:t>
       </w:r>
       <w:r>
         <w:rPr>
@@ -4754,14 +4828,14 @@
           <w:b w:val="0"/>
           <w:sz w:val="19"/>
         </w:rPr>
-        <w:t>== 0</w:t>
-      </w:r>
-      <w:r>
-        <w:rPr>
-          <w:b w:val="0"/>
-          <w:i w:val="0"/>
-        </w:rPr>
-        <w:t>.</w:t>
+        <w:t>None</w:t>
+      </w:r>
+      <w:r>
+        <w:rPr>
+          <w:b w:val="0"/>
+          <w:i w:val="0"/>
+        </w:rPr>
+        <w:t xml:space="preserve"> sentinel:</w:t>
       </w:r>
     </w:p>
     <w:tbl>
@@ -4799,7 +4873,76 @@
                 <w:b w:val="0"/>
                 <w:sz w:val="16"/>
               </w:rPr>
-              <w:t>if current_pct is not None and prior_pct is not None:</w:t>
+              <w:t>def add_check(result: str, results: list[str] | None = None) -&gt; list[str]:</w:t>
+            </w:r>
+          </w:p>
+          <w:p>
+            <w:pPr>
+              <w:spacing w:before="0" w:after="0" w:line="240" w:lineRule="auto"/>
+              <w:ind w:left="567" w:hanging="567"/>
+            </w:pPr>
+            <w:r>
+              <w:rPr>
+                <w:rFonts w:ascii="Consolas" w:hAnsi="Consolas" w:eastAsia="Consolas"/>
+                <w:b w:val="0"/>
+                <w:color w:val="5B6875"/>
+                <w:sz w:val="16"/>
+              </w:rPr>
+              <w:t xml:space="preserve">   2  </w:t>
+            </w:r>
+            <w:r>
+              <w:rPr>
+                <w:rFonts w:ascii="Consolas" w:hAnsi="Consolas" w:eastAsia="Consolas"/>
+                <w:b w:val="0"/>
+                <w:sz w:val="16"/>
+              </w:rPr>
+              <w:t xml:space="preserve">    results = [] if results is None else results</w:t>
+            </w:r>
+          </w:p>
+          <w:p>
+            <w:pPr>
+              <w:spacing w:before="0" w:after="0" w:line="240" w:lineRule="auto"/>
+              <w:ind w:left="567" w:hanging="567"/>
+            </w:pPr>
+            <w:r>
+              <w:rPr>
+                <w:rFonts w:ascii="Consolas" w:hAnsi="Consolas" w:eastAsia="Consolas"/>
+                <w:b w:val="0"/>
+                <w:color w:val="5B6875"/>
+                <w:sz w:val="16"/>
+              </w:rPr>
+              <w:t xml:space="preserve">   3  </w:t>
+            </w:r>
+            <w:r>
+              <w:rPr>
+                <w:rFonts w:ascii="Consolas" w:hAnsi="Consolas" w:eastAsia="Consolas"/>
+                <w:b w:val="0"/>
+                <w:sz w:val="16"/>
+              </w:rPr>
+              <w:t xml:space="preserve">    results.append(result)</w:t>
+            </w:r>
+          </w:p>
+          <w:p>
+            <w:pPr>
+              <w:spacing w:before="0" w:after="0" w:line="240" w:lineRule="auto"/>
+              <w:ind w:left="567" w:hanging="567"/>
+            </w:pPr>
+            <w:r>
+              <w:rPr>
+                <w:rFonts w:ascii="Consolas" w:hAnsi="Consolas" w:eastAsia="Consolas"/>
+                <w:b w:val="0"/>
+                <w:color w:val="5B6875"/>
+                <w:sz w:val="16"/>
+              </w:rPr>
+              <w:t xml:space="preserve">   4  </w:t>
+            </w:r>
+            <w:r>
+              <w:rPr>
+                <w:rFonts w:ascii="Consolas" w:hAnsi="Consolas" w:eastAsia="Consolas"/>
+                <w:b w:val="0"/>
+                <w:sz w:val="16"/>
+              </w:rPr>
+              <w:t xml:space="preserve">    return results</w:t>
             </w:r>
           </w:p>
         </w:tc>
@@ -4812,60 +4955,98 @@
           <w:b w:val="0"/>
           <w:i w:val="0"/>
         </w:rPr>
-        <w:t xml:space="preserve">The same rule covers type hints. </w:t>
-      </w:r>
-      <w:r>
-        <w:rPr>
-          <w:rFonts w:ascii="Consolas" w:hAnsi="Consolas" w:eastAsia="Consolas"/>
-          <w:b w:val="0"/>
-          <w:sz w:val="19"/>
-        </w:rPr>
-        <w:t>error_message: str = None</w:t>
-      </w:r>
-      <w:r>
-        <w:rPr>
-          <w:b w:val="0"/>
-          <w:i w:val="0"/>
-        </w:rPr>
-        <w:t xml:space="preserve"> claims the value is always a string. Write </w:t>
-      </w:r>
-      <w:r>
-        <w:rPr>
-          <w:rFonts w:ascii="Consolas" w:hAnsi="Consolas" w:eastAsia="Consolas"/>
-          <w:b w:val="0"/>
-          <w:sz w:val="19"/>
-        </w:rPr>
-        <w:t>str | None = None</w:t>
-      </w:r>
-      <w:r>
-        <w:rPr>
-          <w:b w:val="0"/>
-          <w:i w:val="0"/>
-        </w:rPr>
-        <w:t xml:space="preserve">, and mypy then makes you handle the </w:t>
-      </w:r>
-      <w:r>
-        <w:rPr>
-          <w:rFonts w:ascii="Consolas" w:hAnsi="Consolas" w:eastAsia="Consolas"/>
-          <w:b w:val="0"/>
-          <w:sz w:val="19"/>
-        </w:rPr>
-        <w:t>None</w:t>
-      </w:r>
-      <w:r>
-        <w:rPr>
-          <w:b w:val="0"/>
-          <w:i w:val="0"/>
-        </w:rPr>
-        <w:t xml:space="preserve"> case.</w:t>
+        <w:t>ruff flags the pattern as rule B006. Treat that warning as a bug.</w:t>
       </w:r>
     </w:p>
     <w:p>
-      <w:pPr>
-        <w:pStyle w:val="Heading4"/>
-      </w:pPr>
-      <w:r>
-        <w:t>Why it matters</w:t>
+      <w:r>
+        <w:rPr>
+          <w:b/>
+          <w:i w:val="0"/>
+        </w:rPr>
+        <w:t>Truthiness of numbers.</w:t>
+      </w:r>
+      <w:r>
+        <w:rPr>
+          <w:b w:val="0"/>
+          <w:i w:val="0"/>
+        </w:rPr>
+        <w:t xml:space="preserve"> </w:t>
+      </w:r>
+      <w:r>
+        <w:rPr>
+          <w:rFonts w:ascii="Consolas" w:hAnsi="Consolas" w:eastAsia="Consolas"/>
+          <w:b w:val="0"/>
+          <w:sz w:val="19"/>
+        </w:rPr>
+        <w:t>if value:</w:t>
+      </w:r>
+      <w:r>
+        <w:rPr>
+          <w:b w:val="0"/>
+          <w:i w:val="0"/>
+        </w:rPr>
+        <w:t xml:space="preserve"> is </w:t>
+      </w:r>
+      <w:r>
+        <w:rPr>
+          <w:rFonts w:ascii="Consolas" w:hAnsi="Consolas" w:eastAsia="Consolas"/>
+          <w:b w:val="0"/>
+          <w:sz w:val="19"/>
+        </w:rPr>
+        <w:t>False</w:t>
+      </w:r>
+      <w:r>
+        <w:rPr>
+          <w:b w:val="0"/>
+          <w:i w:val="0"/>
+        </w:rPr>
+        <w:t xml:space="preserve"> for </w:t>
+      </w:r>
+      <w:r>
+        <w:rPr>
+          <w:rFonts w:ascii="Consolas" w:hAnsi="Consolas" w:eastAsia="Consolas"/>
+          <w:b w:val="0"/>
+          <w:sz w:val="19"/>
+        </w:rPr>
+        <w:t>None</w:t>
+      </w:r>
+      <w:r>
+        <w:rPr>
+          <w:b w:val="0"/>
+          <w:i w:val="0"/>
+        </w:rPr>
+        <w:t xml:space="preserve">, and also for </w:t>
+      </w:r>
+      <w:r>
+        <w:rPr>
+          <w:rFonts w:ascii="Consolas" w:hAnsi="Consolas" w:eastAsia="Consolas"/>
+          <w:b w:val="0"/>
+          <w:sz w:val="19"/>
+        </w:rPr>
+        <w:t>0</w:t>
+      </w:r>
+      <w:r>
+        <w:rPr>
+          <w:b w:val="0"/>
+          <w:i w:val="0"/>
+        </w:rPr>
+        <w:t xml:space="preserve">, </w:t>
+      </w:r>
+      <w:r>
+        <w:rPr>
+          <w:rFonts w:ascii="Consolas" w:hAnsi="Consolas" w:eastAsia="Consolas"/>
+          <w:b w:val="0"/>
+          <w:sz w:val="19"/>
+        </w:rPr>
+        <w:t>0.0</w:t>
+      </w:r>
+      <w:r>
+        <w:rPr>
+          <w:b w:val="0"/>
+          <w:i w:val="0"/>
+        </w:rPr>
+        <w:t>, empty strings and empty containers. When zero is a valid measurement, such as a 0% reach, a zero weight or zero rows, a truthiness test treats it as missing.</w:t>
       </w:r>
     </w:p>
     <w:p>
@@ -4874,7 +5055,7 @@
           <w:b w:val="0"/>
           <w:i w:val="0"/>
         </w:rPr>
-        <w:t xml:space="preserve">A questionnaire routing error removes one question for a whole wave. Its weighted percentage drops from 12% to 0.0%. The wave-over-wave stability check runs </w:t>
+        <w:t xml:space="preserve">Your reference </w:t>
       </w:r>
       <w:r>
         <w:rPr>
@@ -4882,31 +5063,14 @@
           <w:b w:val="0"/>
           <w:sz w:val="19"/>
         </w:rPr>
-        <w:t>if current_pct and prior_pct:</w:t>
-      </w:r>
-      <w:r>
-        <w:rPr>
-          <w:b w:val="0"/>
-          <w:i w:val="0"/>
-        </w:rPr>
-        <w:t>, treats 0.0 as missing and skips the metric. QA reports PASS. The dashboard publishes 0% reach for that question, and a client asks why the channel "lost its whole audience" in a week.</w:t>
-      </w:r>
-    </w:p>
-    <w:p>
-      <w:r>
-        <w:rPr>
-          <w:b w:val="0"/>
-          <w:i w:val="0"/>
-        </w:rPr>
-        <w:t>The check existed to catch exactly this change. One truthiness test disabled it for the one value that mattered most.</w:t>
-      </w:r>
-    </w:p>
-    <w:p>
-      <w:pPr>
-        <w:pStyle w:val="Heading4"/>
-      </w:pPr>
-      <w:r>
-        <w:t>Worked example: weak code</w:t>
+        <w:t>check_wave_stability</w:t>
+      </w:r>
+      <w:r>
+        <w:rPr>
+          <w:b w:val="0"/>
+          <w:i w:val="0"/>
+        </w:rPr>
+        <w:t xml:space="preserve"> does this:</w:t>
       </w:r>
     </w:p>
     <w:tbl>
@@ -4932,260 +5096,71 @@
             <w:r>
               <w:rPr>
                 <w:rFonts w:ascii="Consolas" w:hAnsi="Consolas" w:eastAsia="Consolas"/>
-                <w:b/>
+                <w:b w:val="0"/>
                 <w:color w:val="5B6875"/>
                 <w:sz w:val="16"/>
               </w:rPr>
-              <w:t xml:space="preserve"> [2]  </w:t>
-            </w:r>
-            <w:r>
-              <w:rPr>
-                <w:rFonts w:ascii="Consolas" w:hAnsi="Consolas" w:eastAsia="Consolas"/>
-                <w:b w:val="0"/>
-                <w:sz w:val="16"/>
-              </w:rPr>
-              <w:t>def compare_waves(current: dict, prior: dict, tolerance: float = 0.10, flags=[]):</w:t>
-            </w:r>
-          </w:p>
-          <w:p>
-            <w:pPr>
-              <w:spacing w:before="0" w:after="0" w:line="240" w:lineRule="auto"/>
-              <w:ind w:left="567" w:hanging="567"/>
-            </w:pPr>
-            <w:r>
-              <w:rPr>
-                <w:rFonts w:ascii="Consolas" w:hAnsi="Consolas" w:eastAsia="Consolas"/>
-                <w:b w:val="0"/>
-                <w:color w:val="5B6875"/>
-                <w:sz w:val="16"/>
-              </w:rPr>
-              <w:t xml:space="preserve">   2  </w:t>
-            </w:r>
-            <w:r>
-              <w:rPr>
-                <w:rFonts w:ascii="Consolas" w:hAnsi="Consolas" w:eastAsia="Consolas"/>
-                <w:b w:val="0"/>
-                <w:sz w:val="16"/>
-              </w:rPr>
-              <w:t xml:space="preserve">    """Flag metrics whose share moved more than tolerance between waves."""</w:t>
-            </w:r>
-          </w:p>
-          <w:p>
-            <w:pPr>
-              <w:spacing w:before="0" w:after="0" w:line="240" w:lineRule="auto"/>
-              <w:ind w:left="567" w:hanging="567"/>
-            </w:pPr>
-            <w:r>
-              <w:rPr>
-                <w:rFonts w:ascii="Consolas" w:hAnsi="Consolas" w:eastAsia="Consolas"/>
-                <w:b w:val="0"/>
-                <w:color w:val="5B6875"/>
-                <w:sz w:val="16"/>
-              </w:rPr>
-              <w:t xml:space="preserve">   3  </w:t>
-            </w:r>
-            <w:r>
-              <w:rPr>
-                <w:rFonts w:ascii="Consolas" w:hAnsi="Consolas" w:eastAsia="Consolas"/>
-                <w:b w:val="0"/>
-                <w:sz w:val="16"/>
-              </w:rPr>
-              <w:t xml:space="preserve">    for metric, current_pct in current.items():</w:t>
-            </w:r>
-          </w:p>
-          <w:p>
-            <w:pPr>
-              <w:spacing w:before="0" w:after="0" w:line="240" w:lineRule="auto"/>
-              <w:ind w:left="567" w:hanging="567"/>
-            </w:pPr>
-            <w:r>
-              <w:rPr>
-                <w:rFonts w:ascii="Consolas" w:hAnsi="Consolas" w:eastAsia="Consolas"/>
-                <w:b w:val="0"/>
-                <w:color w:val="5B6875"/>
-                <w:sz w:val="16"/>
-              </w:rPr>
-              <w:t xml:space="preserve">   4  </w:t>
-            </w:r>
-            <w:r>
-              <w:rPr>
-                <w:rFonts w:ascii="Consolas" w:hAnsi="Consolas" w:eastAsia="Consolas"/>
-                <w:b w:val="0"/>
-                <w:sz w:val="16"/>
-              </w:rPr>
-              <w:t xml:space="preserve">        prior_pct = prior.get(metric)</w:t>
-            </w:r>
-          </w:p>
-          <w:p>
-            <w:pPr>
-              <w:spacing w:before="0" w:after="0" w:line="240" w:lineRule="auto"/>
-              <w:ind w:left="567" w:hanging="567"/>
-            </w:pPr>
-            <w:r>
-              <w:rPr>
-                <w:rFonts w:ascii="Consolas" w:hAnsi="Consolas" w:eastAsia="Consolas"/>
-                <w:b/>
-                <w:color w:val="5B6875"/>
-                <w:sz w:val="16"/>
-              </w:rPr>
-              <w:t xml:space="preserve"> [3]  </w:t>
-            </w:r>
-            <w:r>
-              <w:rPr>
-                <w:rFonts w:ascii="Consolas" w:hAnsi="Consolas" w:eastAsia="Consolas"/>
-                <w:b w:val="0"/>
-                <w:sz w:val="16"/>
-              </w:rPr>
-              <w:t xml:space="preserve">        if current_pct and prior_pct:</w:t>
-            </w:r>
-          </w:p>
-          <w:p>
-            <w:pPr>
-              <w:spacing w:before="0" w:after="0" w:line="240" w:lineRule="auto"/>
-              <w:ind w:left="567" w:hanging="567"/>
-            </w:pPr>
-            <w:r>
-              <w:rPr>
-                <w:rFonts w:ascii="Consolas" w:hAnsi="Consolas" w:eastAsia="Consolas"/>
-                <w:b w:val="0"/>
-                <w:color w:val="5B6875"/>
-                <w:sz w:val="16"/>
-              </w:rPr>
-              <w:t xml:space="preserve">   6  </w:t>
-            </w:r>
-            <w:r>
-              <w:rPr>
-                <w:rFonts w:ascii="Consolas" w:hAnsi="Consolas" w:eastAsia="Consolas"/>
-                <w:b w:val="0"/>
-                <w:sz w:val="16"/>
-              </w:rPr>
-              <w:t xml:space="preserve">            if abs(current_pct - prior_pct) &gt; tolerance:</w:t>
-            </w:r>
-          </w:p>
-          <w:p>
-            <w:pPr>
-              <w:spacing w:before="0" w:after="0" w:line="240" w:lineRule="auto"/>
-              <w:ind w:left="567" w:hanging="567"/>
-            </w:pPr>
-            <w:r>
-              <w:rPr>
-                <w:rFonts w:ascii="Consolas" w:hAnsi="Consolas" w:eastAsia="Consolas"/>
-                <w:b w:val="0"/>
-                <w:color w:val="5B6875"/>
-                <w:sz w:val="16"/>
-              </w:rPr>
-              <w:t xml:space="preserve">   7  </w:t>
-            </w:r>
-            <w:r>
-              <w:rPr>
-                <w:rFonts w:ascii="Consolas" w:hAnsi="Consolas" w:eastAsia="Consolas"/>
-                <w:b w:val="0"/>
-                <w:sz w:val="16"/>
-              </w:rPr>
-              <w:t xml:space="preserve">                flags.append(metric)</w:t>
-            </w:r>
-          </w:p>
-          <w:p>
-            <w:pPr>
-              <w:spacing w:before="0" w:after="0" w:line="240" w:lineRule="auto"/>
-              <w:ind w:left="567" w:hanging="567"/>
-            </w:pPr>
-            <w:r>
-              <w:rPr>
-                <w:rFonts w:ascii="Consolas" w:hAnsi="Consolas" w:eastAsia="Consolas"/>
-                <w:b w:val="0"/>
-                <w:color w:val="5B6875"/>
-                <w:sz w:val="16"/>
-              </w:rPr>
-              <w:t xml:space="preserve">   8  </w:t>
-            </w:r>
-            <w:r>
-              <w:rPr>
-                <w:rFonts w:ascii="Consolas" w:hAnsi="Consolas" w:eastAsia="Consolas"/>
-                <w:b w:val="0"/>
-                <w:sz w:val="16"/>
-              </w:rPr>
-              <w:t xml:space="preserve">    return flags</w:t>
+              <w:t xml:space="preserve">   1  </w:t>
+            </w:r>
+            <w:r>
+              <w:rPr>
+                <w:rFonts w:ascii="Consolas" w:hAnsi="Consolas" w:eastAsia="Consolas"/>
+                <w:b w:val="0"/>
+                <w:sz w:val="16"/>
+              </w:rPr>
+              <w:t>if current_pct and prior_pct:</w:t>
             </w:r>
           </w:p>
         </w:tc>
       </w:tr>
     </w:tbl>
+    <w:p/>
     <w:p>
-      <w:pPr>
-        <w:pStyle w:val="ListNumber"/>
-      </w:pPr>
-      <w:r>
-        <w:rPr>
-          <w:b/>
-        </w:rPr>
-        <w:t xml:space="preserve">Line 1. </w:t>
-      </w:r>
-      <w:r>
-        <w:rPr>
-          <w:b w:val="0"/>
-          <w:i w:val="0"/>
-        </w:rPr>
-        <w:t xml:space="preserve">Bare </w:t>
-      </w:r>
-      <w:r>
-        <w:rPr>
-          <w:rFonts w:ascii="Consolas" w:hAnsi="Consolas" w:eastAsia="Consolas"/>
-          <w:b w:val="0"/>
-          <w:sz w:val="19"/>
-        </w:rPr>
-        <w:t>dict</w:t>
-      </w:r>
-      <w:r>
-        <w:rPr>
-          <w:b w:val="0"/>
-          <w:i w:val="0"/>
-        </w:rPr>
-        <w:t xml:space="preserve"> hides the value type. The values are floats or None.</w:t>
+      <w:r>
+        <w:rPr>
+          <w:b w:val="0"/>
+          <w:i w:val="0"/>
+        </w:rPr>
+        <w:t>A metric that falls from 12% to 0% skips the comparison. The largest possible drop produces no warning.</w:t>
       </w:r>
     </w:p>
     <w:p>
-      <w:pPr>
-        <w:pStyle w:val="ListNumber"/>
-      </w:pPr>
-      <w:r>
-        <w:rPr>
-          <w:b/>
-        </w:rPr>
-        <w:t xml:space="preserve">Line 1. </w:t>
-      </w:r>
-      <w:r>
-        <w:rPr>
-          <w:b w:val="0"/>
-          <w:i w:val="0"/>
-        </w:rPr>
-        <w:t>The default list is created once. Flags from one call leak into the next.</w:t>
-      </w:r>
-    </w:p>
-    <w:p>
-      <w:pPr>
-        <w:pStyle w:val="ListNumber"/>
-      </w:pPr>
-      <w:r>
-        <w:rPr>
-          <w:b/>
-        </w:rPr>
-        <w:t xml:space="preserve">Line 5. </w:t>
-      </w:r>
-      <w:r>
-        <w:rPr>
-          <w:b w:val="0"/>
-          <w:i w:val="0"/>
-        </w:rPr>
-        <w:t>A share of 0.0 is falsy, so the biggest possible drop is never compared.</w:t>
-      </w:r>
-    </w:p>
-    <w:p>
-      <w:pPr>
-        <w:pStyle w:val="Heading4"/>
-      </w:pPr>
-      <w:r>
-        <w:t>Worked example: strong code</w:t>
+      <w:r>
+        <w:rPr>
+          <w:b w:val="0"/>
+          <w:i w:val="0"/>
+        </w:rPr>
+        <w:t xml:space="preserve">Test for the case you mean. For missing, write </w:t>
+      </w:r>
+      <w:r>
+        <w:rPr>
+          <w:rFonts w:ascii="Consolas" w:hAnsi="Consolas" w:eastAsia="Consolas"/>
+          <w:b w:val="0"/>
+          <w:sz w:val="19"/>
+        </w:rPr>
+        <w:t>is None</w:t>
+      </w:r>
+      <w:r>
+        <w:rPr>
+          <w:b w:val="0"/>
+          <w:i w:val="0"/>
+        </w:rPr>
+        <w:t xml:space="preserve">. For zero, write </w:t>
+      </w:r>
+      <w:r>
+        <w:rPr>
+          <w:rFonts w:ascii="Consolas" w:hAnsi="Consolas" w:eastAsia="Consolas"/>
+          <w:b w:val="0"/>
+          <w:sz w:val="19"/>
+        </w:rPr>
+        <w:t>== 0</w:t>
+      </w:r>
+      <w:r>
+        <w:rPr>
+          <w:b w:val="0"/>
+          <w:i w:val="0"/>
+        </w:rPr>
+        <w:t>.</w:t>
       </w:r>
     </w:p>
     <w:tbl>
@@ -5223,441 +5198,65 @@
                 <w:b w:val="0"/>
                 <w:sz w:val="16"/>
               </w:rPr>
-              <w:t>def compare_waves(</w:t>
-            </w:r>
-          </w:p>
-          <w:p>
-            <w:pPr>
-              <w:spacing w:before="0" w:after="0" w:line="240" w:lineRule="auto"/>
-              <w:ind w:left="567" w:hanging="567"/>
-            </w:pPr>
-            <w:r>
-              <w:rPr>
-                <w:rFonts w:ascii="Consolas" w:hAnsi="Consolas" w:eastAsia="Consolas"/>
-                <w:b/>
-                <w:color w:val="5B6875"/>
-                <w:sz w:val="16"/>
-              </w:rPr>
-              <w:t xml:space="preserve"> [1]  </w:t>
-            </w:r>
-            <w:r>
-              <w:rPr>
-                <w:rFonts w:ascii="Consolas" w:hAnsi="Consolas" w:eastAsia="Consolas"/>
-                <w:b w:val="0"/>
-                <w:sz w:val="16"/>
-              </w:rPr>
-              <w:t xml:space="preserve">    current: dict[str, float | None],</w:t>
-            </w:r>
-          </w:p>
-          <w:p>
-            <w:pPr>
-              <w:spacing w:before="0" w:after="0" w:line="240" w:lineRule="auto"/>
-              <w:ind w:left="567" w:hanging="567"/>
-            </w:pPr>
-            <w:r>
-              <w:rPr>
-                <w:rFonts w:ascii="Consolas" w:hAnsi="Consolas" w:eastAsia="Consolas"/>
-                <w:b w:val="0"/>
-                <w:color w:val="5B6875"/>
-                <w:sz w:val="16"/>
-              </w:rPr>
-              <w:t xml:space="preserve">   3  </w:t>
-            </w:r>
-            <w:r>
-              <w:rPr>
-                <w:rFonts w:ascii="Consolas" w:hAnsi="Consolas" w:eastAsia="Consolas"/>
-                <w:b w:val="0"/>
-                <w:sz w:val="16"/>
-              </w:rPr>
-              <w:t xml:space="preserve">    prior: dict[str, float | None],</w:t>
-            </w:r>
-          </w:p>
-          <w:p>
-            <w:pPr>
-              <w:spacing w:before="0" w:after="0" w:line="240" w:lineRule="auto"/>
-              <w:ind w:left="567" w:hanging="567"/>
-            </w:pPr>
-            <w:r>
-              <w:rPr>
-                <w:rFonts w:ascii="Consolas" w:hAnsi="Consolas" w:eastAsia="Consolas"/>
-                <w:b w:val="0"/>
-                <w:color w:val="5B6875"/>
-                <w:sz w:val="16"/>
-              </w:rPr>
-              <w:t xml:space="preserve">   4  </w:t>
-            </w:r>
-            <w:r>
-              <w:rPr>
-                <w:rFonts w:ascii="Consolas" w:hAnsi="Consolas" w:eastAsia="Consolas"/>
-                <w:b w:val="0"/>
-                <w:sz w:val="16"/>
-              </w:rPr>
-              <w:t xml:space="preserve">    tolerance: float = 0.10,</w:t>
-            </w:r>
-          </w:p>
-          <w:p>
-            <w:pPr>
-              <w:spacing w:before="0" w:after="0" w:line="240" w:lineRule="auto"/>
-              <w:ind w:left="567" w:hanging="567"/>
-            </w:pPr>
-            <w:r>
-              <w:rPr>
-                <w:rFonts w:ascii="Consolas" w:hAnsi="Consolas" w:eastAsia="Consolas"/>
-                <w:b w:val="0"/>
-                <w:color w:val="5B6875"/>
-                <w:sz w:val="16"/>
-              </w:rPr>
-              <w:t xml:space="preserve">   5  </w:t>
-            </w:r>
-            <w:r>
-              <w:rPr>
-                <w:rFonts w:ascii="Consolas" w:hAnsi="Consolas" w:eastAsia="Consolas"/>
-                <w:b w:val="0"/>
-                <w:sz w:val="16"/>
-              </w:rPr>
-              <w:t>) -&gt; list[str]:</w:t>
-            </w:r>
-          </w:p>
-          <w:p>
-            <w:pPr>
-              <w:spacing w:before="0" w:after="0" w:line="240" w:lineRule="auto"/>
-              <w:ind w:left="567" w:hanging="567"/>
-            </w:pPr>
-            <w:r>
-              <w:rPr>
-                <w:rFonts w:ascii="Consolas" w:hAnsi="Consolas" w:eastAsia="Consolas"/>
-                <w:b w:val="0"/>
-                <w:color w:val="5B6875"/>
-                <w:sz w:val="16"/>
-              </w:rPr>
-              <w:t xml:space="preserve">   6  </w:t>
-            </w:r>
-            <w:r>
-              <w:rPr>
-                <w:rFonts w:ascii="Consolas" w:hAnsi="Consolas" w:eastAsia="Consolas"/>
-                <w:b w:val="0"/>
-                <w:sz w:val="16"/>
-              </w:rPr>
-              <w:t xml:space="preserve">    """Flag metrics whose share moved more than tolerance between waves.</w:t>
-            </w:r>
-          </w:p>
-          <w:p>
-            <w:pPr>
-              <w:spacing w:before="0" w:after="0" w:line="240" w:lineRule="auto"/>
-              <w:ind w:left="567" w:hanging="567"/>
-            </w:pPr>
-            <w:r>
-              <w:rPr>
-                <w:rFonts w:ascii="Consolas" w:hAnsi="Consolas" w:eastAsia="Consolas"/>
-                <w:b w:val="0"/>
-                <w:color w:val="5B6875"/>
-                <w:sz w:val="16"/>
-              </w:rPr>
-              <w:t xml:space="preserve">   7  </w:t>
-            </w:r>
-            <w:r>
-              <w:rPr>
-                <w:rFonts w:ascii="Consolas" w:hAnsi="Consolas" w:eastAsia="Consolas"/>
-                <w:b w:val="0"/>
-                <w:sz w:val="16"/>
-              </w:rPr>
-              <w:t xml:space="preserve"> </w:t>
-            </w:r>
-          </w:p>
-          <w:p>
-            <w:pPr>
-              <w:spacing w:before="0" w:after="0" w:line="240" w:lineRule="auto"/>
-              <w:ind w:left="567" w:hanging="567"/>
-            </w:pPr>
-            <w:r>
-              <w:rPr>
-                <w:rFonts w:ascii="Consolas" w:hAnsi="Consolas" w:eastAsia="Consolas"/>
-                <w:b w:val="0"/>
-                <w:color w:val="5B6875"/>
-                <w:sz w:val="16"/>
-              </w:rPr>
-              <w:t xml:space="preserve">   8  </w:t>
-            </w:r>
-            <w:r>
-              <w:rPr>
-                <w:rFonts w:ascii="Consolas" w:hAnsi="Consolas" w:eastAsia="Consolas"/>
-                <w:b w:val="0"/>
-                <w:sz w:val="16"/>
-              </w:rPr>
-              <w:t xml:space="preserve">    A metric is skipped only when a share is missing. A share of 0.0 is compared.</w:t>
-            </w:r>
-          </w:p>
-          <w:p>
-            <w:pPr>
-              <w:spacing w:before="0" w:after="0" w:line="240" w:lineRule="auto"/>
-              <w:ind w:left="567" w:hanging="567"/>
-            </w:pPr>
-            <w:r>
-              <w:rPr>
-                <w:rFonts w:ascii="Consolas" w:hAnsi="Consolas" w:eastAsia="Consolas"/>
-                <w:b w:val="0"/>
-                <w:color w:val="5B6875"/>
-                <w:sz w:val="16"/>
-              </w:rPr>
-              <w:t xml:space="preserve">   9  </w:t>
-            </w:r>
-            <w:r>
-              <w:rPr>
-                <w:rFonts w:ascii="Consolas" w:hAnsi="Consolas" w:eastAsia="Consolas"/>
-                <w:b w:val="0"/>
-                <w:sz w:val="16"/>
-              </w:rPr>
-              <w:t xml:space="preserve">    """</w:t>
-            </w:r>
-          </w:p>
-          <w:p>
-            <w:pPr>
-              <w:spacing w:before="0" w:after="0" w:line="240" w:lineRule="auto"/>
-              <w:ind w:left="567" w:hanging="567"/>
-            </w:pPr>
-            <w:r>
-              <w:rPr>
-                <w:rFonts w:ascii="Consolas" w:hAnsi="Consolas" w:eastAsia="Consolas"/>
-                <w:b/>
-                <w:color w:val="5B6875"/>
-                <w:sz w:val="16"/>
-              </w:rPr>
-              <w:t xml:space="preserve"> [2]  </w:t>
-            </w:r>
-            <w:r>
-              <w:rPr>
-                <w:rFonts w:ascii="Consolas" w:hAnsi="Consolas" w:eastAsia="Consolas"/>
-                <w:b w:val="0"/>
-                <w:sz w:val="16"/>
-              </w:rPr>
-              <w:t xml:space="preserve">    flags: list[str] = []</w:t>
-            </w:r>
-          </w:p>
-          <w:p>
-            <w:pPr>
-              <w:spacing w:before="0" w:after="0" w:line="240" w:lineRule="auto"/>
-              <w:ind w:left="567" w:hanging="567"/>
-            </w:pPr>
-            <w:r>
-              <w:rPr>
-                <w:rFonts w:ascii="Consolas" w:hAnsi="Consolas" w:eastAsia="Consolas"/>
-                <w:b w:val="0"/>
-                <w:color w:val="5B6875"/>
-                <w:sz w:val="16"/>
-              </w:rPr>
-              <w:t xml:space="preserve">  11  </w:t>
-            </w:r>
-            <w:r>
-              <w:rPr>
-                <w:rFonts w:ascii="Consolas" w:hAnsi="Consolas" w:eastAsia="Consolas"/>
-                <w:b w:val="0"/>
-                <w:sz w:val="16"/>
-              </w:rPr>
-              <w:t xml:space="preserve">    for metric, current_pct in current.items():</w:t>
-            </w:r>
-          </w:p>
-          <w:p>
-            <w:pPr>
-              <w:spacing w:before="0" w:after="0" w:line="240" w:lineRule="auto"/>
-              <w:ind w:left="567" w:hanging="567"/>
-            </w:pPr>
-            <w:r>
-              <w:rPr>
-                <w:rFonts w:ascii="Consolas" w:hAnsi="Consolas" w:eastAsia="Consolas"/>
-                <w:b w:val="0"/>
-                <w:color w:val="5B6875"/>
-                <w:sz w:val="16"/>
-              </w:rPr>
-              <w:t xml:space="preserve">  12  </w:t>
-            </w:r>
-            <w:r>
-              <w:rPr>
-                <w:rFonts w:ascii="Consolas" w:hAnsi="Consolas" w:eastAsia="Consolas"/>
-                <w:b w:val="0"/>
-                <w:sz w:val="16"/>
-              </w:rPr>
-              <w:t xml:space="preserve">        prior_pct = prior.get(metric)</w:t>
-            </w:r>
-          </w:p>
-          <w:p>
-            <w:pPr>
-              <w:spacing w:before="0" w:after="0" w:line="240" w:lineRule="auto"/>
-              <w:ind w:left="567" w:hanging="567"/>
-            </w:pPr>
-            <w:r>
-              <w:rPr>
-                <w:rFonts w:ascii="Consolas" w:hAnsi="Consolas" w:eastAsia="Consolas"/>
-                <w:b/>
-                <w:color w:val="5B6875"/>
-                <w:sz w:val="16"/>
-              </w:rPr>
-              <w:t xml:space="preserve"> [3]  </w:t>
-            </w:r>
-            <w:r>
-              <w:rPr>
-                <w:rFonts w:ascii="Consolas" w:hAnsi="Consolas" w:eastAsia="Consolas"/>
-                <w:b w:val="0"/>
-                <w:sz w:val="16"/>
-              </w:rPr>
-              <w:t xml:space="preserve">        if current_pct is None or prior_pct is None:</w:t>
-            </w:r>
-          </w:p>
-          <w:p>
-            <w:pPr>
-              <w:spacing w:before="0" w:after="0" w:line="240" w:lineRule="auto"/>
-              <w:ind w:left="567" w:hanging="567"/>
-            </w:pPr>
-            <w:r>
-              <w:rPr>
-                <w:rFonts w:ascii="Consolas" w:hAnsi="Consolas" w:eastAsia="Consolas"/>
-                <w:b w:val="0"/>
-                <w:color w:val="5B6875"/>
-                <w:sz w:val="16"/>
-              </w:rPr>
-              <w:t xml:space="preserve">  14  </w:t>
-            </w:r>
-            <w:r>
-              <w:rPr>
-                <w:rFonts w:ascii="Consolas" w:hAnsi="Consolas" w:eastAsia="Consolas"/>
-                <w:b w:val="0"/>
-                <w:sz w:val="16"/>
-              </w:rPr>
-              <w:t xml:space="preserve">            continue</w:t>
-            </w:r>
-          </w:p>
-          <w:p>
-            <w:pPr>
-              <w:spacing w:before="0" w:after="0" w:line="240" w:lineRule="auto"/>
-              <w:ind w:left="567" w:hanging="567"/>
-            </w:pPr>
-            <w:r>
-              <w:rPr>
-                <w:rFonts w:ascii="Consolas" w:hAnsi="Consolas" w:eastAsia="Consolas"/>
-                <w:b w:val="0"/>
-                <w:color w:val="5B6875"/>
-                <w:sz w:val="16"/>
-              </w:rPr>
-              <w:t xml:space="preserve">  15  </w:t>
-            </w:r>
-            <w:r>
-              <w:rPr>
-                <w:rFonts w:ascii="Consolas" w:hAnsi="Consolas" w:eastAsia="Consolas"/>
-                <w:b w:val="0"/>
-                <w:sz w:val="16"/>
-              </w:rPr>
-              <w:t xml:space="preserve">        if abs(current_pct - prior_pct) &gt; tolerance:</w:t>
-            </w:r>
-          </w:p>
-          <w:p>
-            <w:pPr>
-              <w:spacing w:before="0" w:after="0" w:line="240" w:lineRule="auto"/>
-              <w:ind w:left="567" w:hanging="567"/>
-            </w:pPr>
-            <w:r>
-              <w:rPr>
-                <w:rFonts w:ascii="Consolas" w:hAnsi="Consolas" w:eastAsia="Consolas"/>
-                <w:b w:val="0"/>
-                <w:color w:val="5B6875"/>
-                <w:sz w:val="16"/>
-              </w:rPr>
-              <w:t xml:space="preserve">  16  </w:t>
-            </w:r>
-            <w:r>
-              <w:rPr>
-                <w:rFonts w:ascii="Consolas" w:hAnsi="Consolas" w:eastAsia="Consolas"/>
-                <w:b w:val="0"/>
-                <w:sz w:val="16"/>
-              </w:rPr>
-              <w:t xml:space="preserve">            flags.append(metric)</w:t>
-            </w:r>
-          </w:p>
-          <w:p>
-            <w:pPr>
-              <w:spacing w:before="0" w:after="0" w:line="240" w:lineRule="auto"/>
-              <w:ind w:left="567" w:hanging="567"/>
-            </w:pPr>
-            <w:r>
-              <w:rPr>
-                <w:rFonts w:ascii="Consolas" w:hAnsi="Consolas" w:eastAsia="Consolas"/>
-                <w:b w:val="0"/>
-                <w:color w:val="5B6875"/>
-                <w:sz w:val="16"/>
-              </w:rPr>
-              <w:t xml:space="preserve">  17  </w:t>
-            </w:r>
-            <w:r>
-              <w:rPr>
-                <w:rFonts w:ascii="Consolas" w:hAnsi="Consolas" w:eastAsia="Consolas"/>
-                <w:b w:val="0"/>
-                <w:sz w:val="16"/>
-              </w:rPr>
-              <w:t xml:space="preserve">    return flags</w:t>
+              <w:t>if current_pct is not None and prior_pct is not None:</w:t>
             </w:r>
           </w:p>
         </w:tc>
       </w:tr>
     </w:tbl>
+    <w:p/>
     <w:p>
-      <w:pPr>
-        <w:pStyle w:val="ListNumber"/>
-      </w:pPr>
-      <w:r>
-        <w:rPr>
-          <w:b/>
-        </w:rPr>
-        <w:t xml:space="preserve">Line 2. </w:t>
-      </w:r>
-      <w:r>
-        <w:rPr>
-          <w:b w:val="0"/>
-          <w:i w:val="0"/>
-        </w:rPr>
-        <w:t>The hint says a share can be missing, so mypy checks every use.</w:t>
-      </w:r>
-    </w:p>
-    <w:p>
-      <w:pPr>
-        <w:pStyle w:val="ListNumber"/>
-      </w:pPr>
-      <w:r>
-        <w:rPr>
-          <w:b/>
-        </w:rPr>
-        <w:t xml:space="preserve">Line 10. </w:t>
-      </w:r>
-      <w:r>
-        <w:rPr>
-          <w:b w:val="0"/>
-          <w:i w:val="0"/>
-        </w:rPr>
-        <w:t>A new list on every call. No state leaks between runs.</w:t>
-      </w:r>
-    </w:p>
-    <w:p>
-      <w:pPr>
-        <w:pStyle w:val="ListNumber"/>
-      </w:pPr>
-      <w:r>
-        <w:rPr>
-          <w:b/>
-        </w:rPr>
-        <w:t xml:space="preserve">Line 13. </w:t>
-      </w:r>
-      <w:r>
-        <w:rPr>
-          <w:b w:val="0"/>
-          <w:i w:val="0"/>
-        </w:rPr>
-        <w:t>Skips only missing values. 0.0 goes on to the comparison.</w:t>
-      </w:r>
-    </w:p>
-    <w:p>
-      <w:r>
-        <w:rPr>
-          <w:b w:val="0"/>
-          <w:i w:val="0"/>
-        </w:rPr>
-        <w:t>Both fixes are one line. Both bugs pass every test that uses only non-zero values and a single call.</w:t>
+      <w:r>
+        <w:rPr>
+          <w:b w:val="0"/>
+          <w:i w:val="0"/>
+        </w:rPr>
+        <w:t xml:space="preserve">The same rule covers type hints. </w:t>
+      </w:r>
+      <w:r>
+        <w:rPr>
+          <w:rFonts w:ascii="Consolas" w:hAnsi="Consolas" w:eastAsia="Consolas"/>
+          <w:b w:val="0"/>
+          <w:sz w:val="19"/>
+        </w:rPr>
+        <w:t>error_message: str = None</w:t>
+      </w:r>
+      <w:r>
+        <w:rPr>
+          <w:b w:val="0"/>
+          <w:i w:val="0"/>
+        </w:rPr>
+        <w:t xml:space="preserve"> claims the value is always a string. Write </w:t>
+      </w:r>
+      <w:r>
+        <w:rPr>
+          <w:rFonts w:ascii="Consolas" w:hAnsi="Consolas" w:eastAsia="Consolas"/>
+          <w:b w:val="0"/>
+          <w:sz w:val="19"/>
+        </w:rPr>
+        <w:t>str | None = None</w:t>
+      </w:r>
+      <w:r>
+        <w:rPr>
+          <w:b w:val="0"/>
+          <w:i w:val="0"/>
+        </w:rPr>
+        <w:t xml:space="preserve">, and mypy then makes you handle the </w:t>
+      </w:r>
+      <w:r>
+        <w:rPr>
+          <w:rFonts w:ascii="Consolas" w:hAnsi="Consolas" w:eastAsia="Consolas"/>
+          <w:b w:val="0"/>
+          <w:sz w:val="19"/>
+        </w:rPr>
+        <w:t>None</w:t>
+      </w:r>
+      <w:r>
+        <w:rPr>
+          <w:b w:val="0"/>
+          <w:i w:val="0"/>
+        </w:rPr>
+        <w:t xml:space="preserve"> case.</w:t>
       </w:r>
     </w:p>
     <w:p>
@@ -5665,113 +5264,40 @@
         <w:pStyle w:val="Heading4"/>
       </w:pPr>
       <w:r>
-        <w:t>Recap card</w:t>
+        <w:t>Why it matters</w:t>
       </w:r>
     </w:p>
     <w:p>
-      <w:pPr>
-        <w:pStyle w:val="ListBullet"/>
-      </w:pPr>
-      <w:r>
-        <w:rPr>
-          <w:b/>
-          <w:i w:val="0"/>
-        </w:rPr>
-        <w:t>When does Python evaluate a default argument?</w:t>
-      </w:r>
-      <w:r>
-        <w:rPr>
-          <w:b w:val="0"/>
-          <w:i w:val="0"/>
-        </w:rPr>
-        <w:t xml:space="preserve"> Once, when it defines the function. A list or dict default is shared by every call.</w:t>
+      <w:r>
+        <w:rPr>
+          <w:b w:val="0"/>
+          <w:i w:val="0"/>
+        </w:rPr>
+        <w:t xml:space="preserve">A questionnaire routing error removes one question for a whole wave. Its weighted percentage drops from 12% to 0.0%. The wave-over-wave stability check runs </w:t>
+      </w:r>
+      <w:r>
+        <w:rPr>
+          <w:rFonts w:ascii="Consolas" w:hAnsi="Consolas" w:eastAsia="Consolas"/>
+          <w:b w:val="0"/>
+          <w:sz w:val="19"/>
+        </w:rPr>
+        <w:t>if current_pct and prior_pct:</w:t>
+      </w:r>
+      <w:r>
+        <w:rPr>
+          <w:b w:val="0"/>
+          <w:i w:val="0"/>
+        </w:rPr>
+        <w:t>, treats 0.0 as missing and skips the metric. QA reports PASS. The dashboard publishes 0% reach for that question, and a client asks why the channel "lost its whole audience" in a week.</w:t>
       </w:r>
     </w:p>
     <w:p>
-      <w:pPr>
-        <w:pStyle w:val="ListBullet"/>
-      </w:pPr>
-      <w:r>
-        <w:rPr>
-          <w:b/>
-          <w:i w:val="0"/>
-        </w:rPr>
-        <w:t>Safe pattern for an optional list argument</w:t>
-      </w:r>
-      <w:r>
-        <w:rPr>
-          <w:b w:val="0"/>
-          <w:i w:val="0"/>
-        </w:rPr>
-        <w:t xml:space="preserve"> Default to None. Inside: results = [] if results is None else results.</w:t>
-      </w:r>
-    </w:p>
-    <w:p>
-      <w:pPr>
-        <w:pStyle w:val="ListBullet"/>
-      </w:pPr>
-      <w:r>
-        <w:rPr>
-          <w:b/>
-          <w:i w:val="0"/>
-        </w:rPr>
-        <w:t xml:space="preserve">What is wrong with </w:t>
-      </w:r>
-      <w:r>
-        <w:rPr>
-          <w:rFonts w:ascii="Consolas" w:hAnsi="Consolas" w:eastAsia="Consolas"/>
-          <w:b w:val="0"/>
-          <w:sz w:val="19"/>
-        </w:rPr>
-        <w:t>if current_pct and prior_pct:</w:t>
-      </w:r>
-      <w:r>
-        <w:rPr>
-          <w:b/>
-          <w:i w:val="0"/>
-        </w:rPr>
-        <w:t>?</w:t>
-      </w:r>
-      <w:r>
-        <w:rPr>
-          <w:b w:val="0"/>
-          <w:i w:val="0"/>
-        </w:rPr>
-        <w:t xml:space="preserve"> 0.0 is falsy, so a real share of zero is treated as missing. Use </w:t>
-      </w:r>
-      <w:r>
-        <w:rPr>
-          <w:rFonts w:ascii="Consolas" w:hAnsi="Consolas" w:eastAsia="Consolas"/>
-          <w:b w:val="0"/>
-          <w:sz w:val="19"/>
-        </w:rPr>
-        <w:t>is not None</w:t>
-      </w:r>
-      <w:r>
-        <w:rPr>
-          <w:b w:val="0"/>
-          <w:i w:val="0"/>
-        </w:rPr>
-        <w:t>.</w:t>
-      </w:r>
-    </w:p>
-    <w:p>
-      <w:pPr>
-        <w:pStyle w:val="ListBullet"/>
-      </w:pPr>
-      <w:r>
-        <w:rPr>
-          <w:b/>
-          <w:i w:val="0"/>
-        </w:rPr>
-        <w:t>Type hint for an optional string that defaults to None</w:t>
-      </w:r>
-      <w:r>
-        <w:rPr>
-          <w:b w:val="0"/>
-          <w:i w:val="0"/>
-        </w:rPr>
-        <w:t xml:space="preserve"> str | None = None. Never str = None.</w:t>
+      <w:r>
+        <w:rPr>
+          <w:b w:val="0"/>
+          <w:i w:val="0"/>
+        </w:rPr>
+        <w:t>The check existed to catch exactly this change. One truthiness test disabled it for the one value that mattered most.</w:t>
       </w:r>
     </w:p>
     <w:p>
@@ -5779,24 +5305,7 @@
         <w:pStyle w:val="Heading4"/>
       </w:pPr>
       <w:r>
-        <w:t>Practice</w:t>
-      </w:r>
-    </w:p>
-    <w:p>
-      <w:pPr>
-        <w:pStyle w:val="Heading5"/>
-      </w:pPr>
-      <w:r>
-        <w:t>Exercise 1. Predict the output (level 1)</w:t>
-      </w:r>
-    </w:p>
-    <w:p>
-      <w:r>
-        <w:rPr>
-          <w:b w:val="0"/>
-          <w:i w:val="0"/>
-        </w:rPr>
-        <w:t>What does this print?</w:t>
+        <w:t>Worked example: weak code</w:t>
       </w:r>
     </w:p>
     <w:tbl>
@@ -5822,19 +5331,19 @@
             <w:r>
               <w:rPr>
                 <w:rFonts w:ascii="Consolas" w:hAnsi="Consolas" w:eastAsia="Consolas"/>
-                <w:b w:val="0"/>
+                <w:b/>
                 <w:color w:val="5B6875"/>
                 <w:sz w:val="16"/>
               </w:rPr>
-              <w:t xml:space="preserve">   1  </w:t>
-            </w:r>
-            <w:r>
-              <w:rPr>
-                <w:rFonts w:ascii="Consolas" w:hAnsi="Consolas" w:eastAsia="Consolas"/>
-                <w:b w:val="0"/>
-                <w:sz w:val="16"/>
-              </w:rPr>
-              <w:t>def add_flag(flag, flags=[]):</w:t>
+              <w:t xml:space="preserve"> [2]  </w:t>
+            </w:r>
+            <w:r>
+              <w:rPr>
+                <w:rFonts w:ascii="Consolas" w:hAnsi="Consolas" w:eastAsia="Consolas"/>
+                <w:b w:val="0"/>
+                <w:sz w:val="16"/>
+              </w:rPr>
+              <w:t>def compare_waves(current: dict, prior: dict, tolerance: float = 0.10, flags=[]):</w:t>
             </w:r>
           </w:p>
           <w:p>
@@ -5857,7 +5366,7 @@
                 <w:b w:val="0"/>
                 <w:sz w:val="16"/>
               </w:rPr>
-              <w:t xml:space="preserve">    flags.append(flag)</w:t>
+              <w:t xml:space="preserve">    """Flag metrics whose share moved more than tolerance between waves."""</w:t>
             </w:r>
           </w:p>
           <w:p>
@@ -5880,7 +5389,7 @@
                 <w:b w:val="0"/>
                 <w:sz w:val="16"/>
               </w:rPr>
-              <w:t xml:space="preserve">    return flags</w:t>
+              <w:t xml:space="preserve">    for metric, current_pct in current.items():</w:t>
             </w:r>
           </w:p>
           <w:p>
@@ -5903,7 +5412,7 @@
                 <w:b w:val="0"/>
                 <w:sz w:val="16"/>
               </w:rPr>
-              <w:t xml:space="preserve"> </w:t>
+              <w:t xml:space="preserve">        prior_pct = prior.get(metric)</w:t>
             </w:r>
           </w:p>
           <w:p>
@@ -5914,19 +5423,19 @@
             <w:r>
               <w:rPr>
                 <w:rFonts w:ascii="Consolas" w:hAnsi="Consolas" w:eastAsia="Consolas"/>
-                <w:b w:val="0"/>
+                <w:b/>
                 <w:color w:val="5B6875"/>
                 <w:sz w:val="16"/>
               </w:rPr>
-              <w:t xml:space="preserve">   5  </w:t>
-            </w:r>
-            <w:r>
-              <w:rPr>
-                <w:rFonts w:ascii="Consolas" w:hAnsi="Consolas" w:eastAsia="Consolas"/>
-                <w:b w:val="0"/>
-                <w:sz w:val="16"/>
-              </w:rPr>
-              <w:t>add_flag("null_weights")</w:t>
+              <w:t xml:space="preserve"> [3]  </w:t>
+            </w:r>
+            <w:r>
+              <w:rPr>
+                <w:rFonts w:ascii="Consolas" w:hAnsi="Consolas" w:eastAsia="Consolas"/>
+                <w:b w:val="0"/>
+                <w:sz w:val="16"/>
+              </w:rPr>
+              <w:t xml:space="preserve">        if current_pct and prior_pct:</w:t>
             </w:r>
           </w:p>
           <w:p>
@@ -5949,179 +5458,133 @@
                 <w:b w:val="0"/>
                 <w:sz w:val="16"/>
               </w:rPr>
-              <w:t>print(add_flag("row_count"))</w:t>
+              <w:t xml:space="preserve">            if abs(current_pct - prior_pct) &gt; tolerance:</w:t>
+            </w:r>
+          </w:p>
+          <w:p>
+            <w:pPr>
+              <w:spacing w:before="0" w:after="0" w:line="240" w:lineRule="auto"/>
+              <w:ind w:left="567" w:hanging="567"/>
+            </w:pPr>
+            <w:r>
+              <w:rPr>
+                <w:rFonts w:ascii="Consolas" w:hAnsi="Consolas" w:eastAsia="Consolas"/>
+                <w:b w:val="0"/>
+                <w:color w:val="5B6875"/>
+                <w:sz w:val="16"/>
+              </w:rPr>
+              <w:t xml:space="preserve">   7  </w:t>
+            </w:r>
+            <w:r>
+              <w:rPr>
+                <w:rFonts w:ascii="Consolas" w:hAnsi="Consolas" w:eastAsia="Consolas"/>
+                <w:b w:val="0"/>
+                <w:sz w:val="16"/>
+              </w:rPr>
+              <w:t xml:space="preserve">                flags.append(metric)</w:t>
+            </w:r>
+          </w:p>
+          <w:p>
+            <w:pPr>
+              <w:spacing w:before="0" w:after="0" w:line="240" w:lineRule="auto"/>
+              <w:ind w:left="567" w:hanging="567"/>
+            </w:pPr>
+            <w:r>
+              <w:rPr>
+                <w:rFonts w:ascii="Consolas" w:hAnsi="Consolas" w:eastAsia="Consolas"/>
+                <w:b w:val="0"/>
+                <w:color w:val="5B6875"/>
+                <w:sz w:val="16"/>
+              </w:rPr>
+              <w:t xml:space="preserve">   8  </w:t>
+            </w:r>
+            <w:r>
+              <w:rPr>
+                <w:rFonts w:ascii="Consolas" w:hAnsi="Consolas" w:eastAsia="Consolas"/>
+                <w:b w:val="0"/>
+                <w:sz w:val="16"/>
+              </w:rPr>
+              <w:t xml:space="preserve">    return flags</w:t>
             </w:r>
           </w:p>
         </w:tc>
       </w:tr>
     </w:tbl>
-    <w:p/>
     <w:p>
       <w:pPr>
-        <w:pStyle w:val="Heading5"/>
+        <w:pStyle w:val="ListNumber"/>
       </w:pPr>
       <w:r>
-        <w:t>Exercise 2. Multiple choice (level 2)</w:t>
-      </w:r>
-    </w:p>
-    <w:p>
+        <w:rPr>
+          <w:b/>
+        </w:rPr>
+        <w:t xml:space="preserve">Line 1. </w:t>
+      </w:r>
+      <w:r>
+        <w:rPr>
+          <w:b w:val="0"/>
+          <w:i w:val="0"/>
+        </w:rPr>
+        <w:t xml:space="preserve">Bare </w:t>
+      </w:r>
       <w:r>
         <w:rPr>
           <w:rFonts w:ascii="Consolas" w:hAnsi="Consolas" w:eastAsia="Consolas"/>
           <w:b w:val="0"/>
           <w:sz w:val="19"/>
         </w:rPr>
-        <w:t>current_pct = 0.0</w:t>
-      </w:r>
-      <w:r>
-        <w:rPr>
-          <w:b w:val="0"/>
-          <w:i w:val="0"/>
-        </w:rPr>
-        <w:t xml:space="preserve"> and </w:t>
-      </w:r>
-      <w:r>
-        <w:rPr>
-          <w:rFonts w:ascii="Consolas" w:hAnsi="Consolas" w:eastAsia="Consolas"/>
-          <w:b w:val="0"/>
-          <w:sz w:val="19"/>
-        </w:rPr>
-        <w:t>prior_pct = 0.12</w:t>
-      </w:r>
-      <w:r>
-        <w:rPr>
-          <w:b w:val="0"/>
-          <w:i w:val="0"/>
-        </w:rPr>
-        <w:t xml:space="preserve">. The tolerance is 0.10. What does </w:t>
-      </w:r>
-      <w:r>
-        <w:rPr>
-          <w:rFonts w:ascii="Consolas" w:hAnsi="Consolas" w:eastAsia="Consolas"/>
-          <w:b w:val="0"/>
-          <w:sz w:val="19"/>
-        </w:rPr>
-        <w:t>check_wave_stability</w:t>
-      </w:r>
-      <w:r>
-        <w:rPr>
-          <w:b w:val="0"/>
-          <w:i w:val="0"/>
-        </w:rPr>
-        <w:t xml:space="preserve"> from the reference code do with this metric?</w:t>
+        <w:t>dict</w:t>
+      </w:r>
+      <w:r>
+        <w:rPr>
+          <w:b w:val="0"/>
+          <w:i w:val="0"/>
+        </w:rPr>
+        <w:t xml:space="preserve"> hides the value type. The values are floats or None.</w:t>
       </w:r>
     </w:p>
     <w:p>
       <w:pPr>
-        <w:pStyle w:val="ListBullet"/>
+        <w:pStyle w:val="ListNumber"/>
       </w:pPr>
       <w:r>
         <w:rPr>
-          <w:b w:val="0"/>
-          <w:i w:val="0"/>
-        </w:rPr>
-        <w:t>a) Flags it as WARN, because the change is 0.12.</w:t>
+          <w:b/>
+        </w:rPr>
+        <w:t xml:space="preserve">Line 1. </w:t>
+      </w:r>
+      <w:r>
+        <w:rPr>
+          <w:b w:val="0"/>
+          <w:i w:val="0"/>
+        </w:rPr>
+        <w:t>The default list is created once. Flags from one call leak into the next.</w:t>
       </w:r>
     </w:p>
     <w:p>
       <w:pPr>
-        <w:pStyle w:val="ListBullet"/>
+        <w:pStyle w:val="ListNumber"/>
       </w:pPr>
       <w:r>
         <w:rPr>
-          <w:b w:val="0"/>
-          <w:i w:val="0"/>
-        </w:rPr>
-        <w:t>b) Marks it PASS.</w:t>
+          <w:b/>
+        </w:rPr>
+        <w:t xml:space="preserve">Line 5. </w:t>
+      </w:r>
+      <w:r>
+        <w:rPr>
+          <w:b w:val="0"/>
+          <w:i w:val="0"/>
+        </w:rPr>
+        <w:t>A share of 0.0 is falsy, so the biggest possible drop is never compared.</w:t>
       </w:r>
     </w:p>
     <w:p>
       <w:pPr>
-        <w:pStyle w:val="ListBullet"/>
+        <w:pStyle w:val="Heading4"/>
       </w:pPr>
       <w:r>
-        <w:rPr>
-          <w:b w:val="0"/>
-          <w:i w:val="0"/>
-        </w:rPr>
-        <w:t>c) Leaves it out of the results.</w:t>
-      </w:r>
-    </w:p>
-    <w:p>
-      <w:pPr>
-        <w:pStyle w:val="ListBullet"/>
-      </w:pPr>
-      <w:r>
-        <w:rPr>
-          <w:b w:val="0"/>
-          <w:i w:val="0"/>
-        </w:rPr>
-        <w:t>d) Raises a ZeroDivisionError.</w:t>
-      </w:r>
-    </w:p>
-    <w:p>
-      <w:r>
-        <w:rPr>
-          <w:b/>
-          <w:i w:val="0"/>
-        </w:rPr>
-        <w:t>Why?</w:t>
-      </w:r>
-    </w:p>
-    <w:p>
-      <w:pPr>
-        <w:pStyle w:val="ListBullet"/>
-      </w:pPr>
-      <w:r>
-        <w:rPr>
-          <w:b w:val="0"/>
-          <w:i w:val="0"/>
-        </w:rPr>
-        <w:t xml:space="preserve">r1) </w:t>
-      </w:r>
-      <w:r>
-        <w:rPr>
-          <w:rFonts w:ascii="Consolas" w:hAnsi="Consolas" w:eastAsia="Consolas"/>
-          <w:b w:val="0"/>
-          <w:sz w:val="19"/>
-        </w:rPr>
-        <w:t>if current_pct and prior_pct:</w:t>
-      </w:r>
-      <w:r>
-        <w:rPr>
-          <w:b w:val="0"/>
-          <w:i w:val="0"/>
-        </w:rPr>
-        <w:t xml:space="preserve"> is False when current_pct is 0.0, so the block never runs.</w:t>
-      </w:r>
-    </w:p>
-    <w:p>
-      <w:pPr>
-        <w:pStyle w:val="ListBullet"/>
-      </w:pPr>
-      <w:r>
-        <w:rPr>
-          <w:b w:val="0"/>
-          <w:i w:val="0"/>
-        </w:rPr>
-        <w:t>r2) The function filters out metrics below 1%.</w:t>
-      </w:r>
-    </w:p>
-    <w:p>
-      <w:pPr>
-        <w:pStyle w:val="Heading5"/>
-      </w:pPr>
-      <w:r>
-        <w:t>Exercise 3. Fill the gap (level 3)</w:t>
-      </w:r>
-    </w:p>
-    <w:p>
-      <w:r>
-        <w:rPr>
-          <w:b w:val="0"/>
-          <w:i w:val="0"/>
-        </w:rPr>
-        <w:t>Fix both signatures. The error message is optional, and the flags list must not be shared between calls.</w:t>
+        <w:t>Worked example: strong code</w:t>
       </w:r>
     </w:p>
     <w:tbl>
@@ -6159,7 +5622,7 @@
                 <w:b w:val="0"/>
                 <w:sz w:val="16"/>
               </w:rPr>
-              <w:t>def log_run(status: str, error_message: _____(1) = None) -&gt; None: ...</w:t>
+              <w:t>def compare_waves(</w:t>
             </w:r>
           </w:p>
           <w:p>
@@ -6170,19 +5633,19 @@
             <w:r>
               <w:rPr>
                 <w:rFonts w:ascii="Consolas" w:hAnsi="Consolas" w:eastAsia="Consolas"/>
-                <w:b w:val="0"/>
+                <w:b/>
                 <w:color w:val="5B6875"/>
                 <w:sz w:val="16"/>
               </w:rPr>
-              <w:t xml:space="preserve">   2  </w:t>
-            </w:r>
-            <w:r>
-              <w:rPr>
-                <w:rFonts w:ascii="Consolas" w:hAnsi="Consolas" w:eastAsia="Consolas"/>
-                <w:b w:val="0"/>
-                <w:sz w:val="16"/>
-              </w:rPr>
-              <w:t xml:space="preserve"> </w:t>
+              <w:t xml:space="preserve"> [1]  </w:t>
+            </w:r>
+            <w:r>
+              <w:rPr>
+                <w:rFonts w:ascii="Consolas" w:hAnsi="Consolas" w:eastAsia="Consolas"/>
+                <w:b w:val="0"/>
+                <w:sz w:val="16"/>
+              </w:rPr>
+              <w:t xml:space="preserve">    current: dict[str, float | None],</w:t>
             </w:r>
           </w:p>
           <w:p>
@@ -6205,19 +5668,525 @@
                 <w:b w:val="0"/>
                 <w:sz w:val="16"/>
               </w:rPr>
-              <w:t>def collect(flag: str, flags: list[str] | None = _____(2)) -&gt; list[str]: ...</w:t>
+              <w:t xml:space="preserve">    prior: dict[str, float | None],</w:t>
+            </w:r>
+          </w:p>
+          <w:p>
+            <w:pPr>
+              <w:spacing w:before="0" w:after="0" w:line="240" w:lineRule="auto"/>
+              <w:ind w:left="567" w:hanging="567"/>
+            </w:pPr>
+            <w:r>
+              <w:rPr>
+                <w:rFonts w:ascii="Consolas" w:hAnsi="Consolas" w:eastAsia="Consolas"/>
+                <w:b w:val="0"/>
+                <w:color w:val="5B6875"/>
+                <w:sz w:val="16"/>
+              </w:rPr>
+              <w:t xml:space="preserve">   4  </w:t>
+            </w:r>
+            <w:r>
+              <w:rPr>
+                <w:rFonts w:ascii="Consolas" w:hAnsi="Consolas" w:eastAsia="Consolas"/>
+                <w:b w:val="0"/>
+                <w:sz w:val="16"/>
+              </w:rPr>
+              <w:t xml:space="preserve">    tolerance: float = 0.10,</w:t>
+            </w:r>
+          </w:p>
+          <w:p>
+            <w:pPr>
+              <w:spacing w:before="0" w:after="0" w:line="240" w:lineRule="auto"/>
+              <w:ind w:left="567" w:hanging="567"/>
+            </w:pPr>
+            <w:r>
+              <w:rPr>
+                <w:rFonts w:ascii="Consolas" w:hAnsi="Consolas" w:eastAsia="Consolas"/>
+                <w:b w:val="0"/>
+                <w:color w:val="5B6875"/>
+                <w:sz w:val="16"/>
+              </w:rPr>
+              <w:t xml:space="preserve">   5  </w:t>
+            </w:r>
+            <w:r>
+              <w:rPr>
+                <w:rFonts w:ascii="Consolas" w:hAnsi="Consolas" w:eastAsia="Consolas"/>
+                <w:b w:val="0"/>
+                <w:sz w:val="16"/>
+              </w:rPr>
+              <w:t>) -&gt; list[str]:</w:t>
+            </w:r>
+          </w:p>
+          <w:p>
+            <w:pPr>
+              <w:spacing w:before="0" w:after="0" w:line="240" w:lineRule="auto"/>
+              <w:ind w:left="567" w:hanging="567"/>
+            </w:pPr>
+            <w:r>
+              <w:rPr>
+                <w:rFonts w:ascii="Consolas" w:hAnsi="Consolas" w:eastAsia="Consolas"/>
+                <w:b w:val="0"/>
+                <w:color w:val="5B6875"/>
+                <w:sz w:val="16"/>
+              </w:rPr>
+              <w:t xml:space="preserve">   6  </w:t>
+            </w:r>
+            <w:r>
+              <w:rPr>
+                <w:rFonts w:ascii="Consolas" w:hAnsi="Consolas" w:eastAsia="Consolas"/>
+                <w:b w:val="0"/>
+                <w:sz w:val="16"/>
+              </w:rPr>
+              <w:t xml:space="preserve">    """Flag metrics whose share moved more than tolerance between waves.</w:t>
+            </w:r>
+          </w:p>
+          <w:p>
+            <w:pPr>
+              <w:spacing w:before="0" w:after="0" w:line="240" w:lineRule="auto"/>
+              <w:ind w:left="567" w:hanging="567"/>
+            </w:pPr>
+            <w:r>
+              <w:rPr>
+                <w:rFonts w:ascii="Consolas" w:hAnsi="Consolas" w:eastAsia="Consolas"/>
+                <w:b w:val="0"/>
+                <w:color w:val="5B6875"/>
+                <w:sz w:val="16"/>
+              </w:rPr>
+              <w:t xml:space="preserve">   7  </w:t>
+            </w:r>
+            <w:r>
+              <w:rPr>
+                <w:rFonts w:ascii="Consolas" w:hAnsi="Consolas" w:eastAsia="Consolas"/>
+                <w:b w:val="0"/>
+                <w:sz w:val="16"/>
+              </w:rPr>
+              <w:t xml:space="preserve"> </w:t>
+            </w:r>
+          </w:p>
+          <w:p>
+            <w:pPr>
+              <w:spacing w:before="0" w:after="0" w:line="240" w:lineRule="auto"/>
+              <w:ind w:left="567" w:hanging="567"/>
+            </w:pPr>
+            <w:r>
+              <w:rPr>
+                <w:rFonts w:ascii="Consolas" w:hAnsi="Consolas" w:eastAsia="Consolas"/>
+                <w:b w:val="0"/>
+                <w:color w:val="5B6875"/>
+                <w:sz w:val="16"/>
+              </w:rPr>
+              <w:t xml:space="preserve">   8  </w:t>
+            </w:r>
+            <w:r>
+              <w:rPr>
+                <w:rFonts w:ascii="Consolas" w:hAnsi="Consolas" w:eastAsia="Consolas"/>
+                <w:b w:val="0"/>
+                <w:sz w:val="16"/>
+              </w:rPr>
+              <w:t xml:space="preserve">    A metric is skipped only when a share is missing. A share of 0.0 is compared.</w:t>
+            </w:r>
+          </w:p>
+          <w:p>
+            <w:pPr>
+              <w:spacing w:before="0" w:after="0" w:line="240" w:lineRule="auto"/>
+              <w:ind w:left="567" w:hanging="567"/>
+            </w:pPr>
+            <w:r>
+              <w:rPr>
+                <w:rFonts w:ascii="Consolas" w:hAnsi="Consolas" w:eastAsia="Consolas"/>
+                <w:b w:val="0"/>
+                <w:color w:val="5B6875"/>
+                <w:sz w:val="16"/>
+              </w:rPr>
+              <w:t xml:space="preserve">   9  </w:t>
+            </w:r>
+            <w:r>
+              <w:rPr>
+                <w:rFonts w:ascii="Consolas" w:hAnsi="Consolas" w:eastAsia="Consolas"/>
+                <w:b w:val="0"/>
+                <w:sz w:val="16"/>
+              </w:rPr>
+              <w:t xml:space="preserve">    """</w:t>
+            </w:r>
+          </w:p>
+          <w:p>
+            <w:pPr>
+              <w:spacing w:before="0" w:after="0" w:line="240" w:lineRule="auto"/>
+              <w:ind w:left="567" w:hanging="567"/>
+            </w:pPr>
+            <w:r>
+              <w:rPr>
+                <w:rFonts w:ascii="Consolas" w:hAnsi="Consolas" w:eastAsia="Consolas"/>
+                <w:b/>
+                <w:color w:val="5B6875"/>
+                <w:sz w:val="16"/>
+              </w:rPr>
+              <w:t xml:space="preserve"> [2]  </w:t>
+            </w:r>
+            <w:r>
+              <w:rPr>
+                <w:rFonts w:ascii="Consolas" w:hAnsi="Consolas" w:eastAsia="Consolas"/>
+                <w:b w:val="0"/>
+                <w:sz w:val="16"/>
+              </w:rPr>
+              <w:t xml:space="preserve">    flags: list[str] = []</w:t>
+            </w:r>
+          </w:p>
+          <w:p>
+            <w:pPr>
+              <w:spacing w:before="0" w:after="0" w:line="240" w:lineRule="auto"/>
+              <w:ind w:left="567" w:hanging="567"/>
+            </w:pPr>
+            <w:r>
+              <w:rPr>
+                <w:rFonts w:ascii="Consolas" w:hAnsi="Consolas" w:eastAsia="Consolas"/>
+                <w:b w:val="0"/>
+                <w:color w:val="5B6875"/>
+                <w:sz w:val="16"/>
+              </w:rPr>
+              <w:t xml:space="preserve">  11  </w:t>
+            </w:r>
+            <w:r>
+              <w:rPr>
+                <w:rFonts w:ascii="Consolas" w:hAnsi="Consolas" w:eastAsia="Consolas"/>
+                <w:b w:val="0"/>
+                <w:sz w:val="16"/>
+              </w:rPr>
+              <w:t xml:space="preserve">    for metric, current_pct in current.items():</w:t>
+            </w:r>
+          </w:p>
+          <w:p>
+            <w:pPr>
+              <w:spacing w:before="0" w:after="0" w:line="240" w:lineRule="auto"/>
+              <w:ind w:left="567" w:hanging="567"/>
+            </w:pPr>
+            <w:r>
+              <w:rPr>
+                <w:rFonts w:ascii="Consolas" w:hAnsi="Consolas" w:eastAsia="Consolas"/>
+                <w:b w:val="0"/>
+                <w:color w:val="5B6875"/>
+                <w:sz w:val="16"/>
+              </w:rPr>
+              <w:t xml:space="preserve">  12  </w:t>
+            </w:r>
+            <w:r>
+              <w:rPr>
+                <w:rFonts w:ascii="Consolas" w:hAnsi="Consolas" w:eastAsia="Consolas"/>
+                <w:b w:val="0"/>
+                <w:sz w:val="16"/>
+              </w:rPr>
+              <w:t xml:space="preserve">        prior_pct = prior.get(metric)</w:t>
+            </w:r>
+          </w:p>
+          <w:p>
+            <w:pPr>
+              <w:spacing w:before="0" w:after="0" w:line="240" w:lineRule="auto"/>
+              <w:ind w:left="567" w:hanging="567"/>
+            </w:pPr>
+            <w:r>
+              <w:rPr>
+                <w:rFonts w:ascii="Consolas" w:hAnsi="Consolas" w:eastAsia="Consolas"/>
+                <w:b/>
+                <w:color w:val="5B6875"/>
+                <w:sz w:val="16"/>
+              </w:rPr>
+              <w:t xml:space="preserve"> [3]  </w:t>
+            </w:r>
+            <w:r>
+              <w:rPr>
+                <w:rFonts w:ascii="Consolas" w:hAnsi="Consolas" w:eastAsia="Consolas"/>
+                <w:b w:val="0"/>
+                <w:sz w:val="16"/>
+              </w:rPr>
+              <w:t xml:space="preserve">        if current_pct is None or prior_pct is None:</w:t>
+            </w:r>
+          </w:p>
+          <w:p>
+            <w:pPr>
+              <w:spacing w:before="0" w:after="0" w:line="240" w:lineRule="auto"/>
+              <w:ind w:left="567" w:hanging="567"/>
+            </w:pPr>
+            <w:r>
+              <w:rPr>
+                <w:rFonts w:ascii="Consolas" w:hAnsi="Consolas" w:eastAsia="Consolas"/>
+                <w:b w:val="0"/>
+                <w:color w:val="5B6875"/>
+                <w:sz w:val="16"/>
+              </w:rPr>
+              <w:t xml:space="preserve">  14  </w:t>
+            </w:r>
+            <w:r>
+              <w:rPr>
+                <w:rFonts w:ascii="Consolas" w:hAnsi="Consolas" w:eastAsia="Consolas"/>
+                <w:b w:val="0"/>
+                <w:sz w:val="16"/>
+              </w:rPr>
+              <w:t xml:space="preserve">            continue</w:t>
+            </w:r>
+          </w:p>
+          <w:p>
+            <w:pPr>
+              <w:spacing w:before="0" w:after="0" w:line="240" w:lineRule="auto"/>
+              <w:ind w:left="567" w:hanging="567"/>
+            </w:pPr>
+            <w:r>
+              <w:rPr>
+                <w:rFonts w:ascii="Consolas" w:hAnsi="Consolas" w:eastAsia="Consolas"/>
+                <w:b w:val="0"/>
+                <w:color w:val="5B6875"/>
+                <w:sz w:val="16"/>
+              </w:rPr>
+              <w:t xml:space="preserve">  15  </w:t>
+            </w:r>
+            <w:r>
+              <w:rPr>
+                <w:rFonts w:ascii="Consolas" w:hAnsi="Consolas" w:eastAsia="Consolas"/>
+                <w:b w:val="0"/>
+                <w:sz w:val="16"/>
+              </w:rPr>
+              <w:t xml:space="preserve">        if abs(current_pct - prior_pct) &gt; tolerance:</w:t>
+            </w:r>
+          </w:p>
+          <w:p>
+            <w:pPr>
+              <w:spacing w:before="0" w:after="0" w:line="240" w:lineRule="auto"/>
+              <w:ind w:left="567" w:hanging="567"/>
+            </w:pPr>
+            <w:r>
+              <w:rPr>
+                <w:rFonts w:ascii="Consolas" w:hAnsi="Consolas" w:eastAsia="Consolas"/>
+                <w:b w:val="0"/>
+                <w:color w:val="5B6875"/>
+                <w:sz w:val="16"/>
+              </w:rPr>
+              <w:t xml:space="preserve">  16  </w:t>
+            </w:r>
+            <w:r>
+              <w:rPr>
+                <w:rFonts w:ascii="Consolas" w:hAnsi="Consolas" w:eastAsia="Consolas"/>
+                <w:b w:val="0"/>
+                <w:sz w:val="16"/>
+              </w:rPr>
+              <w:t xml:space="preserve">            flags.append(metric)</w:t>
+            </w:r>
+          </w:p>
+          <w:p>
+            <w:pPr>
+              <w:spacing w:before="0" w:after="0" w:line="240" w:lineRule="auto"/>
+              <w:ind w:left="567" w:hanging="567"/>
+            </w:pPr>
+            <w:r>
+              <w:rPr>
+                <w:rFonts w:ascii="Consolas" w:hAnsi="Consolas" w:eastAsia="Consolas"/>
+                <w:b w:val="0"/>
+                <w:color w:val="5B6875"/>
+                <w:sz w:val="16"/>
+              </w:rPr>
+              <w:t xml:space="preserve">  17  </w:t>
+            </w:r>
+            <w:r>
+              <w:rPr>
+                <w:rFonts w:ascii="Consolas" w:hAnsi="Consolas" w:eastAsia="Consolas"/>
+                <w:b w:val="0"/>
+                <w:sz w:val="16"/>
+              </w:rPr>
+              <w:t xml:space="preserve">    return flags</w:t>
             </w:r>
           </w:p>
         </w:tc>
       </w:tr>
     </w:tbl>
-    <w:p/>
+    <w:p>
+      <w:pPr>
+        <w:pStyle w:val="ListNumber"/>
+      </w:pPr>
+      <w:r>
+        <w:rPr>
+          <w:b/>
+        </w:rPr>
+        <w:t xml:space="preserve">Line 2. </w:t>
+      </w:r>
+      <w:r>
+        <w:rPr>
+          <w:b w:val="0"/>
+          <w:i w:val="0"/>
+        </w:rPr>
+        <w:t>The hint says a share can be missing, so mypy checks every use.</w:t>
+      </w:r>
+    </w:p>
+    <w:p>
+      <w:pPr>
+        <w:pStyle w:val="ListNumber"/>
+      </w:pPr>
+      <w:r>
+        <w:rPr>
+          <w:b/>
+        </w:rPr>
+        <w:t xml:space="preserve">Line 10. </w:t>
+      </w:r>
+      <w:r>
+        <w:rPr>
+          <w:b w:val="0"/>
+          <w:i w:val="0"/>
+        </w:rPr>
+        <w:t>A new list on every call. No state leaks between runs.</w:t>
+      </w:r>
+    </w:p>
+    <w:p>
+      <w:pPr>
+        <w:pStyle w:val="ListNumber"/>
+      </w:pPr>
+      <w:r>
+        <w:rPr>
+          <w:b/>
+        </w:rPr>
+        <w:t xml:space="preserve">Line 13. </w:t>
+      </w:r>
+      <w:r>
+        <w:rPr>
+          <w:b w:val="0"/>
+          <w:i w:val="0"/>
+        </w:rPr>
+        <w:t>Skips only missing values. 0.0 goes on to the comparison.</w:t>
+      </w:r>
+    </w:p>
+    <w:p>
+      <w:r>
+        <w:rPr>
+          <w:b w:val="0"/>
+          <w:i w:val="0"/>
+        </w:rPr>
+        <w:t>Both fixes are one line. Both bugs pass every test that uses only non-zero values and a single call.</w:t>
+      </w:r>
+    </w:p>
+    <w:p>
+      <w:pPr>
+        <w:pStyle w:val="Heading4"/>
+      </w:pPr>
+      <w:r>
+        <w:t>Recap card</w:t>
+      </w:r>
+    </w:p>
+    <w:p>
+      <w:pPr>
+        <w:pStyle w:val="ListBullet"/>
+      </w:pPr>
+      <w:r>
+        <w:rPr>
+          <w:b/>
+          <w:i w:val="0"/>
+        </w:rPr>
+        <w:t>When does Python evaluate a default argument?</w:t>
+      </w:r>
+      <w:r>
+        <w:rPr>
+          <w:b w:val="0"/>
+          <w:i w:val="0"/>
+        </w:rPr>
+        <w:t xml:space="preserve"> Once, when it defines the function. A list or dict default is shared by every call.</w:t>
+      </w:r>
+    </w:p>
+    <w:p>
+      <w:pPr>
+        <w:pStyle w:val="ListBullet"/>
+      </w:pPr>
+      <w:r>
+        <w:rPr>
+          <w:b/>
+          <w:i w:val="0"/>
+        </w:rPr>
+        <w:t>Safe pattern for an optional list argument</w:t>
+      </w:r>
+      <w:r>
+        <w:rPr>
+          <w:b w:val="0"/>
+          <w:i w:val="0"/>
+        </w:rPr>
+        <w:t xml:space="preserve"> Default to None. Inside: results = [] if results is None else results.</w:t>
+      </w:r>
+    </w:p>
+    <w:p>
+      <w:pPr>
+        <w:pStyle w:val="ListBullet"/>
+      </w:pPr>
+      <w:r>
+        <w:rPr>
+          <w:b/>
+          <w:i w:val="0"/>
+        </w:rPr>
+        <w:t xml:space="preserve">What is wrong with </w:t>
+      </w:r>
+      <w:r>
+        <w:rPr>
+          <w:rFonts w:ascii="Consolas" w:hAnsi="Consolas" w:eastAsia="Consolas"/>
+          <w:b w:val="0"/>
+          <w:sz w:val="19"/>
+        </w:rPr>
+        <w:t>if current_pct and prior_pct:</w:t>
+      </w:r>
+      <w:r>
+        <w:rPr>
+          <w:b/>
+          <w:i w:val="0"/>
+        </w:rPr>
+        <w:t>?</w:t>
+      </w:r>
+      <w:r>
+        <w:rPr>
+          <w:b w:val="0"/>
+          <w:i w:val="0"/>
+        </w:rPr>
+        <w:t xml:space="preserve"> 0.0 is falsy, so a real share of zero is treated as missing. Use </w:t>
+      </w:r>
+      <w:r>
+        <w:rPr>
+          <w:rFonts w:ascii="Consolas" w:hAnsi="Consolas" w:eastAsia="Consolas"/>
+          <w:b w:val="0"/>
+          <w:sz w:val="19"/>
+        </w:rPr>
+        <w:t>is not None</w:t>
+      </w:r>
+      <w:r>
+        <w:rPr>
+          <w:b w:val="0"/>
+          <w:i w:val="0"/>
+        </w:rPr>
+        <w:t>.</w:t>
+      </w:r>
+    </w:p>
+    <w:p>
+      <w:pPr>
+        <w:pStyle w:val="ListBullet"/>
+      </w:pPr>
+      <w:r>
+        <w:rPr>
+          <w:b/>
+          <w:i w:val="0"/>
+        </w:rPr>
+        <w:t>Type hint for an optional string that defaults to None</w:t>
+      </w:r>
+      <w:r>
+        <w:rPr>
+          <w:b w:val="0"/>
+          <w:i w:val="0"/>
+        </w:rPr>
+        <w:t xml:space="preserve"> str | None = None. Never str = None.</w:t>
+      </w:r>
+    </w:p>
+    <w:p>
+      <w:pPr>
+        <w:pStyle w:val="Heading4"/>
+      </w:pPr>
+      <w:r>
+        <w:t>Practice</w:t>
+      </w:r>
+    </w:p>
     <w:p>
       <w:pPr>
         <w:pStyle w:val="Heading5"/>
       </w:pPr>
       <w:r>
-        <w:t>Exercise 4. Spot the bug (level 3)</w:t>
+        <w:t>Exercise 1. Predict the output (level 1)</w:t>
       </w:r>
     </w:p>
     <w:p>
@@ -6226,7 +6195,7 @@
           <w:b w:val="0"/>
           <w:i w:val="0"/>
         </w:rPr>
-        <w:t>This check should warn when a share moves by more than the tolerance. A drop from 12% to 0% produces no warning. Tap the line with the bug, then fix the function.</w:t>
+        <w:t>What does this print?</w:t>
       </w:r>
     </w:p>
     <w:tbl>
@@ -6264,7 +6233,7 @@
                 <w:b w:val="0"/>
                 <w:sz w:val="16"/>
               </w:rPr>
-              <w:t>def stability_status(current_pct: float | None, prior_pct: float | None, tolerance: float = 0.10) -&gt; str:</w:t>
+              <w:t>def add_flag(flag, flags=[]):</w:t>
             </w:r>
           </w:p>
           <w:p>
@@ -6287,7 +6256,7 @@
                 <w:b w:val="0"/>
                 <w:sz w:val="16"/>
               </w:rPr>
-              <w:t xml:space="preserve">    """Return WARN, PASS, or SKIP when a share is missing."""</w:t>
+              <w:t xml:space="preserve">    flags.append(flag)</w:t>
             </w:r>
           </w:p>
           <w:p>
@@ -6310,7 +6279,7 @@
                 <w:b w:val="0"/>
                 <w:sz w:val="16"/>
               </w:rPr>
-              <w:t xml:space="preserve">    if current_pct and prior_pct:</w:t>
+              <w:t xml:space="preserve">    return flags</w:t>
             </w:r>
           </w:p>
           <w:p>
@@ -6333,7 +6302,7 @@
                 <w:b w:val="0"/>
                 <w:sz w:val="16"/>
               </w:rPr>
-              <w:t xml:space="preserve">        change = abs(current_pct - prior_pct)</w:t>
+              <w:t xml:space="preserve"> </w:t>
             </w:r>
           </w:p>
           <w:p>
@@ -6356,7 +6325,7 @@
                 <w:b w:val="0"/>
                 <w:sz w:val="16"/>
               </w:rPr>
-              <w:t xml:space="preserve">        return "WARN" if change &gt; tolerance else "PASS"</w:t>
+              <w:t>add_flag("null_weights")</w:t>
             </w:r>
           </w:p>
           <w:p>
@@ -6379,7 +6348,7 @@
                 <w:b w:val="0"/>
                 <w:sz w:val="16"/>
               </w:rPr>
-              <w:t xml:space="preserve">    return "SKIP"</w:t>
+              <w:t>print(add_flag("row_count"))</w:t>
             </w:r>
           </w:p>
         </w:tc>
@@ -6387,12 +6356,154 @@
     </w:tbl>
     <w:p/>
     <w:p>
-      <w:r>
-        <w:rPr>
-          <w:b w:val="0"/>
-          <w:i/>
-        </w:rPr>
-        <w:t>Write down the line number of the bug. Then write the fix.</w:t>
+      <w:pPr>
+        <w:pStyle w:val="Heading5"/>
+      </w:pPr>
+      <w:r>
+        <w:t>Exercise 2. Multiple choice (level 2)</w:t>
+      </w:r>
+    </w:p>
+    <w:p>
+      <w:r>
+        <w:rPr>
+          <w:rFonts w:ascii="Consolas" w:hAnsi="Consolas" w:eastAsia="Consolas"/>
+          <w:b w:val="0"/>
+          <w:sz w:val="19"/>
+        </w:rPr>
+        <w:t>current_pct = 0.0</w:t>
+      </w:r>
+      <w:r>
+        <w:rPr>
+          <w:b w:val="0"/>
+          <w:i w:val="0"/>
+        </w:rPr>
+        <w:t xml:space="preserve"> and </w:t>
+      </w:r>
+      <w:r>
+        <w:rPr>
+          <w:rFonts w:ascii="Consolas" w:hAnsi="Consolas" w:eastAsia="Consolas"/>
+          <w:b w:val="0"/>
+          <w:sz w:val="19"/>
+        </w:rPr>
+        <w:t>prior_pct = 0.12</w:t>
+      </w:r>
+      <w:r>
+        <w:rPr>
+          <w:b w:val="0"/>
+          <w:i w:val="0"/>
+        </w:rPr>
+        <w:t xml:space="preserve">. The tolerance is 0.10. What does </w:t>
+      </w:r>
+      <w:r>
+        <w:rPr>
+          <w:rFonts w:ascii="Consolas" w:hAnsi="Consolas" w:eastAsia="Consolas"/>
+          <w:b w:val="0"/>
+          <w:sz w:val="19"/>
+        </w:rPr>
+        <w:t>check_wave_stability</w:t>
+      </w:r>
+      <w:r>
+        <w:rPr>
+          <w:b w:val="0"/>
+          <w:i w:val="0"/>
+        </w:rPr>
+        <w:t xml:space="preserve"> from the reference code do with this metric?</w:t>
+      </w:r>
+    </w:p>
+    <w:p>
+      <w:pPr>
+        <w:pStyle w:val="ListBullet"/>
+      </w:pPr>
+      <w:r>
+        <w:rPr>
+          <w:b w:val="0"/>
+          <w:i w:val="0"/>
+        </w:rPr>
+        <w:t>a) Flags it as WARN, because the change is 0.12.</w:t>
+      </w:r>
+    </w:p>
+    <w:p>
+      <w:pPr>
+        <w:pStyle w:val="ListBullet"/>
+      </w:pPr>
+      <w:r>
+        <w:rPr>
+          <w:b w:val="0"/>
+          <w:i w:val="0"/>
+        </w:rPr>
+        <w:t>b) Marks it PASS.</w:t>
+      </w:r>
+    </w:p>
+    <w:p>
+      <w:pPr>
+        <w:pStyle w:val="ListBullet"/>
+      </w:pPr>
+      <w:r>
+        <w:rPr>
+          <w:b w:val="0"/>
+          <w:i w:val="0"/>
+        </w:rPr>
+        <w:t>c) Leaves it out of the results.</w:t>
+      </w:r>
+    </w:p>
+    <w:p>
+      <w:pPr>
+        <w:pStyle w:val="ListBullet"/>
+      </w:pPr>
+      <w:r>
+        <w:rPr>
+          <w:b w:val="0"/>
+          <w:i w:val="0"/>
+        </w:rPr>
+        <w:t>d) Raises a ZeroDivisionError.</w:t>
+      </w:r>
+    </w:p>
+    <w:p>
+      <w:r>
+        <w:rPr>
+          <w:b/>
+          <w:i w:val="0"/>
+        </w:rPr>
+        <w:t>Why?</w:t>
+      </w:r>
+    </w:p>
+    <w:p>
+      <w:pPr>
+        <w:pStyle w:val="ListBullet"/>
+      </w:pPr>
+      <w:r>
+        <w:rPr>
+          <w:b w:val="0"/>
+          <w:i w:val="0"/>
+        </w:rPr>
+        <w:t xml:space="preserve">r1) </w:t>
+      </w:r>
+      <w:r>
+        <w:rPr>
+          <w:rFonts w:ascii="Consolas" w:hAnsi="Consolas" w:eastAsia="Consolas"/>
+          <w:b w:val="0"/>
+          <w:sz w:val="19"/>
+        </w:rPr>
+        <w:t>if current_pct and prior_pct:</w:t>
+      </w:r>
+      <w:r>
+        <w:rPr>
+          <w:b w:val="0"/>
+          <w:i w:val="0"/>
+        </w:rPr>
+        <w:t xml:space="preserve"> is False when current_pct is 0.0, so the block never runs.</w:t>
+      </w:r>
+    </w:p>
+    <w:p>
+      <w:pPr>
+        <w:pStyle w:val="ListBullet"/>
+      </w:pPr>
+      <w:r>
+        <w:rPr>
+          <w:b w:val="0"/>
+          <w:i w:val="0"/>
+        </w:rPr>
+        <w:t>r2) The function filters out metrics below 1%.</w:t>
       </w:r>
     </w:p>
     <w:p>
@@ -6400,7 +6511,7 @@
         <w:pStyle w:val="Heading5"/>
       </w:pPr>
       <w:r>
-        <w:t>Exercise 5. Write the function (level 4)</w:t>
+        <w:t>Exercise 3. Fill the gap (level 3)</w:t>
       </w:r>
     </w:p>
     <w:p>
@@ -6409,106 +6520,7 @@
           <w:b w:val="0"/>
           <w:i w:val="0"/>
         </w:rPr>
-        <w:t xml:space="preserve">Write </w:t>
-      </w:r>
-      <w:r>
-        <w:rPr>
-          <w:rFonts w:ascii="Consolas" w:hAnsi="Consolas" w:eastAsia="Consolas"/>
-          <w:b w:val="0"/>
-          <w:sz w:val="19"/>
-        </w:rPr>
-        <w:t>compare_waves(current, prior, tolerance=0.10)</w:t>
-      </w:r>
-      <w:r>
-        <w:rPr>
-          <w:b w:val="0"/>
-          <w:i w:val="0"/>
-        </w:rPr>
-        <w:t xml:space="preserve">. Both arguments map metric names to a share or </w:t>
-      </w:r>
-      <w:r>
-        <w:rPr>
-          <w:rFonts w:ascii="Consolas" w:hAnsi="Consolas" w:eastAsia="Consolas"/>
-          <w:b w:val="0"/>
-          <w:sz w:val="19"/>
-        </w:rPr>
-        <w:t>None</w:t>
-      </w:r>
-      <w:r>
-        <w:rPr>
-          <w:b w:val="0"/>
-          <w:i w:val="0"/>
-        </w:rPr>
-        <w:t xml:space="preserve">. Return the metrics whose share changed by more than </w:t>
-      </w:r>
-      <w:r>
-        <w:rPr>
-          <w:rFonts w:ascii="Consolas" w:hAnsi="Consolas" w:eastAsia="Consolas"/>
-          <w:b w:val="0"/>
-          <w:sz w:val="19"/>
-        </w:rPr>
-        <w:t>tolerance</w:t>
-      </w:r>
-      <w:r>
-        <w:rPr>
-          <w:b w:val="0"/>
-          <w:i w:val="0"/>
-        </w:rPr>
-        <w:t xml:space="preserve">, in the order of </w:t>
-      </w:r>
-      <w:r>
-        <w:rPr>
-          <w:rFonts w:ascii="Consolas" w:hAnsi="Consolas" w:eastAsia="Consolas"/>
-          <w:b w:val="0"/>
-          <w:sz w:val="19"/>
-        </w:rPr>
-        <w:t>current</w:t>
-      </w:r>
-      <w:r>
-        <w:rPr>
-          <w:b w:val="0"/>
-          <w:i w:val="0"/>
-        </w:rPr>
-        <w:t xml:space="preserve">. Skip a metric only when either share is </w:t>
-      </w:r>
-      <w:r>
-        <w:rPr>
-          <w:rFonts w:ascii="Consolas" w:hAnsi="Consolas" w:eastAsia="Consolas"/>
-          <w:b w:val="0"/>
-          <w:sz w:val="19"/>
-        </w:rPr>
-        <w:t>None</w:t>
-      </w:r>
-      <w:r>
-        <w:rPr>
-          <w:b w:val="0"/>
-          <w:i w:val="0"/>
-        </w:rPr>
-        <w:t xml:space="preserve"> or the metric is missing from </w:t>
-      </w:r>
-      <w:r>
-        <w:rPr>
-          <w:rFonts w:ascii="Consolas" w:hAnsi="Consolas" w:eastAsia="Consolas"/>
-          <w:b w:val="0"/>
-          <w:sz w:val="19"/>
-        </w:rPr>
-        <w:t>prior</w:t>
-      </w:r>
-      <w:r>
-        <w:rPr>
-          <w:b w:val="0"/>
-          <w:i w:val="0"/>
-        </w:rPr>
-        <w:t>. Calling the function twice must not carry results over.</w:t>
-      </w:r>
-    </w:p>
-    <w:p>
-      <w:r>
-        <w:rPr>
-          <w:b w:val="0"/>
-          <w:i w:val="0"/>
-        </w:rPr>
-        <w:t>Starter code:</w:t>
+        <w:t>Fix both signatures. The error message is optional, and the flags list must not be shared between calls.</w:t>
       </w:r>
     </w:p>
     <w:tbl>
@@ -6546,7 +6558,7 @@
                 <w:b w:val="0"/>
                 <w:sz w:val="16"/>
               </w:rPr>
-              <w:t>def compare_waves(</w:t>
+              <w:t>def log_run(status: str, error_message: _____(1) = None) -&gt; None: ...</w:t>
             </w:r>
           </w:p>
           <w:p>
@@ -6569,7 +6581,7 @@
                 <w:b w:val="0"/>
                 <w:sz w:val="16"/>
               </w:rPr>
-              <w:t xml:space="preserve">    current: dict[str, float | None],</w:t>
+              <w:t xml:space="preserve"> </w:t>
             </w:r>
           </w:p>
           <w:p>
@@ -6592,76 +6604,7 @@
                 <w:b w:val="0"/>
                 <w:sz w:val="16"/>
               </w:rPr>
-              <w:t xml:space="preserve">    prior: dict[str, float | None],</w:t>
-            </w:r>
-          </w:p>
-          <w:p>
-            <w:pPr>
-              <w:spacing w:before="0" w:after="0" w:line="240" w:lineRule="auto"/>
-              <w:ind w:left="567" w:hanging="567"/>
-            </w:pPr>
-            <w:r>
-              <w:rPr>
-                <w:rFonts w:ascii="Consolas" w:hAnsi="Consolas" w:eastAsia="Consolas"/>
-                <w:b w:val="0"/>
-                <w:color w:val="5B6875"/>
-                <w:sz w:val="16"/>
-              </w:rPr>
-              <w:t xml:space="preserve">   4  </w:t>
-            </w:r>
-            <w:r>
-              <w:rPr>
-                <w:rFonts w:ascii="Consolas" w:hAnsi="Consolas" w:eastAsia="Consolas"/>
-                <w:b w:val="0"/>
-                <w:sz w:val="16"/>
-              </w:rPr>
-              <w:t xml:space="preserve">    tolerance: float = 0.10,</w:t>
-            </w:r>
-          </w:p>
-          <w:p>
-            <w:pPr>
-              <w:spacing w:before="0" w:after="0" w:line="240" w:lineRule="auto"/>
-              <w:ind w:left="567" w:hanging="567"/>
-            </w:pPr>
-            <w:r>
-              <w:rPr>
-                <w:rFonts w:ascii="Consolas" w:hAnsi="Consolas" w:eastAsia="Consolas"/>
-                <w:b w:val="0"/>
-                <w:color w:val="5B6875"/>
-                <w:sz w:val="16"/>
-              </w:rPr>
-              <w:t xml:space="preserve">   5  </w:t>
-            </w:r>
-            <w:r>
-              <w:rPr>
-                <w:rFonts w:ascii="Consolas" w:hAnsi="Consolas" w:eastAsia="Consolas"/>
-                <w:b w:val="0"/>
-                <w:sz w:val="16"/>
-              </w:rPr>
-              <w:t>) -&gt; list[str]:</w:t>
-            </w:r>
-          </w:p>
-          <w:p>
-            <w:pPr>
-              <w:spacing w:before="0" w:after="0" w:line="240" w:lineRule="auto"/>
-              <w:ind w:left="567" w:hanging="567"/>
-            </w:pPr>
-            <w:r>
-              <w:rPr>
-                <w:rFonts w:ascii="Consolas" w:hAnsi="Consolas" w:eastAsia="Consolas"/>
-                <w:b w:val="0"/>
-                <w:color w:val="5B6875"/>
-                <w:sz w:val="16"/>
-              </w:rPr>
-              <w:t xml:space="preserve">   6  </w:t>
-            </w:r>
-            <w:r>
-              <w:rPr>
-                <w:rFonts w:ascii="Consolas" w:hAnsi="Consolas" w:eastAsia="Consolas"/>
-                <w:b w:val="0"/>
-                <w:sz w:val="16"/>
-              </w:rPr>
-              <w:t xml:space="preserve">    ...</w:t>
+              <w:t>def collect(flag: str, flags: list[str] | None = _____(2)) -&gt; list[str]: ...</w:t>
             </w:r>
           </w:p>
         </w:tc>
@@ -6673,7 +6616,7 @@
         <w:pStyle w:val="Heading5"/>
       </w:pPr>
       <w:r>
-        <w:t>Exercise 6. Refactor (level 5)</w:t>
+        <w:t>Exercise 4. Spot the bug (level 3)</w:t>
       </w:r>
     </w:p>
     <w:p>
@@ -6682,6 +6625,727 @@
           <w:b w:val="0"/>
           <w:i w:val="0"/>
         </w:rPr>
+        <w:t>This check should warn when a share moves by more than the tolerance. A drop from 12% to 0% produces no warning. Tap the line with the bug, then fix the function.</w:t>
+      </w:r>
+    </w:p>
+    <w:tbl>
+      <w:tblPr>
+        <w:tblW w:type="auto" w:w="0"/>
+        <w:jc w:val="left"/>
+        <w:tblLook w:firstColumn="1" w:firstRow="1" w:lastColumn="0" w:lastRow="0" w:noHBand="0" w:noVBand="1" w:val="04A0"/>
+      </w:tblPr>
+      <w:tblGrid>
+        <w:gridCol w:w="8221"/>
+      </w:tblGrid>
+      <w:tr>
+        <w:tc>
+          <w:tcPr>
+            <w:tcW w:type="dxa" w:w="8221"/>
+            <w:shd w:val="clear" w:color="auto" w:fill="F2F4F7"/>
+          </w:tcPr>
+          <w:p>
+            <w:pPr>
+              <w:spacing w:before="0" w:after="0" w:line="240" w:lineRule="auto"/>
+              <w:ind w:left="567" w:hanging="567"/>
+            </w:pPr>
+            <w:r>
+              <w:rPr>
+                <w:rFonts w:ascii="Consolas" w:hAnsi="Consolas" w:eastAsia="Consolas"/>
+                <w:b w:val="0"/>
+                <w:color w:val="5B6875"/>
+                <w:sz w:val="16"/>
+              </w:rPr>
+              <w:t xml:space="preserve">   1  </w:t>
+            </w:r>
+            <w:r>
+              <w:rPr>
+                <w:rFonts w:ascii="Consolas" w:hAnsi="Consolas" w:eastAsia="Consolas"/>
+                <w:b w:val="0"/>
+                <w:sz w:val="16"/>
+              </w:rPr>
+              <w:t>def stability_status(current_pct: float | None, prior_pct: float | None, tolerance: float = 0.10) -&gt; str:</w:t>
+            </w:r>
+          </w:p>
+          <w:p>
+            <w:pPr>
+              <w:spacing w:before="0" w:after="0" w:line="240" w:lineRule="auto"/>
+              <w:ind w:left="567" w:hanging="567"/>
+            </w:pPr>
+            <w:r>
+              <w:rPr>
+                <w:rFonts w:ascii="Consolas" w:hAnsi="Consolas" w:eastAsia="Consolas"/>
+                <w:b w:val="0"/>
+                <w:color w:val="5B6875"/>
+                <w:sz w:val="16"/>
+              </w:rPr>
+              <w:t xml:space="preserve">   2  </w:t>
+            </w:r>
+            <w:r>
+              <w:rPr>
+                <w:rFonts w:ascii="Consolas" w:hAnsi="Consolas" w:eastAsia="Consolas"/>
+                <w:b w:val="0"/>
+                <w:sz w:val="16"/>
+              </w:rPr>
+              <w:t xml:space="preserve">    """Return WARN, PASS, or SKIP when a share is missing."""</w:t>
+            </w:r>
+          </w:p>
+          <w:p>
+            <w:pPr>
+              <w:spacing w:before="0" w:after="0" w:line="240" w:lineRule="auto"/>
+              <w:ind w:left="567" w:hanging="567"/>
+            </w:pPr>
+            <w:r>
+              <w:rPr>
+                <w:rFonts w:ascii="Consolas" w:hAnsi="Consolas" w:eastAsia="Consolas"/>
+                <w:b w:val="0"/>
+                <w:color w:val="5B6875"/>
+                <w:sz w:val="16"/>
+              </w:rPr>
+              <w:t xml:space="preserve">   3  </w:t>
+            </w:r>
+            <w:r>
+              <w:rPr>
+                <w:rFonts w:ascii="Consolas" w:hAnsi="Consolas" w:eastAsia="Consolas"/>
+                <w:b w:val="0"/>
+                <w:sz w:val="16"/>
+              </w:rPr>
+              <w:t xml:space="preserve">    if current_pct and prior_pct:</w:t>
+            </w:r>
+          </w:p>
+          <w:p>
+            <w:pPr>
+              <w:spacing w:before="0" w:after="0" w:line="240" w:lineRule="auto"/>
+              <w:ind w:left="567" w:hanging="567"/>
+            </w:pPr>
+            <w:r>
+              <w:rPr>
+                <w:rFonts w:ascii="Consolas" w:hAnsi="Consolas" w:eastAsia="Consolas"/>
+                <w:b w:val="0"/>
+                <w:color w:val="5B6875"/>
+                <w:sz w:val="16"/>
+              </w:rPr>
+              <w:t xml:space="preserve">   4  </w:t>
+            </w:r>
+            <w:r>
+              <w:rPr>
+                <w:rFonts w:ascii="Consolas" w:hAnsi="Consolas" w:eastAsia="Consolas"/>
+                <w:b w:val="0"/>
+                <w:sz w:val="16"/>
+              </w:rPr>
+              <w:t xml:space="preserve">        change = abs(current_pct - prior_pct)</w:t>
+            </w:r>
+          </w:p>
+          <w:p>
+            <w:pPr>
+              <w:spacing w:before="0" w:after="0" w:line="240" w:lineRule="auto"/>
+              <w:ind w:left="567" w:hanging="567"/>
+            </w:pPr>
+            <w:r>
+              <w:rPr>
+                <w:rFonts w:ascii="Consolas" w:hAnsi="Consolas" w:eastAsia="Consolas"/>
+                <w:b w:val="0"/>
+                <w:color w:val="5B6875"/>
+                <w:sz w:val="16"/>
+              </w:rPr>
+              <w:t xml:space="preserve">   5  </w:t>
+            </w:r>
+            <w:r>
+              <w:rPr>
+                <w:rFonts w:ascii="Consolas" w:hAnsi="Consolas" w:eastAsia="Consolas"/>
+                <w:b w:val="0"/>
+                <w:sz w:val="16"/>
+              </w:rPr>
+              <w:t xml:space="preserve">        return "WARN" if change &gt; tolerance else "PASS"</w:t>
+            </w:r>
+          </w:p>
+          <w:p>
+            <w:pPr>
+              <w:spacing w:before="0" w:after="0" w:line="240" w:lineRule="auto"/>
+              <w:ind w:left="567" w:hanging="567"/>
+            </w:pPr>
+            <w:r>
+              <w:rPr>
+                <w:rFonts w:ascii="Consolas" w:hAnsi="Consolas" w:eastAsia="Consolas"/>
+                <w:b w:val="0"/>
+                <w:color w:val="5B6875"/>
+                <w:sz w:val="16"/>
+              </w:rPr>
+              <w:t xml:space="preserve">   6  </w:t>
+            </w:r>
+            <w:r>
+              <w:rPr>
+                <w:rFonts w:ascii="Consolas" w:hAnsi="Consolas" w:eastAsia="Consolas"/>
+                <w:b w:val="0"/>
+                <w:sz w:val="16"/>
+              </w:rPr>
+              <w:t xml:space="preserve">    return "SKIP"</w:t>
+            </w:r>
+          </w:p>
+        </w:tc>
+      </w:tr>
+    </w:tbl>
+    <w:p/>
+    <w:p>
+      <w:r>
+        <w:rPr>
+          <w:b w:val="0"/>
+          <w:i/>
+        </w:rPr>
+        <w:t>Write down the line number of the bug. Then write the fix.</w:t>
+      </w:r>
+    </w:p>
+    <w:p>
+      <w:pPr>
+        <w:pStyle w:val="Heading5"/>
+      </w:pPr>
+      <w:r>
+        <w:t>Exercise 5. Write the function (level 4)</w:t>
+      </w:r>
+    </w:p>
+    <w:p>
+      <w:r>
+        <w:rPr>
+          <w:b w:val="0"/>
+          <w:i w:val="0"/>
+        </w:rPr>
+        <w:t xml:space="preserve">Write </w:t>
+      </w:r>
+      <w:r>
+        <w:rPr>
+          <w:rFonts w:ascii="Consolas" w:hAnsi="Consolas" w:eastAsia="Consolas"/>
+          <w:b w:val="0"/>
+          <w:sz w:val="19"/>
+        </w:rPr>
+        <w:t>compare_waves(current, prior, tolerance=0.10)</w:t>
+      </w:r>
+      <w:r>
+        <w:rPr>
+          <w:b w:val="0"/>
+          <w:i w:val="0"/>
+        </w:rPr>
+        <w:t xml:space="preserve">. Both arguments map metric names to a share or </w:t>
+      </w:r>
+      <w:r>
+        <w:rPr>
+          <w:rFonts w:ascii="Consolas" w:hAnsi="Consolas" w:eastAsia="Consolas"/>
+          <w:b w:val="0"/>
+          <w:sz w:val="19"/>
+        </w:rPr>
+        <w:t>None</w:t>
+      </w:r>
+      <w:r>
+        <w:rPr>
+          <w:b w:val="0"/>
+          <w:i w:val="0"/>
+        </w:rPr>
+        <w:t xml:space="preserve">. Return the metrics whose share changed by more than </w:t>
+      </w:r>
+      <w:r>
+        <w:rPr>
+          <w:rFonts w:ascii="Consolas" w:hAnsi="Consolas" w:eastAsia="Consolas"/>
+          <w:b w:val="0"/>
+          <w:sz w:val="19"/>
+        </w:rPr>
+        <w:t>tolerance</w:t>
+      </w:r>
+      <w:r>
+        <w:rPr>
+          <w:b w:val="0"/>
+          <w:i w:val="0"/>
+        </w:rPr>
+        <w:t xml:space="preserve">, in the order of </w:t>
+      </w:r>
+      <w:r>
+        <w:rPr>
+          <w:rFonts w:ascii="Consolas" w:hAnsi="Consolas" w:eastAsia="Consolas"/>
+          <w:b w:val="0"/>
+          <w:sz w:val="19"/>
+        </w:rPr>
+        <w:t>current</w:t>
+      </w:r>
+      <w:r>
+        <w:rPr>
+          <w:b w:val="0"/>
+          <w:i w:val="0"/>
+        </w:rPr>
+        <w:t xml:space="preserve">. Skip a metric only when either share is </w:t>
+      </w:r>
+      <w:r>
+        <w:rPr>
+          <w:rFonts w:ascii="Consolas" w:hAnsi="Consolas" w:eastAsia="Consolas"/>
+          <w:b w:val="0"/>
+          <w:sz w:val="19"/>
+        </w:rPr>
+        <w:t>None</w:t>
+      </w:r>
+      <w:r>
+        <w:rPr>
+          <w:b w:val="0"/>
+          <w:i w:val="0"/>
+        </w:rPr>
+        <w:t xml:space="preserve"> or the metric is missing from </w:t>
+      </w:r>
+      <w:r>
+        <w:rPr>
+          <w:rFonts w:ascii="Consolas" w:hAnsi="Consolas" w:eastAsia="Consolas"/>
+          <w:b w:val="0"/>
+          <w:sz w:val="19"/>
+        </w:rPr>
+        <w:t>prior</w:t>
+      </w:r>
+      <w:r>
+        <w:rPr>
+          <w:b w:val="0"/>
+          <w:i w:val="0"/>
+        </w:rPr>
+        <w:t>. Calling the function twice must not carry results over.</w:t>
+      </w:r>
+    </w:p>
+    <w:p>
+      <w:r>
+        <w:rPr>
+          <w:b w:val="0"/>
+          <w:i w:val="0"/>
+        </w:rPr>
+        <w:t>Your code must pass these checks:</w:t>
+      </w:r>
+    </w:p>
+    <w:p>
+      <w:pPr>
+        <w:pStyle w:val="ListBullet"/>
+      </w:pPr>
+      <w:r>
+        <w:rPr>
+          <w:b w:val="0"/>
+          <w:i w:val="0"/>
+        </w:rPr>
+        <w:t>A drop from 0.12 to 0.0 must be flagged. Test for None, not for truth.</w:t>
+      </w:r>
+    </w:p>
+    <w:p>
+      <w:pPr>
+        <w:pStyle w:val="ListBullet"/>
+      </w:pPr>
+      <w:r>
+        <w:rPr>
+          <w:b w:val="0"/>
+          <w:i w:val="0"/>
+        </w:rPr>
+        <w:t>A None share must be skipped, and an unchanged share must not be flagged.</w:t>
+      </w:r>
+    </w:p>
+    <w:p>
+      <w:pPr>
+        <w:pStyle w:val="ListBullet"/>
+      </w:pPr>
+      <w:r>
+        <w:rPr>
+          <w:b w:val="0"/>
+          <w:i w:val="0"/>
+        </w:rPr>
+        <w:t xml:space="preserve">A metric missing from prior must be skipped, not raise KeyError. Use </w:t>
+      </w:r>
+      <w:r>
+        <w:rPr>
+          <w:rFonts w:ascii="Consolas" w:hAnsi="Consolas" w:eastAsia="Consolas"/>
+          <w:b w:val="0"/>
+          <w:sz w:val="19"/>
+        </w:rPr>
+        <w:t>prior.get(metric)</w:t>
+      </w:r>
+      <w:r>
+        <w:rPr>
+          <w:b w:val="0"/>
+          <w:i w:val="0"/>
+        </w:rPr>
+        <w:t>.</w:t>
+      </w:r>
+    </w:p>
+    <w:p>
+      <w:pPr>
+        <w:pStyle w:val="ListBullet"/>
+      </w:pPr>
+      <w:r>
+        <w:rPr>
+          <w:b w:val="0"/>
+          <w:i w:val="0"/>
+        </w:rPr>
+        <w:t>The second call returned flags from the first call. Create a new list inside the function.</w:t>
+      </w:r>
+    </w:p>
+    <w:p>
+      <w:pPr>
+        <w:pStyle w:val="ListBullet"/>
+      </w:pPr>
+      <w:r>
+        <w:rPr>
+          <w:b w:val="0"/>
+          <w:i w:val="0"/>
+        </w:rPr>
+        <w:t xml:space="preserve">Return flags in the order of </w:t>
+      </w:r>
+      <w:r>
+        <w:rPr>
+          <w:rFonts w:ascii="Consolas" w:hAnsi="Consolas" w:eastAsia="Consolas"/>
+          <w:b w:val="0"/>
+          <w:sz w:val="19"/>
+        </w:rPr>
+        <w:t>current</w:t>
+      </w:r>
+      <w:r>
+        <w:rPr>
+          <w:b w:val="0"/>
+          <w:i w:val="0"/>
+        </w:rPr>
+        <w:t>, without sorting.</w:t>
+      </w:r>
+    </w:p>
+    <w:p>
+      <w:r>
+        <w:rPr>
+          <w:b w:val="0"/>
+          <w:i w:val="0"/>
+        </w:rPr>
+        <w:t>Shape of the answer. The reference solution defines these names. Write the bodies yourself.</w:t>
+      </w:r>
+    </w:p>
+    <w:tbl>
+      <w:tblPr>
+        <w:tblW w:type="auto" w:w="0"/>
+        <w:jc w:val="left"/>
+        <w:tblLook w:firstColumn="1" w:firstRow="1" w:lastColumn="0" w:lastRow="0" w:noHBand="0" w:noVBand="1" w:val="04A0"/>
+      </w:tblPr>
+      <w:tblGrid>
+        <w:gridCol w:w="8221"/>
+      </w:tblGrid>
+      <w:tr>
+        <w:tc>
+          <w:tcPr>
+            <w:tcW w:type="dxa" w:w="8221"/>
+            <w:shd w:val="clear" w:color="auto" w:fill="F2F4F7"/>
+          </w:tcPr>
+          <w:p>
+            <w:pPr>
+              <w:spacing w:before="0" w:after="0" w:line="240" w:lineRule="auto"/>
+              <w:ind w:left="567" w:hanging="567"/>
+            </w:pPr>
+            <w:r>
+              <w:rPr>
+                <w:rFonts w:ascii="Consolas" w:hAnsi="Consolas" w:eastAsia="Consolas"/>
+                <w:b w:val="0"/>
+                <w:color w:val="5B6875"/>
+                <w:sz w:val="16"/>
+              </w:rPr>
+              <w:t xml:space="preserve">   1  </w:t>
+            </w:r>
+            <w:r>
+              <w:rPr>
+                <w:rFonts w:ascii="Consolas" w:hAnsi="Consolas" w:eastAsia="Consolas"/>
+                <w:b w:val="0"/>
+                <w:sz w:val="16"/>
+              </w:rPr>
+              <w:t># Flag metrics whose share moved more than tolerance between waves.</w:t>
+            </w:r>
+          </w:p>
+          <w:p>
+            <w:pPr>
+              <w:spacing w:before="0" w:after="0" w:line="240" w:lineRule="auto"/>
+              <w:ind w:left="567" w:hanging="567"/>
+            </w:pPr>
+            <w:r>
+              <w:rPr>
+                <w:rFonts w:ascii="Consolas" w:hAnsi="Consolas" w:eastAsia="Consolas"/>
+                <w:b w:val="0"/>
+                <w:color w:val="5B6875"/>
+                <w:sz w:val="16"/>
+              </w:rPr>
+              <w:t xml:space="preserve">   2  </w:t>
+            </w:r>
+            <w:r>
+              <w:rPr>
+                <w:rFonts w:ascii="Consolas" w:hAnsi="Consolas" w:eastAsia="Consolas"/>
+                <w:b w:val="0"/>
+                <w:sz w:val="16"/>
+              </w:rPr>
+              <w:t>def compare_waves(</w:t>
+            </w:r>
+          </w:p>
+          <w:p>
+            <w:pPr>
+              <w:spacing w:before="0" w:after="0" w:line="240" w:lineRule="auto"/>
+              <w:ind w:left="567" w:hanging="567"/>
+            </w:pPr>
+            <w:r>
+              <w:rPr>
+                <w:rFonts w:ascii="Consolas" w:hAnsi="Consolas" w:eastAsia="Consolas"/>
+                <w:b w:val="0"/>
+                <w:color w:val="5B6875"/>
+                <w:sz w:val="16"/>
+              </w:rPr>
+              <w:t xml:space="preserve">   3  </w:t>
+            </w:r>
+            <w:r>
+              <w:rPr>
+                <w:rFonts w:ascii="Consolas" w:hAnsi="Consolas" w:eastAsia="Consolas"/>
+                <w:b w:val="0"/>
+                <w:sz w:val="16"/>
+              </w:rPr>
+              <w:t xml:space="preserve">    current: dict[str, float | None],</w:t>
+            </w:r>
+          </w:p>
+          <w:p>
+            <w:pPr>
+              <w:spacing w:before="0" w:after="0" w:line="240" w:lineRule="auto"/>
+              <w:ind w:left="567" w:hanging="567"/>
+            </w:pPr>
+            <w:r>
+              <w:rPr>
+                <w:rFonts w:ascii="Consolas" w:hAnsi="Consolas" w:eastAsia="Consolas"/>
+                <w:b w:val="0"/>
+                <w:color w:val="5B6875"/>
+                <w:sz w:val="16"/>
+              </w:rPr>
+              <w:t xml:space="preserve">   4  </w:t>
+            </w:r>
+            <w:r>
+              <w:rPr>
+                <w:rFonts w:ascii="Consolas" w:hAnsi="Consolas" w:eastAsia="Consolas"/>
+                <w:b w:val="0"/>
+                <w:sz w:val="16"/>
+              </w:rPr>
+              <w:t xml:space="preserve">    prior: dict[str, float | None],</w:t>
+            </w:r>
+          </w:p>
+          <w:p>
+            <w:pPr>
+              <w:spacing w:before="0" w:after="0" w:line="240" w:lineRule="auto"/>
+              <w:ind w:left="567" w:hanging="567"/>
+            </w:pPr>
+            <w:r>
+              <w:rPr>
+                <w:rFonts w:ascii="Consolas" w:hAnsi="Consolas" w:eastAsia="Consolas"/>
+                <w:b w:val="0"/>
+                <w:color w:val="5B6875"/>
+                <w:sz w:val="16"/>
+              </w:rPr>
+              <w:t xml:space="preserve">   5  </w:t>
+            </w:r>
+            <w:r>
+              <w:rPr>
+                <w:rFonts w:ascii="Consolas" w:hAnsi="Consolas" w:eastAsia="Consolas"/>
+                <w:b w:val="0"/>
+                <w:sz w:val="16"/>
+              </w:rPr>
+              <w:t xml:space="preserve">    tolerance: float = 0.1,</w:t>
+            </w:r>
+          </w:p>
+          <w:p>
+            <w:pPr>
+              <w:spacing w:before="0" w:after="0" w:line="240" w:lineRule="auto"/>
+              <w:ind w:left="567" w:hanging="567"/>
+            </w:pPr>
+            <w:r>
+              <w:rPr>
+                <w:rFonts w:ascii="Consolas" w:hAnsi="Consolas" w:eastAsia="Consolas"/>
+                <w:b w:val="0"/>
+                <w:color w:val="5B6875"/>
+                <w:sz w:val="16"/>
+              </w:rPr>
+              <w:t xml:space="preserve">   6  </w:t>
+            </w:r>
+            <w:r>
+              <w:rPr>
+                <w:rFonts w:ascii="Consolas" w:hAnsi="Consolas" w:eastAsia="Consolas"/>
+                <w:b w:val="0"/>
+                <w:sz w:val="16"/>
+              </w:rPr>
+              <w:t>) -&gt; list[str]: ...</w:t>
+            </w:r>
+          </w:p>
+        </w:tc>
+      </w:tr>
+    </w:tbl>
+    <w:p/>
+    <w:p>
+      <w:r>
+        <w:rPr>
+          <w:b w:val="0"/>
+          <w:i w:val="0"/>
+        </w:rPr>
+        <w:t>Starter code:</w:t>
+      </w:r>
+    </w:p>
+    <w:tbl>
+      <w:tblPr>
+        <w:tblW w:type="auto" w:w="0"/>
+        <w:jc w:val="left"/>
+        <w:tblLook w:firstColumn="1" w:firstRow="1" w:lastColumn="0" w:lastRow="0" w:noHBand="0" w:noVBand="1" w:val="04A0"/>
+      </w:tblPr>
+      <w:tblGrid>
+        <w:gridCol w:w="8221"/>
+      </w:tblGrid>
+      <w:tr>
+        <w:tc>
+          <w:tcPr>
+            <w:tcW w:type="dxa" w:w="8221"/>
+            <w:shd w:val="clear" w:color="auto" w:fill="F2F4F7"/>
+          </w:tcPr>
+          <w:p>
+            <w:pPr>
+              <w:spacing w:before="0" w:after="0" w:line="240" w:lineRule="auto"/>
+              <w:ind w:left="567" w:hanging="567"/>
+            </w:pPr>
+            <w:r>
+              <w:rPr>
+                <w:rFonts w:ascii="Consolas" w:hAnsi="Consolas" w:eastAsia="Consolas"/>
+                <w:b w:val="0"/>
+                <w:color w:val="5B6875"/>
+                <w:sz w:val="16"/>
+              </w:rPr>
+              <w:t xml:space="preserve">   1  </w:t>
+            </w:r>
+            <w:r>
+              <w:rPr>
+                <w:rFonts w:ascii="Consolas" w:hAnsi="Consolas" w:eastAsia="Consolas"/>
+                <w:b w:val="0"/>
+                <w:sz w:val="16"/>
+              </w:rPr>
+              <w:t>def compare_waves(</w:t>
+            </w:r>
+          </w:p>
+          <w:p>
+            <w:pPr>
+              <w:spacing w:before="0" w:after="0" w:line="240" w:lineRule="auto"/>
+              <w:ind w:left="567" w:hanging="567"/>
+            </w:pPr>
+            <w:r>
+              <w:rPr>
+                <w:rFonts w:ascii="Consolas" w:hAnsi="Consolas" w:eastAsia="Consolas"/>
+                <w:b w:val="0"/>
+                <w:color w:val="5B6875"/>
+                <w:sz w:val="16"/>
+              </w:rPr>
+              <w:t xml:space="preserve">   2  </w:t>
+            </w:r>
+            <w:r>
+              <w:rPr>
+                <w:rFonts w:ascii="Consolas" w:hAnsi="Consolas" w:eastAsia="Consolas"/>
+                <w:b w:val="0"/>
+                <w:sz w:val="16"/>
+              </w:rPr>
+              <w:t xml:space="preserve">    current: dict[str, float | None],</w:t>
+            </w:r>
+          </w:p>
+          <w:p>
+            <w:pPr>
+              <w:spacing w:before="0" w:after="0" w:line="240" w:lineRule="auto"/>
+              <w:ind w:left="567" w:hanging="567"/>
+            </w:pPr>
+            <w:r>
+              <w:rPr>
+                <w:rFonts w:ascii="Consolas" w:hAnsi="Consolas" w:eastAsia="Consolas"/>
+                <w:b w:val="0"/>
+                <w:color w:val="5B6875"/>
+                <w:sz w:val="16"/>
+              </w:rPr>
+              <w:t xml:space="preserve">   3  </w:t>
+            </w:r>
+            <w:r>
+              <w:rPr>
+                <w:rFonts w:ascii="Consolas" w:hAnsi="Consolas" w:eastAsia="Consolas"/>
+                <w:b w:val="0"/>
+                <w:sz w:val="16"/>
+              </w:rPr>
+              <w:t xml:space="preserve">    prior: dict[str, float | None],</w:t>
+            </w:r>
+          </w:p>
+          <w:p>
+            <w:pPr>
+              <w:spacing w:before="0" w:after="0" w:line="240" w:lineRule="auto"/>
+              <w:ind w:left="567" w:hanging="567"/>
+            </w:pPr>
+            <w:r>
+              <w:rPr>
+                <w:rFonts w:ascii="Consolas" w:hAnsi="Consolas" w:eastAsia="Consolas"/>
+                <w:b w:val="0"/>
+                <w:color w:val="5B6875"/>
+                <w:sz w:val="16"/>
+              </w:rPr>
+              <w:t xml:space="preserve">   4  </w:t>
+            </w:r>
+            <w:r>
+              <w:rPr>
+                <w:rFonts w:ascii="Consolas" w:hAnsi="Consolas" w:eastAsia="Consolas"/>
+                <w:b w:val="0"/>
+                <w:sz w:val="16"/>
+              </w:rPr>
+              <w:t xml:space="preserve">    tolerance: float = 0.10,</w:t>
+            </w:r>
+          </w:p>
+          <w:p>
+            <w:pPr>
+              <w:spacing w:before="0" w:after="0" w:line="240" w:lineRule="auto"/>
+              <w:ind w:left="567" w:hanging="567"/>
+            </w:pPr>
+            <w:r>
+              <w:rPr>
+                <w:rFonts w:ascii="Consolas" w:hAnsi="Consolas" w:eastAsia="Consolas"/>
+                <w:b w:val="0"/>
+                <w:color w:val="5B6875"/>
+                <w:sz w:val="16"/>
+              </w:rPr>
+              <w:t xml:space="preserve">   5  </w:t>
+            </w:r>
+            <w:r>
+              <w:rPr>
+                <w:rFonts w:ascii="Consolas" w:hAnsi="Consolas" w:eastAsia="Consolas"/>
+                <w:b w:val="0"/>
+                <w:sz w:val="16"/>
+              </w:rPr>
+              <w:t>) -&gt; list[str]:</w:t>
+            </w:r>
+          </w:p>
+          <w:p>
+            <w:pPr>
+              <w:spacing w:before="0" w:after="0" w:line="240" w:lineRule="auto"/>
+              <w:ind w:left="567" w:hanging="567"/>
+            </w:pPr>
+            <w:r>
+              <w:rPr>
+                <w:rFonts w:ascii="Consolas" w:hAnsi="Consolas" w:eastAsia="Consolas"/>
+                <w:b w:val="0"/>
+                <w:color w:val="5B6875"/>
+                <w:sz w:val="16"/>
+              </w:rPr>
+              <w:t xml:space="preserve">   6  </w:t>
+            </w:r>
+            <w:r>
+              <w:rPr>
+                <w:rFonts w:ascii="Consolas" w:hAnsi="Consolas" w:eastAsia="Consolas"/>
+                <w:b w:val="0"/>
+                <w:sz w:val="16"/>
+              </w:rPr>
+              <w:t xml:space="preserve">    ...</w:t>
+            </w:r>
+          </w:p>
+        </w:tc>
+      </w:tr>
+    </w:tbl>
+    <w:p/>
+    <w:p>
+      <w:pPr>
+        <w:pStyle w:val="Heading5"/>
+      </w:pPr>
+      <w:r>
+        <w:t>Exercise 6. Refactor (level 5)</w:t>
+      </w:r>
+    </w:p>
+    <w:p>
+      <w:r>
+        <w:rPr>
+          <w:b w:val="0"/>
+          <w:i w:val="0"/>
+        </w:rPr>
         <w:t xml:space="preserve">A validator collects check results with the helper below. The second contract validation in a job reports the first contract's failures too. Refactor </w:t>
       </w:r>
       <w:r>
@@ -6700,6 +7364,247 @@
         <w:t xml:space="preserve"> so each validation starts empty, keep the signature compatible for callers that pass a list, and add type hints and a docstring.</w:t>
       </w:r>
     </w:p>
+    <w:p>
+      <w:r>
+        <w:rPr>
+          <w:b w:val="0"/>
+          <w:i w:val="0"/>
+        </w:rPr>
+        <w:t>Your code must pass these checks:</w:t>
+      </w:r>
+    </w:p>
+    <w:p>
+      <w:pPr>
+        <w:pStyle w:val="ListBullet"/>
+      </w:pPr>
+      <w:r>
+        <w:rPr>
+          <w:b w:val="0"/>
+          <w:i w:val="0"/>
+        </w:rPr>
+        <w:t>Two calls without a list must not share results.</w:t>
+      </w:r>
+    </w:p>
+    <w:p>
+      <w:pPr>
+        <w:pStyle w:val="ListBullet"/>
+      </w:pPr>
+      <w:r>
+        <w:rPr>
+          <w:b w:val="0"/>
+          <w:i w:val="0"/>
+        </w:rPr>
+        <w:t>When the caller passes a list, append to that list and return it.</w:t>
+      </w:r>
+    </w:p>
+    <w:p>
+      <w:pPr>
+        <w:pStyle w:val="ListBullet"/>
+      </w:pPr>
+      <w:r>
+        <w:rPr>
+          <w:b w:val="0"/>
+          <w:i w:val="0"/>
+        </w:rPr>
+        <w:t xml:space="preserve">An empty list from the caller was replaced. </w:t>
+      </w:r>
+      <w:r>
+        <w:rPr>
+          <w:rFonts w:ascii="Consolas" w:hAnsi="Consolas" w:eastAsia="Consolas"/>
+          <w:b w:val="0"/>
+          <w:sz w:val="19"/>
+        </w:rPr>
+        <w:t>results or []</w:t>
+      </w:r>
+      <w:r>
+        <w:rPr>
+          <w:b w:val="0"/>
+          <w:i w:val="0"/>
+        </w:rPr>
+        <w:t xml:space="preserve"> treats an empty list as missing. Test </w:t>
+      </w:r>
+      <w:r>
+        <w:rPr>
+          <w:rFonts w:ascii="Consolas" w:hAnsi="Consolas" w:eastAsia="Consolas"/>
+          <w:b w:val="0"/>
+          <w:sz w:val="19"/>
+        </w:rPr>
+        <w:t>results is None</w:t>
+      </w:r>
+      <w:r>
+        <w:rPr>
+          <w:b w:val="0"/>
+          <w:i w:val="0"/>
+        </w:rPr>
+        <w:t>.</w:t>
+      </w:r>
+    </w:p>
+    <w:p>
+      <w:r>
+        <w:rPr>
+          <w:b w:val="0"/>
+          <w:i w:val="0"/>
+        </w:rPr>
+        <w:t>Shape of the answer. The reference solution defines these names. Write the bodies yourself.</w:t>
+      </w:r>
+    </w:p>
+    <w:tbl>
+      <w:tblPr>
+        <w:tblW w:type="auto" w:w="0"/>
+        <w:jc w:val="left"/>
+        <w:tblLook w:firstColumn="1" w:firstRow="1" w:lastColumn="0" w:lastRow="0" w:noHBand="0" w:noVBand="1" w:val="04A0"/>
+      </w:tblPr>
+      <w:tblGrid>
+        <w:gridCol w:w="8221"/>
+      </w:tblGrid>
+      <w:tr>
+        <w:tc>
+          <w:tcPr>
+            <w:tcW w:type="dxa" w:w="8221"/>
+            <w:shd w:val="clear" w:color="auto" w:fill="F2F4F7"/>
+          </w:tcPr>
+          <w:p>
+            <w:pPr>
+              <w:spacing w:before="0" w:after="0" w:line="240" w:lineRule="auto"/>
+              <w:ind w:left="567" w:hanging="567"/>
+            </w:pPr>
+            <w:r>
+              <w:rPr>
+                <w:rFonts w:ascii="Consolas" w:hAnsi="Consolas" w:eastAsia="Consolas"/>
+                <w:b w:val="0"/>
+                <w:color w:val="5B6875"/>
+                <w:sz w:val="16"/>
+              </w:rPr>
+              <w:t xml:space="preserve">   1  </w:t>
+            </w:r>
+            <w:r>
+              <w:rPr>
+                <w:rFonts w:ascii="Consolas" w:hAnsi="Consolas" w:eastAsia="Consolas"/>
+                <w:b w:val="0"/>
+                <w:sz w:val="16"/>
+              </w:rPr>
+              <w:t># Append one check result and return the list.</w:t>
+            </w:r>
+          </w:p>
+          <w:p>
+            <w:pPr>
+              <w:spacing w:before="0" w:after="0" w:line="240" w:lineRule="auto"/>
+              <w:ind w:left="567" w:hanging="567"/>
+            </w:pPr>
+            <w:r>
+              <w:rPr>
+                <w:rFonts w:ascii="Consolas" w:hAnsi="Consolas" w:eastAsia="Consolas"/>
+                <w:b w:val="0"/>
+                <w:color w:val="5B6875"/>
+                <w:sz w:val="16"/>
+              </w:rPr>
+              <w:t xml:space="preserve">   2  </w:t>
+            </w:r>
+            <w:r>
+              <w:rPr>
+                <w:rFonts w:ascii="Consolas" w:hAnsi="Consolas" w:eastAsia="Consolas"/>
+                <w:b w:val="0"/>
+                <w:sz w:val="16"/>
+              </w:rPr>
+              <w:t>def add_result(</w:t>
+            </w:r>
+          </w:p>
+          <w:p>
+            <w:pPr>
+              <w:spacing w:before="0" w:after="0" w:line="240" w:lineRule="auto"/>
+              <w:ind w:left="567" w:hanging="567"/>
+            </w:pPr>
+            <w:r>
+              <w:rPr>
+                <w:rFonts w:ascii="Consolas" w:hAnsi="Consolas" w:eastAsia="Consolas"/>
+                <w:b w:val="0"/>
+                <w:color w:val="5B6875"/>
+                <w:sz w:val="16"/>
+              </w:rPr>
+              <w:t xml:space="preserve">   3  </w:t>
+            </w:r>
+            <w:r>
+              <w:rPr>
+                <w:rFonts w:ascii="Consolas" w:hAnsi="Consolas" w:eastAsia="Consolas"/>
+                <w:b w:val="0"/>
+                <w:sz w:val="16"/>
+              </w:rPr>
+              <w:t xml:space="preserve">    name: str,</w:t>
+            </w:r>
+          </w:p>
+          <w:p>
+            <w:pPr>
+              <w:spacing w:before="0" w:after="0" w:line="240" w:lineRule="auto"/>
+              <w:ind w:left="567" w:hanging="567"/>
+            </w:pPr>
+            <w:r>
+              <w:rPr>
+                <w:rFonts w:ascii="Consolas" w:hAnsi="Consolas" w:eastAsia="Consolas"/>
+                <w:b w:val="0"/>
+                <w:color w:val="5B6875"/>
+                <w:sz w:val="16"/>
+              </w:rPr>
+              <w:t xml:space="preserve">   4  </w:t>
+            </w:r>
+            <w:r>
+              <w:rPr>
+                <w:rFonts w:ascii="Consolas" w:hAnsi="Consolas" w:eastAsia="Consolas"/>
+                <w:b w:val="0"/>
+                <w:sz w:val="16"/>
+              </w:rPr>
+              <w:t xml:space="preserve">    passed: bool,</w:t>
+            </w:r>
+          </w:p>
+          <w:p>
+            <w:pPr>
+              <w:spacing w:before="0" w:after="0" w:line="240" w:lineRule="auto"/>
+              <w:ind w:left="567" w:hanging="567"/>
+            </w:pPr>
+            <w:r>
+              <w:rPr>
+                <w:rFonts w:ascii="Consolas" w:hAnsi="Consolas" w:eastAsia="Consolas"/>
+                <w:b w:val="0"/>
+                <w:color w:val="5B6875"/>
+                <w:sz w:val="16"/>
+              </w:rPr>
+              <w:t xml:space="preserve">   5  </w:t>
+            </w:r>
+            <w:r>
+              <w:rPr>
+                <w:rFonts w:ascii="Consolas" w:hAnsi="Consolas" w:eastAsia="Consolas"/>
+                <w:b w:val="0"/>
+                <w:sz w:val="16"/>
+              </w:rPr>
+              <w:t xml:space="preserve">    results: list[dict[str, object]] | None = None,</w:t>
+            </w:r>
+          </w:p>
+          <w:p>
+            <w:pPr>
+              <w:spacing w:before="0" w:after="0" w:line="240" w:lineRule="auto"/>
+              <w:ind w:left="567" w:hanging="567"/>
+            </w:pPr>
+            <w:r>
+              <w:rPr>
+                <w:rFonts w:ascii="Consolas" w:hAnsi="Consolas" w:eastAsia="Consolas"/>
+                <w:b w:val="0"/>
+                <w:color w:val="5B6875"/>
+                <w:sz w:val="16"/>
+              </w:rPr>
+              <w:t xml:space="preserve">   6  </w:t>
+            </w:r>
+            <w:r>
+              <w:rPr>
+                <w:rFonts w:ascii="Consolas" w:hAnsi="Consolas" w:eastAsia="Consolas"/>
+                <w:b w:val="0"/>
+                <w:sz w:val="16"/>
+              </w:rPr>
+              <w:t>) -&gt; list[dict[str, object]]: ...</w:t>
+            </w:r>
+          </w:p>
+        </w:tc>
+      </w:tr>
+    </w:tbl>
+    <w:p/>
     <w:p>
       <w:r>
         <w:rPr>

--- a/site/downloads/handbook-D3.docx
+++ b/site/downloads/handbook-D3.docx
@@ -4183,6 +4183,136 @@
           <w:i w:val="0"/>
         </w:rPr>
         <w:t xml:space="preserve"> naming how many. Empty weights stay missing.</w:t>
+      </w:r>
+    </w:p>
+    <w:p>
+      <w:r>
+        <w:rPr>
+          <w:b/>
+          <w:i w:val="0"/>
+        </w:rPr>
+        <w:t>What you need to know.</w:t>
+      </w:r>
+    </w:p>
+    <w:p>
+      <w:r>
+        <w:rPr>
+          <w:rFonts w:ascii="Consolas" w:hAnsi="Consolas" w:eastAsia="Consolas"/>
+          <w:b w:val="0"/>
+          <w:sz w:val="19"/>
+        </w:rPr>
+        <w:t>pd.to_numeric(series, errors="coerce")</w:t>
+      </w:r>
+      <w:r>
+        <w:rPr>
+          <w:b w:val="0"/>
+          <w:i w:val="0"/>
+        </w:rPr>
+        <w:t xml:space="preserve"> converts text to numbers. A value it cannot parse becomes missing instead of raising an error:</w:t>
+      </w:r>
+    </w:p>
+    <w:tbl>
+      <w:tblPr>
+        <w:tblW w:type="auto" w:w="0"/>
+        <w:jc w:val="left"/>
+        <w:tblLook w:firstColumn="1" w:firstRow="1" w:lastColumn="0" w:lastRow="0" w:noHBand="0" w:noVBand="1" w:val="04A0"/>
+      </w:tblPr>
+      <w:tblGrid>
+        <w:gridCol w:w="8221"/>
+      </w:tblGrid>
+      <w:tr>
+        <w:tc>
+          <w:tcPr>
+            <w:tcW w:type="dxa" w:w="8221"/>
+            <w:shd w:val="clear" w:color="auto" w:fill="F2F4F7"/>
+          </w:tcPr>
+          <w:p>
+            <w:pPr>
+              <w:spacing w:before="0" w:after="0" w:line="240" w:lineRule="auto"/>
+              <w:ind w:left="567" w:hanging="567"/>
+            </w:pPr>
+            <w:r>
+              <w:rPr>
+                <w:rFonts w:ascii="Consolas" w:hAnsi="Consolas" w:eastAsia="Consolas"/>
+                <w:b w:val="0"/>
+                <w:color w:val="5B6875"/>
+                <w:sz w:val="16"/>
+              </w:rPr>
+              <w:t xml:space="preserve">   1  </w:t>
+            </w:r>
+            <w:r>
+              <w:rPr>
+                <w:rFonts w:ascii="Consolas" w:hAnsi="Consolas" w:eastAsia="Consolas"/>
+                <w:b w:val="0"/>
+                <w:sz w:val="16"/>
+              </w:rPr>
+              <w:t>s = pd.Series(["1.5", "abc", None], dtype="string")</w:t>
+            </w:r>
+          </w:p>
+          <w:p>
+            <w:pPr>
+              <w:spacing w:before="0" w:after="0" w:line="240" w:lineRule="auto"/>
+              <w:ind w:left="567" w:hanging="567"/>
+            </w:pPr>
+            <w:r>
+              <w:rPr>
+                <w:rFonts w:ascii="Consolas" w:hAnsi="Consolas" w:eastAsia="Consolas"/>
+                <w:b w:val="0"/>
+                <w:color w:val="5B6875"/>
+                <w:sz w:val="16"/>
+              </w:rPr>
+              <w:t xml:space="preserve">   2  </w:t>
+            </w:r>
+            <w:r>
+              <w:rPr>
+                <w:rFonts w:ascii="Consolas" w:hAnsi="Consolas" w:eastAsia="Consolas"/>
+                <w:b w:val="0"/>
+                <w:sz w:val="16"/>
+              </w:rPr>
+              <w:t>pd.to_numeric(s, errors="coerce")   # 1.5, &lt;NA&gt;, &lt;NA&gt;</w:t>
+            </w:r>
+          </w:p>
+        </w:tc>
+      </w:tr>
+    </w:tbl>
+    <w:p/>
+    <w:p>
+      <w:r>
+        <w:rPr>
+          <w:b w:val="0"/>
+          <w:i w:val="0"/>
+        </w:rPr>
+        <w:t xml:space="preserve">A value that was present before and missing after failed to parse. Compare </w:t>
+      </w:r>
+      <w:r>
+        <w:rPr>
+          <w:rFonts w:ascii="Consolas" w:hAnsi="Consolas" w:eastAsia="Consolas"/>
+          <w:b w:val="0"/>
+          <w:sz w:val="19"/>
+        </w:rPr>
+        <w:t>s.notna()</w:t>
+      </w:r>
+      <w:r>
+        <w:rPr>
+          <w:b w:val="0"/>
+          <w:i w:val="0"/>
+        </w:rPr>
+        <w:t xml:space="preserve"> with the parsed result's </w:t>
+      </w:r>
+      <w:r>
+        <w:rPr>
+          <w:rFonts w:ascii="Consolas" w:hAnsi="Consolas" w:eastAsia="Consolas"/>
+          <w:b w:val="0"/>
+          <w:sz w:val="19"/>
+        </w:rPr>
+        <w:t>.isna()</w:t>
+      </w:r>
+      <w:r>
+        <w:rPr>
+          <w:b w:val="0"/>
+          <w:i w:val="0"/>
+        </w:rPr>
+        <w:t xml:space="preserve"> to find those rows.</w:t>
       </w:r>
     </w:p>
     <w:p>
